--- a/4.质量管理/2.运行记录类文件/TXHS-04-10-1-2025年度6月满意度调查报告.docx
+++ b/4.质量管理/2.运行记录类文件/TXHS-04-10-1-2025年度6月满意度调查报告.docx
@@ -22,7 +22,7 @@
         <w:ind w:firstLine="420" w:firstLineChars="0"/>
         <w:textAlignment w:val="baseline"/>
       </w:pPr>
-      <w:bookmarkStart w:id="0" w:name="_Toc26033"/>
+      <w:bookmarkStart w:id="0" w:name="_Toc13643"/>
       <w:r>
         <w:drawing>
           <wp:anchor distT="0" distB="0" distL="114300" distR="114300" simplePos="0" relativeHeight="251660288" behindDoc="1" locked="0" layoutInCell="1" allowOverlap="1">
@@ -211,7 +211,7 @@
           <w:lang w:val="en-US" w:eastAsia="zh-CN"/>
         </w:rPr>
       </w:pPr>
-      <w:bookmarkStart w:id="1" w:name="_Toc8449"/>
+      <w:bookmarkStart w:id="1" w:name="_Toc27050"/>
       <w:r>
         <w:rPr>
           <w:rFonts w:hint="eastAsia"/>
@@ -1360,7 +1360,7 @@
                 <w:vertAlign w:val="baseline"/>
                 <w:lang w:val="en-US" w:eastAsia="zh-CN"/>
               </w:rPr>
-              <w:t>沈坚</w:t>
+              <w:t>李伟</w:t>
             </w:r>
           </w:p>
         </w:tc>
@@ -1403,7 +1403,7 @@
                 <w:vertAlign w:val="baseline"/>
                 <w:lang w:val="en-US" w:eastAsia="zh-CN"/>
               </w:rPr>
-              <w:t>茅建根</w:t>
+              <w:t>陈凯</w:t>
             </w:r>
           </w:p>
         </w:tc>
@@ -2091,7 +2091,7 @@
               <w:rFonts w:hint="eastAsia" w:ascii="宋体" w:hAnsi="宋体" w:eastAsia="宋体" w:cs="宋体"/>
               <w:szCs w:val="24"/>
             </w:rPr>
-            <w:instrText xml:space="preserve"> HYPERLINK \l _Toc26033 </w:instrText>
+            <w:instrText xml:space="preserve"> HYPERLINK \l _Toc13643 </w:instrText>
           </w:r>
           <w:r>
             <w:rPr>
@@ -2114,7 +2114,7 @@
             <w:fldChar w:fldCharType="begin"/>
           </w:r>
           <w:r>
-            <w:instrText xml:space="preserve"> PAGEREF _Toc26033 \h </w:instrText>
+            <w:instrText xml:space="preserve"> PAGEREF _Toc13643 \h </w:instrText>
           </w:r>
           <w:r>
             <w:fldChar w:fldCharType="separate"/>
@@ -2152,7 +2152,7 @@
               <w:rFonts w:hint="eastAsia" w:ascii="宋体" w:hAnsi="宋体" w:eastAsia="宋体" w:cs="宋体"/>
               <w:szCs w:val="24"/>
             </w:rPr>
-            <w:instrText xml:space="preserve"> HYPERLINK \l _Toc8449 </w:instrText>
+            <w:instrText xml:space="preserve"> HYPERLINK \l _Toc27050 </w:instrText>
           </w:r>
           <w:r>
             <w:rPr>
@@ -2175,7 +2175,7 @@
             <w:fldChar w:fldCharType="begin"/>
           </w:r>
           <w:r>
-            <w:instrText xml:space="preserve"> PAGEREF _Toc8449 \h </w:instrText>
+            <w:instrText xml:space="preserve"> PAGEREF _Toc27050 \h </w:instrText>
           </w:r>
           <w:r>
             <w:fldChar w:fldCharType="separate"/>
@@ -2213,7 +2213,7 @@
               <w:rFonts w:hint="eastAsia" w:ascii="宋体" w:hAnsi="宋体" w:eastAsia="宋体" w:cs="宋体"/>
               <w:szCs w:val="24"/>
             </w:rPr>
-            <w:instrText xml:space="preserve"> HYPERLINK \l _Toc7508 </w:instrText>
+            <w:instrText xml:space="preserve"> HYPERLINK \l _Toc27944 </w:instrText>
           </w:r>
           <w:r>
             <w:rPr>
@@ -2236,7 +2236,7 @@
             <w:fldChar w:fldCharType="begin"/>
           </w:r>
           <w:r>
-            <w:instrText xml:space="preserve"> PAGEREF _Toc7508 \h </w:instrText>
+            <w:instrText xml:space="preserve"> PAGEREF _Toc27944 \h </w:instrText>
           </w:r>
           <w:r>
             <w:fldChar w:fldCharType="separate"/>
@@ -2274,7 +2274,7 @@
               <w:rFonts w:hint="eastAsia" w:ascii="宋体" w:hAnsi="宋体" w:eastAsia="宋体" w:cs="宋体"/>
               <w:szCs w:val="24"/>
             </w:rPr>
-            <w:instrText xml:space="preserve"> HYPERLINK \l _Toc27013 </w:instrText>
+            <w:instrText xml:space="preserve"> HYPERLINK \l _Toc19475 </w:instrText>
           </w:r>
           <w:r>
             <w:rPr>
@@ -2297,7 +2297,7 @@
             <w:fldChar w:fldCharType="begin"/>
           </w:r>
           <w:r>
-            <w:instrText xml:space="preserve"> PAGEREF _Toc27013 \h </w:instrText>
+            <w:instrText xml:space="preserve"> PAGEREF _Toc19475 \h </w:instrText>
           </w:r>
           <w:r>
             <w:fldChar w:fldCharType="separate"/>
@@ -2335,7 +2335,7 @@
               <w:rFonts w:hint="eastAsia" w:ascii="宋体" w:hAnsi="宋体" w:eastAsia="宋体" w:cs="宋体"/>
               <w:szCs w:val="24"/>
             </w:rPr>
-            <w:instrText xml:space="preserve"> HYPERLINK \l _Toc7590 </w:instrText>
+            <w:instrText xml:space="preserve"> HYPERLINK \l _Toc20883 </w:instrText>
           </w:r>
           <w:r>
             <w:rPr>
@@ -2358,7 +2358,7 @@
             <w:fldChar w:fldCharType="begin"/>
           </w:r>
           <w:r>
-            <w:instrText xml:space="preserve"> PAGEREF _Toc7590 \h </w:instrText>
+            <w:instrText xml:space="preserve"> PAGEREF _Toc20883 \h </w:instrText>
           </w:r>
           <w:r>
             <w:fldChar w:fldCharType="separate"/>
@@ -2396,7 +2396,7 @@
               <w:rFonts w:hint="eastAsia" w:ascii="宋体" w:hAnsi="宋体" w:eastAsia="宋体" w:cs="宋体"/>
               <w:szCs w:val="24"/>
             </w:rPr>
-            <w:instrText xml:space="preserve"> HYPERLINK \l _Toc25239 </w:instrText>
+            <w:instrText xml:space="preserve"> HYPERLINK \l _Toc32509 </w:instrText>
           </w:r>
           <w:r>
             <w:rPr>
@@ -2419,7 +2419,7 @@
             <w:fldChar w:fldCharType="begin"/>
           </w:r>
           <w:r>
-            <w:instrText xml:space="preserve"> PAGEREF _Toc25239 \h </w:instrText>
+            <w:instrText xml:space="preserve"> PAGEREF _Toc32509 \h </w:instrText>
           </w:r>
           <w:r>
             <w:fldChar w:fldCharType="separate"/>
@@ -2457,7 +2457,7 @@
               <w:rFonts w:hint="eastAsia" w:ascii="宋体" w:hAnsi="宋体" w:eastAsia="宋体" w:cs="宋体"/>
               <w:szCs w:val="24"/>
             </w:rPr>
-            <w:instrText xml:space="preserve"> HYPERLINK \l _Toc11642 </w:instrText>
+            <w:instrText xml:space="preserve"> HYPERLINK \l _Toc3821 </w:instrText>
           </w:r>
           <w:r>
             <w:rPr>
@@ -2480,7 +2480,7 @@
             <w:fldChar w:fldCharType="begin"/>
           </w:r>
           <w:r>
-            <w:instrText xml:space="preserve"> PAGEREF _Toc11642 \h </w:instrText>
+            <w:instrText xml:space="preserve"> PAGEREF _Toc3821 \h </w:instrText>
           </w:r>
           <w:r>
             <w:fldChar w:fldCharType="separate"/>
@@ -2518,7 +2518,7 @@
               <w:rFonts w:hint="eastAsia" w:ascii="宋体" w:hAnsi="宋体" w:eastAsia="宋体" w:cs="宋体"/>
               <w:szCs w:val="24"/>
             </w:rPr>
-            <w:instrText xml:space="preserve"> HYPERLINK \l _Toc1697 </w:instrText>
+            <w:instrText xml:space="preserve"> HYPERLINK \l _Toc24775 </w:instrText>
           </w:r>
           <w:r>
             <w:rPr>
@@ -2541,7 +2541,7 @@
             <w:fldChar w:fldCharType="begin"/>
           </w:r>
           <w:r>
-            <w:instrText xml:space="preserve"> PAGEREF _Toc1697 \h </w:instrText>
+            <w:instrText xml:space="preserve"> PAGEREF _Toc24775 \h </w:instrText>
           </w:r>
           <w:r>
             <w:fldChar w:fldCharType="separate"/>
@@ -2579,7 +2579,7 @@
               <w:rFonts w:hint="eastAsia" w:ascii="宋体" w:hAnsi="宋体" w:eastAsia="宋体" w:cs="宋体"/>
               <w:szCs w:val="24"/>
             </w:rPr>
-            <w:instrText xml:space="preserve"> HYPERLINK \l _Toc30952 </w:instrText>
+            <w:instrText xml:space="preserve"> HYPERLINK \l _Toc18347 </w:instrText>
           </w:r>
           <w:r>
             <w:rPr>
@@ -2602,7 +2602,7 @@
             <w:fldChar w:fldCharType="begin"/>
           </w:r>
           <w:r>
-            <w:instrText xml:space="preserve"> PAGEREF _Toc30952 \h </w:instrText>
+            <w:instrText xml:space="preserve"> PAGEREF _Toc18347 \h </w:instrText>
           </w:r>
           <w:r>
             <w:fldChar w:fldCharType="separate"/>
@@ -2640,7 +2640,7 @@
               <w:rFonts w:hint="eastAsia" w:ascii="宋体" w:hAnsi="宋体" w:eastAsia="宋体" w:cs="宋体"/>
               <w:szCs w:val="24"/>
             </w:rPr>
-            <w:instrText xml:space="preserve"> HYPERLINK \l _Toc26444 </w:instrText>
+            <w:instrText xml:space="preserve"> HYPERLINK \l _Toc6485 </w:instrText>
           </w:r>
           <w:r>
             <w:rPr>
@@ -2663,7 +2663,7 @@
             <w:fldChar w:fldCharType="begin"/>
           </w:r>
           <w:r>
-            <w:instrText xml:space="preserve"> PAGEREF _Toc26444 \h </w:instrText>
+            <w:instrText xml:space="preserve"> PAGEREF _Toc6485 \h </w:instrText>
           </w:r>
           <w:r>
             <w:fldChar w:fldCharType="separate"/>
@@ -2701,7 +2701,7 @@
               <w:rFonts w:hint="eastAsia" w:ascii="宋体" w:hAnsi="宋体" w:eastAsia="宋体" w:cs="宋体"/>
               <w:szCs w:val="24"/>
             </w:rPr>
-            <w:instrText xml:space="preserve"> HYPERLINK \l _Toc20773 </w:instrText>
+            <w:instrText xml:space="preserve"> HYPERLINK \l _Toc32325 </w:instrText>
           </w:r>
           <w:r>
             <w:rPr>
@@ -2731,7 +2731,7 @@
             <w:fldChar w:fldCharType="begin"/>
           </w:r>
           <w:r>
-            <w:instrText xml:space="preserve"> PAGEREF _Toc20773 \h </w:instrText>
+            <w:instrText xml:space="preserve"> PAGEREF _Toc32325 \h </w:instrText>
           </w:r>
           <w:r>
             <w:fldChar w:fldCharType="separate"/>
@@ -2769,7 +2769,7 @@
               <w:rFonts w:hint="eastAsia" w:ascii="宋体" w:hAnsi="宋体" w:eastAsia="宋体" w:cs="宋体"/>
               <w:szCs w:val="24"/>
             </w:rPr>
-            <w:instrText xml:space="preserve"> HYPERLINK \l _Toc9855 </w:instrText>
+            <w:instrText xml:space="preserve"> HYPERLINK \l _Toc15072 </w:instrText>
           </w:r>
           <w:r>
             <w:rPr>
@@ -2792,7 +2792,7 @@
             <w:fldChar w:fldCharType="begin"/>
           </w:r>
           <w:r>
-            <w:instrText xml:space="preserve"> PAGEREF _Toc9855 \h </w:instrText>
+            <w:instrText xml:space="preserve"> PAGEREF _Toc15072 \h </w:instrText>
           </w:r>
           <w:r>
             <w:fldChar w:fldCharType="separate"/>
@@ -2893,7 +2893,7 @@
           <w:lang w:val="en-US" w:eastAsia="zh-CN"/>
         </w:rPr>
       </w:pPr>
-      <w:bookmarkStart w:id="2" w:name="_Toc7508"/>
+      <w:bookmarkStart w:id="2" w:name="_Toc27944"/>
       <w:r>
         <w:rPr>
           <w:rFonts w:hint="default"/>
@@ -2988,7 +2988,7 @@
           <w:lang w:val="en-US" w:eastAsia="zh-CN"/>
         </w:rPr>
       </w:pPr>
-      <w:bookmarkStart w:id="3" w:name="_Toc27013"/>
+      <w:bookmarkStart w:id="3" w:name="_Toc19475"/>
       <w:r>
         <w:rPr>
           <w:rFonts w:hint="default"/>
@@ -3007,7 +3007,7 @@
           <w:lang w:val="en-US" w:eastAsia="zh-CN"/>
         </w:rPr>
       </w:pPr>
-      <w:bookmarkStart w:id="4" w:name="_Toc7590"/>
+      <w:bookmarkStart w:id="4" w:name="_Toc20883"/>
       <w:r>
         <w:rPr>
           <w:rFonts w:hint="default"/>
@@ -3118,7 +3118,7 @@
           <w:lang w:val="en-US" w:eastAsia="zh-CN"/>
         </w:rPr>
       </w:pPr>
-      <w:bookmarkStart w:id="5" w:name="_Toc25239"/>
+      <w:bookmarkStart w:id="5" w:name="_Toc32509"/>
       <w:r>
         <w:rPr>
           <w:rFonts w:hint="default"/>
@@ -3396,7 +3396,7 @@
           <w:lang w:val="en-US" w:eastAsia="zh-CN"/>
         </w:rPr>
       </w:pPr>
-      <w:bookmarkStart w:id="6" w:name="_Toc11642"/>
+      <w:bookmarkStart w:id="6" w:name="_Toc3821"/>
       <w:r>
         <w:rPr>
           <w:rFonts w:hint="default"/>
@@ -6168,9 +6168,7 @@
           <w:lang w:val="en-US" w:eastAsia="zh-CN"/>
         </w:rPr>
       </w:pPr>
-      <w:bookmarkStart w:id="12" w:name="_GoBack"/>
-      <w:bookmarkEnd w:id="12"/>
-      <w:bookmarkStart w:id="7" w:name="_Toc1697"/>
+      <w:bookmarkStart w:id="7" w:name="_Toc24775"/>
       <w:r>
         <w:rPr>
           <w:rFonts w:hint="default"/>
@@ -6219,7 +6217,7 @@
           <w:lang w:val="en-US" w:eastAsia="zh-CN"/>
         </w:rPr>
       </w:pPr>
-      <w:bookmarkStart w:id="8" w:name="_Toc30952"/>
+      <w:bookmarkStart w:id="8" w:name="_Toc18347"/>
       <w:r>
         <w:rPr>
           <w:rFonts w:hint="default"/>
@@ -6254,7 +6252,7 @@
           <w:lang w:val="en-US" w:eastAsia="zh-CN"/>
         </w:rPr>
       </w:pPr>
-      <w:bookmarkStart w:id="9" w:name="_Toc26444"/>
+      <w:bookmarkStart w:id="9" w:name="_Toc6485"/>
       <w:r>
         <w:rPr>
           <w:rFonts w:hint="default"/>
@@ -6273,7 +6271,7 @@
           <w:lang w:val="en-US" w:eastAsia="zh-CN"/>
         </w:rPr>
       </w:pPr>
-      <w:bookmarkStart w:id="10" w:name="_Toc20773"/>
+      <w:bookmarkStart w:id="10" w:name="_Toc32325"/>
       <w:r>
         <w:rPr>
           <w:rFonts w:hint="eastAsia"/>
@@ -6296,7 +6294,16 @@
           <w:rFonts w:hint="default"/>
           <w:lang w:val="en-US" w:eastAsia="zh-CN"/>
         </w:rPr>
-        <w:t>本次客户满意度调查结果表明，公司2025年上半年的运维服务整体上获得了客户的广泛认可，尤其在服务态度与响应速度方面表现突出，达到了年度质量目标。</w:t>
+        <w:t>本次客户满意度调查结果表明，公司2025年上半年的运维服务整体上获得了客户的广泛认可，尤其在服务态度与响应</w:t>
+      </w:r>
+      <w:bookmarkStart w:id="12" w:name="_GoBack"/>
+      <w:bookmarkEnd w:id="12"/>
+      <w:r>
+        <w:rPr>
+          <w:rFonts w:hint="default"/>
+          <w:lang w:val="en-US" w:eastAsia="zh-CN"/>
+        </w:rPr>
+        <w:t>速度方面表现突出，达到了年度质量目标。</w:t>
       </w:r>
     </w:p>
     <w:p>
@@ -6354,7 +6361,7 @@
           <w:lang w:val="en-US" w:eastAsia="zh-CN"/>
         </w:rPr>
       </w:pPr>
-      <w:bookmarkStart w:id="11" w:name="_Toc9855"/>
+      <w:bookmarkStart w:id="11" w:name="_Toc15072"/>
       <w:r>
         <w:rPr>
           <w:rFonts w:hint="default"/>

--- a/4.质量管理/2.运行记录类文件/TXHS-04-10-1-2025年度6月满意度调查报告.docx
+++ b/4.质量管理/2.运行记录类文件/TXHS-04-10-1-2025年度6月满意度调查报告.docx
@@ -1,10 +1,11 @@
 
 <file path=word/document.xml><?xml version="1.0" encoding="utf-8"?>
-<w:document xmlns:wpc="http://schemas.microsoft.com/office/word/2010/wordprocessingCanvas" xmlns:mc="http://schemas.openxmlformats.org/markup-compatibility/2006" xmlns:o="urn:schemas-microsoft-com:office:office" xmlns:r="http://schemas.openxmlformats.org/officeDocument/2006/relationships" xmlns:m="http://schemas.openxmlformats.org/officeDocument/2006/math" xmlns:v="urn:schemas-microsoft-com:vml" xmlns:wp14="http://schemas.microsoft.com/office/word/2010/wordprocessingDrawing" xmlns:wp="http://schemas.openxmlformats.org/drawingml/2006/wordprocessingDrawing" xmlns:w="http://schemas.openxmlformats.org/wordprocessingml/2006/main" xmlns:w14="http://schemas.microsoft.com/office/word/2010/wordml" xmlns:w10="urn:schemas-microsoft-com:office:word" xmlns:w15="http://schemas.microsoft.com/office/word/2012/wordml" xmlns:wpg="http://schemas.microsoft.com/office/word/2010/wordprocessingGroup" xmlns:wpi="http://schemas.microsoft.com/office/word/2010/wordprocessingInk" xmlns:wne="http://schemas.microsoft.com/office/word/2006/wordml" xmlns:wps="http://schemas.microsoft.com/office/word/2010/wordprocessingShape" xmlns:wpsCustomData="http://www.wps.cn/officeDocument/2013/wpsCustomData" mc:Ignorable="w14 w15 wp14">
+<w:document xmlns:wpc="http://schemas.microsoft.com/office/word/2010/wordprocessingCanvas" xmlns:mc="http://schemas.openxmlformats.org/markup-compatibility/2006" xmlns:o="urn:schemas-microsoft-com:office:office" xmlns:r="http://schemas.openxmlformats.org/officeDocument/2006/relationships" xmlns:m="http://schemas.openxmlformats.org/officeDocument/2006/math" xmlns:v="urn:schemas-microsoft-com:vml" xmlns:wp14="http://schemas.microsoft.com/office/word/2010/wordprocessingDrawing" xmlns:wp="http://schemas.openxmlformats.org/drawingml/2006/wordprocessingDrawing" xmlns:w10="urn:schemas-microsoft-com:office:word" xmlns:w="http://schemas.openxmlformats.org/wordprocessingml/2006/main" xmlns:w14="http://schemas.microsoft.com/office/word/2010/wordml" xmlns:w15="http://schemas.microsoft.com/office/word/2012/wordml" xmlns:wne="http://schemas.microsoft.com/office/word/2006/wordml" xmlns:wpg="http://schemas.microsoft.com/office/word/2010/wordprocessingGroup" xmlns:wpi="http://schemas.microsoft.com/office/word/2010/wordprocessingInk" xmlns:wps="http://schemas.microsoft.com/office/word/2010/wordprocessingShape" mc:Ignorable="w14 w15 wp14">
+  <!-- Generated by Aspose.Words for .NET 13.3.0.1 -->
   <w:body>
     <w:p>
       <w:pPr>
-        <w:pStyle w:val="25"/>
+        <w:pStyle w:val="a"/>
         <w:keepNext w:val="0"/>
         <w:keepLines w:val="0"/>
         <w:pageBreakBefore w:val="0"/>
@@ -25,7 +26,7 @@
       <w:bookmarkStart w:id="0" w:name="_Toc13643"/>
       <w:r>
         <w:drawing>
-          <wp:anchor distT="0" distB="0" distL="114300" distR="114300" simplePos="0" relativeHeight="251660288" behindDoc="1" locked="0" layoutInCell="1" allowOverlap="1">
+          <wp:anchor distT="0" distB="0" distL="114300" distR="114300" simplePos="0" relativeHeight="251659264" behindDoc="1" locked="0" layoutInCell="1" allowOverlap="1">
             <wp:simplePos x="0" y="0"/>
             <wp:positionH relativeFrom="column">
               <wp:posOffset>0</wp:posOffset>
@@ -50,7 +51,7 @@
                     </pic:cNvPicPr>
                   </pic:nvPicPr>
                   <pic:blipFill>
-                    <a:blip r:embed="rId8"/>
+                    <a:blip xmlns:r="http://schemas.openxmlformats.org/officeDocument/2006/relationships" r:embed="rId4"/>
                     <a:stretch>
                       <a:fillRect/>
                     </a:stretch>
@@ -80,7 +81,7 @@
           <w:lang w:val="en-US" w:eastAsia="zh-CN"/>
         </w:rPr>
         <w:drawing>
-          <wp:anchor distT="0" distB="0" distL="114300" distR="114300" simplePos="0" relativeHeight="251659264" behindDoc="1" locked="0" layoutInCell="1" allowOverlap="1">
+          <wp:anchor distT="0" distB="0" distL="114300" distR="114300" simplePos="0" relativeHeight="251658240" behindDoc="1" locked="0" layoutInCell="1" allowOverlap="1">
             <wp:simplePos x="0" y="0"/>
             <wp:positionH relativeFrom="column">
               <wp:posOffset>635</wp:posOffset>
@@ -105,7 +106,7 @@
                     </pic:cNvPicPr>
                   </pic:nvPicPr>
                   <pic:blipFill>
-                    <a:blip r:embed="rId9">
+                    <a:blip xmlns:r="http://schemas.openxmlformats.org/officeDocument/2006/relationships" r:embed="rId5">
                       <a:alphaModFix amt="58000"/>
                       <a:lum contrast="-52000"/>
                     </a:blip>
@@ -137,7 +138,7 @@
       </w:r>
       <w:r>
         <w:drawing>
-          <wp:anchor distT="0" distB="0" distL="114300" distR="114300" simplePos="0" relativeHeight="251661312" behindDoc="1" locked="0" layoutInCell="1" allowOverlap="1">
+          <wp:anchor distT="0" distB="0" distL="114300" distR="114300" simplePos="0" relativeHeight="251660288" behindDoc="1" locked="0" layoutInCell="1" allowOverlap="1">
             <wp:simplePos x="0" y="0"/>
             <wp:positionH relativeFrom="column">
               <wp:posOffset>-19050</wp:posOffset>
@@ -162,7 +163,7 @@
                     </pic:cNvPicPr>
                   </pic:nvPicPr>
                   <pic:blipFill>
-                    <a:blip r:embed="rId10"/>
+                    <a:blip xmlns:r="http://schemas.openxmlformats.org/officeDocument/2006/relationships" r:embed="rId6"/>
                     <a:stretch>
                       <a:fillRect/>
                     </a:stretch>
@@ -190,7 +191,7 @@
     </w:p>
     <w:p>
       <w:pPr>
-        <w:pStyle w:val="26"/>
+        <w:pStyle w:val="a0"/>
         <w:keepNext w:val="0"/>
         <w:keepLines w:val="0"/>
         <w:pageBreakBefore w:val="0"/>
@@ -237,11 +238,11 @@
         <w:adjustRightInd w:val="0"/>
         <w:snapToGrid w:val="0"/>
         <w:spacing w:after="624" w:afterLines="200" w:line="219" w:lineRule="auto"/>
-        <w:ind w:left="0" w:leftChars="0" w:right="0" w:rightChars="0" w:firstLine="0" w:firstLineChars="0"/>
+        <w:ind w:left="0" w:right="0" w:firstLine="0" w:leftChars="0" w:rightChars="0" w:firstLineChars="0"/>
         <w:jc w:val="center"/>
         <w:textAlignment w:val="baseline"/>
         <w:rPr>
-          <w:rFonts w:hint="default" w:ascii="宋体" w:hAnsi="宋体" w:eastAsia="宋体" w:cs="宋体"/>
+          <w:rFonts w:ascii="宋体" w:eastAsia="宋体" w:hAnsi="宋体" w:cs="宋体" w:hint="default"/>
           <w:sz w:val="24"/>
           <w:szCs w:val="24"/>
           <w:lang w:val="en-US" w:eastAsia="zh-CN"/>
@@ -249,7 +250,7 @@
       </w:pPr>
       <w:r>
         <w:rPr>
-          <w:rFonts w:ascii="宋体" w:hAnsi="宋体" w:eastAsia="宋体" w:cs="宋体"/>
+          <w:rFonts w:ascii="宋体" w:eastAsia="宋体" w:hAnsi="宋体" w:cs="宋体"/>
           <w:b/>
           <w:bCs/>
           <w:spacing w:val="-3"/>
@@ -260,7 +261,7 @@
       </w:r>
       <w:r>
         <w:rPr>
-          <w:rFonts w:hint="eastAsia" w:ascii="宋体" w:hAnsi="宋体" w:eastAsia="宋体" w:cs="宋体"/>
+          <w:rFonts w:ascii="宋体" w:eastAsia="宋体" w:hAnsi="宋体" w:cs="宋体" w:hint="eastAsia"/>
           <w:b/>
           <w:bCs/>
           <w:spacing w:val="-3"/>
@@ -272,7 +273,7 @@
       </w:r>
       <w:r>
         <w:rPr>
-          <w:rFonts w:ascii="宋体" w:hAnsi="宋体" w:eastAsia="宋体" w:cs="宋体"/>
+          <w:rFonts w:ascii="宋体" w:eastAsia="宋体" w:hAnsi="宋体" w:cs="宋体"/>
           <w:b/>
           <w:bCs/>
           <w:spacing w:val="-3"/>
@@ -283,7 +284,7 @@
       </w:r>
       <w:r>
         <w:rPr>
-          <w:rFonts w:hint="eastAsia" w:ascii="宋体" w:hAnsi="宋体" w:cs="宋体"/>
+          <w:rFonts w:ascii="宋体" w:hAnsi="宋体" w:cs="宋体" w:hint="eastAsia"/>
           <w:b/>
           <w:bCs/>
           <w:spacing w:val="-3"/>
@@ -295,7 +296,7 @@
       </w:r>
       <w:r>
         <w:rPr>
-          <w:rFonts w:ascii="宋体" w:hAnsi="宋体" w:eastAsia="宋体" w:cs="宋体"/>
+          <w:rFonts w:ascii="宋体" w:eastAsia="宋体" w:hAnsi="宋体" w:cs="宋体"/>
           <w:b/>
           <w:bCs/>
           <w:spacing w:val="-3"/>
@@ -306,7 +307,7 @@
       </w:r>
       <w:r>
         <w:rPr>
-          <w:rFonts w:hint="eastAsia" w:ascii="宋体" w:hAnsi="宋体" w:cs="宋体"/>
+          <w:rFonts w:ascii="宋体" w:hAnsi="宋体" w:cs="宋体" w:hint="eastAsia"/>
           <w:b/>
           <w:bCs/>
           <w:spacing w:val="-3"/>
@@ -319,18 +320,17 @@
     </w:p>
     <w:tbl>
       <w:tblPr>
-        <w:tblStyle w:val="21"/>
+        <w:tblStyle w:val="TableGrid"/>
         <w:tblW w:w="0" w:type="auto"/>
         <w:jc w:val="center"/>
         <w:tblBorders>
-          <w:top w:val="none" w:color="auto" w:sz="0" w:space="0"/>
-          <w:left w:val="none" w:color="auto" w:sz="0" w:space="0"/>
-          <w:bottom w:val="none" w:color="auto" w:sz="0" w:space="0"/>
-          <w:right w:val="none" w:color="auto" w:sz="0" w:space="0"/>
-          <w:insideH w:val="none" w:color="auto" w:sz="0" w:space="0"/>
-          <w:insideV w:val="none" w:color="auto" w:sz="0" w:space="0"/>
+          <w:top w:val="nil"/>
+          <w:left w:val="nil"/>
+          <w:bottom w:val="nil"/>
+          <w:right w:val="nil"/>
+          <w:insideH w:val="nil"/>
+          <w:insideV w:val="nil"/>
         </w:tblBorders>
-        <w:tblLayout w:type="autofit"/>
         <w:tblCellMar>
           <w:top w:w="0" w:type="dxa"/>
           <w:left w:w="108" w:type="dxa"/>
@@ -344,13 +344,15 @@
       </w:tblGrid>
       <w:tr>
         <w:tblPrEx>
+          <w:tblW w:w="0" w:type="auto"/>
+          <w:jc w:val="center"/>
           <w:tblBorders>
-            <w:top w:val="none" w:color="auto" w:sz="0" w:space="0"/>
-            <w:left w:val="none" w:color="auto" w:sz="0" w:space="0"/>
-            <w:bottom w:val="none" w:color="auto" w:sz="0" w:space="0"/>
-            <w:right w:val="none" w:color="auto" w:sz="0" w:space="0"/>
-            <w:insideH w:val="none" w:color="auto" w:sz="0" w:space="0"/>
-            <w:insideV w:val="none" w:color="auto" w:sz="0" w:space="0"/>
+            <w:top w:val="nil"/>
+            <w:left w:val="nil"/>
+            <w:bottom w:val="nil"/>
+            <w:right w:val="nil"/>
+            <w:insideH w:val="nil"/>
+            <w:insideV w:val="nil"/>
           </w:tblBorders>
           <w:tblCellMar>
             <w:top w:w="0" w:type="dxa"/>
@@ -360,7 +362,7 @@
           </w:tblCellMar>
         </w:tblPrEx>
         <w:trPr>
-          <w:trHeight w:val="810" w:hRule="atLeast"/>
+          <w:trHeight w:val="810"/>
           <w:jc w:val="center"/>
         </w:trPr>
         <w:tc>
@@ -398,7 +400,7 @@
             </w:r>
             <w:r>
               <w:rPr>
-                <w:rFonts w:hint="default" w:asciiTheme="minorAscii" w:hAnsiTheme="minorAscii" w:eastAsiaTheme="minorEastAsia"/>
+                <w:rFonts w:asciiTheme="minorAscii" w:eastAsiaTheme="minorEastAsia" w:hAnsiTheme="minorAscii" w:hint="default"/>
                 <w:spacing w:val="227"/>
                 <w:sz w:val="21"/>
                 <w:vertAlign w:val="baseline"/>
@@ -452,7 +454,7 @@
             </w:r>
             <w:r>
               <w:rPr>
-                <w:rFonts w:hint="eastAsia" w:asciiTheme="minorAscii" w:hAnsiTheme="minorAscii" w:eastAsiaTheme="minorEastAsia"/>
+                <w:rFonts w:asciiTheme="minorAscii" w:eastAsiaTheme="minorEastAsia" w:hAnsiTheme="minorAscii" w:hint="eastAsia"/>
                 <w:spacing w:val="227"/>
                 <w:sz w:val="21"/>
                 <w:vertAlign w:val="baseline"/>
@@ -474,14 +476,8 @@
       </w:tr>
       <w:tr>
         <w:tblPrEx>
-          <w:tblBorders>
-            <w:top w:val="none" w:color="auto" w:sz="0" w:space="0"/>
-            <w:left w:val="none" w:color="auto" w:sz="0" w:space="0"/>
-            <w:bottom w:val="none" w:color="auto" w:sz="0" w:space="0"/>
-            <w:right w:val="none" w:color="auto" w:sz="0" w:space="0"/>
-            <w:insideH w:val="none" w:color="auto" w:sz="0" w:space="0"/>
-            <w:insideV w:val="none" w:color="auto" w:sz="0" w:space="0"/>
-          </w:tblBorders>
+          <w:tblW w:w="0" w:type="auto"/>
+          <w:jc w:val="center"/>
           <w:tblCellMar>
             <w:top w:w="0" w:type="dxa"/>
             <w:left w:w="108" w:type="dxa"/>
@@ -490,7 +486,7 @@
           </w:tblCellMar>
         </w:tblPrEx>
         <w:trPr>
-          <w:trHeight w:val="810" w:hRule="atLeast"/>
+          <w:trHeight w:val="810"/>
           <w:jc w:val="center"/>
         </w:trPr>
         <w:tc>
@@ -514,7 +510,7 @@
               <w:snapToGrid w:val="0"/>
               <w:textAlignment w:val="baseline"/>
               <w:rPr>
-                <w:rFonts w:hint="default" w:ascii="Arial" w:hAnsi="Arial" w:eastAsia="Arial" w:cs="Arial"/>
+                <w:rFonts w:ascii="Arial" w:eastAsia="Arial" w:hAnsi="Arial" w:cs="Arial" w:hint="default"/>
                 <w:snapToGrid w:val="0"/>
                 <w:color w:val="000000"/>
                 <w:kern w:val="0"/>
@@ -546,7 +542,7 @@
             </w:r>
             <w:r>
               <w:rPr>
-                <w:rFonts w:hint="default" w:asciiTheme="minorAscii" w:hAnsiTheme="minorAscii" w:eastAsiaTheme="minorEastAsia"/>
+                <w:rFonts w:asciiTheme="minorAscii" w:eastAsiaTheme="minorEastAsia" w:hAnsiTheme="minorAscii" w:hint="default"/>
                 <w:spacing w:val="227"/>
                 <w:sz w:val="21"/>
                 <w:vertAlign w:val="baseline"/>
@@ -599,7 +595,7 @@
               <w:snapToGrid w:val="0"/>
               <w:textAlignment w:val="baseline"/>
               <w:rPr>
-                <w:rFonts w:hint="default" w:ascii="Arial" w:hAnsi="Arial" w:eastAsia="Arial" w:cs="Arial"/>
+                <w:rFonts w:ascii="Arial" w:eastAsia="Arial" w:hAnsi="Arial" w:cs="Arial" w:hint="default"/>
                 <w:snapToGrid w:val="0"/>
                 <w:color w:val="000000"/>
                 <w:kern w:val="0"/>
@@ -619,7 +615,7 @@
             </w:r>
             <w:r>
               <w:rPr>
-                <w:rFonts w:hint="eastAsia" w:asciiTheme="minorAscii" w:hAnsiTheme="minorAscii" w:eastAsiaTheme="minorEastAsia"/>
+                <w:rFonts w:asciiTheme="minorAscii" w:eastAsiaTheme="minorEastAsia" w:hAnsiTheme="minorAscii" w:hint="eastAsia"/>
                 <w:spacing w:val="227"/>
                 <w:sz w:val="21"/>
                 <w:vertAlign w:val="baseline"/>
@@ -641,14 +637,8 @@
       </w:tr>
       <w:tr>
         <w:tblPrEx>
-          <w:tblBorders>
-            <w:top w:val="none" w:color="auto" w:sz="0" w:space="0"/>
-            <w:left w:val="none" w:color="auto" w:sz="0" w:space="0"/>
-            <w:bottom w:val="none" w:color="auto" w:sz="0" w:space="0"/>
-            <w:right w:val="none" w:color="auto" w:sz="0" w:space="0"/>
-            <w:insideH w:val="none" w:color="auto" w:sz="0" w:space="0"/>
-            <w:insideV w:val="none" w:color="auto" w:sz="0" w:space="0"/>
-          </w:tblBorders>
+          <w:tblW w:w="0" w:type="auto"/>
+          <w:jc w:val="center"/>
           <w:tblCellMar>
             <w:top w:w="0" w:type="dxa"/>
             <w:left w:w="108" w:type="dxa"/>
@@ -657,7 +647,7 @@
           </w:tblCellMar>
         </w:tblPrEx>
         <w:trPr>
-          <w:trHeight w:val="635" w:hRule="atLeast"/>
+          <w:trHeight w:val="635"/>
           <w:jc w:val="center"/>
         </w:trPr>
         <w:tc>
@@ -707,7 +697,7 @@
             </w:r>
             <w:r>
               <w:rPr>
-                <w:rFonts w:hint="eastAsia" w:asciiTheme="minorAscii" w:hAnsiTheme="minorAscii" w:eastAsiaTheme="minorEastAsia"/>
+                <w:rFonts w:asciiTheme="minorAscii" w:eastAsiaTheme="minorEastAsia" w:hAnsiTheme="minorAscii" w:hint="eastAsia"/>
                 <w:spacing w:val="227"/>
                 <w:sz w:val="21"/>
                 <w:vertAlign w:val="baseline"/>
@@ -760,7 +750,7 @@
             </w:r>
             <w:r>
               <w:rPr>
-                <w:rFonts w:hint="eastAsia" w:asciiTheme="minorAscii" w:hAnsiTheme="minorAscii" w:eastAsiaTheme="minorEastAsia"/>
+                <w:rFonts w:asciiTheme="minorAscii" w:eastAsiaTheme="minorEastAsia" w:hAnsiTheme="minorAscii" w:hint="eastAsia"/>
                 <w:spacing w:val="227"/>
                 <w:sz w:val="21"/>
                 <w:vertAlign w:val="baseline"/>
@@ -819,14 +809,14 @@
         <w:ind w:left="3634"/>
         <w:textAlignment w:val="baseline"/>
         <w:rPr>
-          <w:rFonts w:ascii="宋体" w:hAnsi="宋体" w:eastAsia="宋体" w:cs="宋体"/>
+          <w:rFonts w:ascii="宋体" w:eastAsia="宋体" w:hAnsi="宋体" w:cs="宋体"/>
           <w:sz w:val="31"/>
           <w:szCs w:val="31"/>
         </w:rPr>
       </w:pPr>
       <w:r>
         <w:rPr>
-          <w:rFonts w:ascii="宋体" w:hAnsi="宋体" w:eastAsia="宋体" w:cs="宋体"/>
+          <w:rFonts w:ascii="宋体" w:eastAsia="宋体" w:hAnsi="宋体" w:cs="宋体"/>
           <w:b/>
           <w:bCs/>
           <w:spacing w:val="4"/>
@@ -838,16 +828,16 @@
     </w:p>
     <w:tbl>
       <w:tblPr>
-        <w:tblStyle w:val="27"/>
+        <w:tblStyle w:val="TableNormal0"/>
         <w:tblW w:w="8214" w:type="dxa"/>
         <w:jc w:val="center"/>
         <w:tblBorders>
-          <w:top w:val="single" w:color="000000" w:sz="2" w:space="0"/>
-          <w:left w:val="single" w:color="000000" w:sz="2" w:space="0"/>
-          <w:bottom w:val="single" w:color="000000" w:sz="2" w:space="0"/>
-          <w:right w:val="single" w:color="000000" w:sz="2" w:space="0"/>
-          <w:insideH w:val="single" w:color="000000" w:sz="2" w:space="0"/>
-          <w:insideV w:val="single" w:color="000000" w:sz="2" w:space="0"/>
+          <w:top w:val="single" w:sz="2" w:space="0" w:color="000000"/>
+          <w:left w:val="single" w:sz="2" w:space="0" w:color="000000"/>
+          <w:bottom w:val="single" w:sz="2" w:space="0" w:color="000000"/>
+          <w:right w:val="single" w:sz="2" w:space="0" w:color="000000"/>
+          <w:insideH w:val="single" w:sz="2" w:space="0" w:color="000000"/>
+          <w:insideV w:val="single" w:sz="2" w:space="0" w:color="000000"/>
         </w:tblBorders>
         <w:tblLayout w:type="fixed"/>
         <w:tblCellMar>
@@ -867,14 +857,17 @@
       </w:tblGrid>
       <w:tr>
         <w:tblPrEx>
+          <w:tblW w:w="8214" w:type="dxa"/>
+          <w:jc w:val="center"/>
           <w:tblBorders>
-            <w:top w:val="single" w:color="000000" w:sz="2" w:space="0"/>
-            <w:left w:val="single" w:color="000000" w:sz="2" w:space="0"/>
-            <w:bottom w:val="single" w:color="000000" w:sz="2" w:space="0"/>
-            <w:right w:val="single" w:color="000000" w:sz="2" w:space="0"/>
-            <w:insideH w:val="single" w:color="000000" w:sz="2" w:space="0"/>
-            <w:insideV w:val="single" w:color="000000" w:sz="2" w:space="0"/>
+            <w:top w:val="single" w:sz="2" w:space="0" w:color="000000"/>
+            <w:left w:val="single" w:sz="2" w:space="0" w:color="000000"/>
+            <w:bottom w:val="single" w:sz="2" w:space="0" w:color="000000"/>
+            <w:right w:val="single" w:sz="2" w:space="0" w:color="000000"/>
+            <w:insideH w:val="single" w:sz="2" w:space="0" w:color="000000"/>
+            <w:insideV w:val="single" w:sz="2" w:space="0" w:color="000000"/>
           </w:tblBorders>
+          <w:tblLayout w:type="fixed"/>
           <w:tblCellMar>
             <w:top w:w="0" w:type="dxa"/>
             <w:left w:w="0" w:type="dxa"/>
@@ -883,7 +876,7 @@
           </w:tblCellMar>
         </w:tblPrEx>
         <w:trPr>
-          <w:trHeight w:val="593" w:hRule="atLeast"/>
+          <w:trHeight w:val="593"/>
           <w:jc w:val="center"/>
         </w:trPr>
         <w:tc>
@@ -905,18 +898,18 @@
               <w:adjustRightInd w:val="0"/>
               <w:snapToGrid w:val="0"/>
               <w:spacing w:before="176" w:line="228" w:lineRule="auto"/>
-              <w:ind w:left="0" w:leftChars="0" w:right="0" w:rightChars="0" w:firstLine="0" w:firstLineChars="0"/>
+              <w:ind w:left="0" w:right="0" w:firstLine="0" w:leftChars="0" w:rightChars="0" w:firstLineChars="0"/>
               <w:jc w:val="center"/>
               <w:textAlignment w:val="baseline"/>
               <w:rPr>
-                <w:rFonts w:ascii="宋体" w:hAnsi="宋体" w:eastAsia="宋体" w:cs="宋体"/>
+                <w:rFonts w:ascii="宋体" w:eastAsia="宋体" w:hAnsi="宋体" w:cs="宋体"/>
                 <w:sz w:val="20"/>
                 <w:szCs w:val="20"/>
               </w:rPr>
             </w:pPr>
             <w:r>
               <w:rPr>
-                <w:rFonts w:hint="eastAsia" w:ascii="宋体" w:hAnsi="宋体" w:cs="宋体"/>
+                <w:rFonts w:ascii="宋体" w:hAnsi="宋体" w:cs="宋体" w:hint="eastAsia"/>
                 <w:spacing w:val="-14"/>
                 <w:sz w:val="20"/>
                 <w:szCs w:val="20"/>
@@ -926,7 +919,7 @@
             </w:r>
             <w:r>
               <w:rPr>
-                <w:rFonts w:ascii="宋体" w:hAnsi="宋体" w:eastAsia="宋体" w:cs="宋体"/>
+                <w:rFonts w:ascii="宋体" w:eastAsia="宋体" w:hAnsi="宋体" w:cs="宋体"/>
                 <w:spacing w:val="-14"/>
                 <w:sz w:val="20"/>
                 <w:szCs w:val="20"/>
@@ -954,18 +947,18 @@
               <w:adjustRightInd w:val="0"/>
               <w:snapToGrid w:val="0"/>
               <w:spacing w:before="175" w:line="227" w:lineRule="auto"/>
-              <w:ind w:left="0" w:leftChars="0" w:right="0" w:rightChars="0" w:firstLine="0" w:firstLineChars="0"/>
+              <w:ind w:left="0" w:right="0" w:firstLine="0" w:leftChars="0" w:rightChars="0" w:firstLineChars="0"/>
               <w:jc w:val="center"/>
               <w:textAlignment w:val="baseline"/>
               <w:rPr>
-                <w:rFonts w:ascii="宋体" w:hAnsi="宋体" w:eastAsia="宋体" w:cs="宋体"/>
+                <w:rFonts w:ascii="宋体" w:eastAsia="宋体" w:hAnsi="宋体" w:cs="宋体"/>
                 <w:sz w:val="20"/>
                 <w:szCs w:val="20"/>
               </w:rPr>
             </w:pPr>
             <w:r>
               <w:rPr>
-                <w:rFonts w:ascii="宋体" w:hAnsi="宋体" w:eastAsia="宋体" w:cs="宋体"/>
+                <w:rFonts w:ascii="宋体" w:eastAsia="宋体" w:hAnsi="宋体" w:cs="宋体"/>
                 <w:spacing w:val="4"/>
                 <w:sz w:val="20"/>
                 <w:szCs w:val="20"/>
@@ -993,18 +986,18 @@
               <w:adjustRightInd w:val="0"/>
               <w:snapToGrid w:val="0"/>
               <w:spacing w:before="175" w:line="228" w:lineRule="auto"/>
-              <w:ind w:left="0" w:leftChars="0" w:right="0" w:rightChars="0" w:firstLine="0" w:firstLineChars="0"/>
+              <w:ind w:left="0" w:right="0" w:firstLine="0" w:leftChars="0" w:rightChars="0" w:firstLineChars="0"/>
               <w:jc w:val="center"/>
               <w:textAlignment w:val="baseline"/>
               <w:rPr>
-                <w:rFonts w:ascii="宋体" w:hAnsi="宋体" w:eastAsia="宋体" w:cs="宋体"/>
+                <w:rFonts w:ascii="宋体" w:eastAsia="宋体" w:hAnsi="宋体" w:cs="宋体"/>
                 <w:sz w:val="20"/>
                 <w:szCs w:val="20"/>
               </w:rPr>
             </w:pPr>
             <w:r>
               <w:rPr>
-                <w:rFonts w:ascii="宋体" w:hAnsi="宋体" w:eastAsia="宋体" w:cs="宋体"/>
+                <w:rFonts w:ascii="宋体" w:eastAsia="宋体" w:hAnsi="宋体" w:cs="宋体"/>
                 <w:spacing w:val="7"/>
                 <w:sz w:val="20"/>
                 <w:szCs w:val="20"/>
@@ -1032,11 +1025,11 @@
               <w:adjustRightInd w:val="0"/>
               <w:snapToGrid w:val="0"/>
               <w:spacing w:before="175" w:line="228" w:lineRule="auto"/>
-              <w:ind w:left="0" w:leftChars="0" w:right="0" w:rightChars="0" w:firstLine="0" w:firstLineChars="0"/>
+              <w:ind w:left="0" w:right="0" w:firstLine="0" w:leftChars="0" w:rightChars="0" w:firstLineChars="0"/>
               <w:jc w:val="center"/>
               <w:textAlignment w:val="baseline"/>
               <w:rPr>
-                <w:rFonts w:hint="eastAsia" w:ascii="宋体" w:hAnsi="宋体" w:eastAsia="宋体" w:cs="宋体"/>
+                <w:rFonts w:ascii="宋体" w:eastAsia="宋体" w:hAnsi="宋体" w:cs="宋体" w:hint="eastAsia"/>
                 <w:spacing w:val="7"/>
                 <w:sz w:val="20"/>
                 <w:szCs w:val="20"/>
@@ -1045,7 +1038,7 @@
             </w:pPr>
             <w:r>
               <w:rPr>
-                <w:rFonts w:hint="eastAsia" w:ascii="宋体" w:hAnsi="宋体" w:cs="宋体"/>
+                <w:rFonts w:ascii="宋体" w:hAnsi="宋体" w:cs="宋体" w:hint="eastAsia"/>
                 <w:spacing w:val="7"/>
                 <w:sz w:val="20"/>
                 <w:szCs w:val="20"/>
@@ -1074,11 +1067,11 @@
               <w:adjustRightInd w:val="0"/>
               <w:snapToGrid w:val="0"/>
               <w:spacing w:before="175" w:line="228" w:lineRule="auto"/>
-              <w:ind w:left="0" w:leftChars="0" w:right="0" w:rightChars="0" w:firstLine="0" w:firstLineChars="0"/>
+              <w:ind w:left="0" w:right="0" w:firstLine="0" w:leftChars="0" w:rightChars="0" w:firstLineChars="0"/>
               <w:jc w:val="center"/>
               <w:textAlignment w:val="baseline"/>
               <w:rPr>
-                <w:rFonts w:hint="default" w:ascii="宋体" w:hAnsi="宋体" w:cs="宋体"/>
+                <w:rFonts w:ascii="宋体" w:hAnsi="宋体" w:cs="宋体" w:hint="default"/>
                 <w:spacing w:val="7"/>
                 <w:sz w:val="20"/>
                 <w:szCs w:val="20"/>
@@ -1087,7 +1080,7 @@
             </w:pPr>
             <w:r>
               <w:rPr>
-                <w:rFonts w:hint="eastAsia" w:ascii="宋体" w:hAnsi="宋体" w:cs="宋体"/>
+                <w:rFonts w:ascii="宋体" w:hAnsi="宋体" w:cs="宋体" w:hint="eastAsia"/>
                 <w:spacing w:val="7"/>
                 <w:sz w:val="20"/>
                 <w:szCs w:val="20"/>
@@ -1116,18 +1109,18 @@
               <w:adjustRightInd w:val="0"/>
               <w:snapToGrid w:val="0"/>
               <w:spacing w:before="176" w:line="229" w:lineRule="auto"/>
-              <w:ind w:left="0" w:leftChars="0" w:right="0" w:rightChars="0" w:firstLine="0" w:firstLineChars="0"/>
+              <w:ind w:left="0" w:right="0" w:firstLine="0" w:leftChars="0" w:rightChars="0" w:firstLineChars="0"/>
               <w:jc w:val="center"/>
               <w:textAlignment w:val="baseline"/>
               <w:rPr>
-                <w:rFonts w:ascii="宋体" w:hAnsi="宋体" w:eastAsia="宋体" w:cs="宋体"/>
+                <w:rFonts w:ascii="宋体" w:eastAsia="宋体" w:hAnsi="宋体" w:cs="宋体"/>
                 <w:sz w:val="20"/>
                 <w:szCs w:val="20"/>
               </w:rPr>
             </w:pPr>
             <w:r>
               <w:rPr>
-                <w:rFonts w:ascii="宋体" w:hAnsi="宋体" w:eastAsia="宋体" w:cs="宋体"/>
+                <w:rFonts w:ascii="宋体" w:eastAsia="宋体" w:hAnsi="宋体" w:cs="宋体"/>
                 <w:spacing w:val="7"/>
                 <w:sz w:val="20"/>
                 <w:szCs w:val="20"/>
@@ -1139,14 +1132,9 @@
       </w:tr>
       <w:tr>
         <w:tblPrEx>
-          <w:tblBorders>
-            <w:top w:val="single" w:color="000000" w:sz="2" w:space="0"/>
-            <w:left w:val="single" w:color="000000" w:sz="2" w:space="0"/>
-            <w:bottom w:val="single" w:color="000000" w:sz="2" w:space="0"/>
-            <w:right w:val="single" w:color="000000" w:sz="2" w:space="0"/>
-            <w:insideH w:val="single" w:color="000000" w:sz="2" w:space="0"/>
-            <w:insideV w:val="single" w:color="000000" w:sz="2" w:space="0"/>
-          </w:tblBorders>
+          <w:tblW w:w="8214" w:type="dxa"/>
+          <w:jc w:val="center"/>
+          <w:tblLayout w:type="fixed"/>
           <w:tblCellMar>
             <w:top w:w="0" w:type="dxa"/>
             <w:left w:w="0" w:type="dxa"/>
@@ -1155,7 +1143,7 @@
           </w:tblCellMar>
         </w:tblPrEx>
         <w:trPr>
-          <w:trHeight w:val="516" w:hRule="atLeast"/>
+          <w:trHeight w:val="516"/>
           <w:jc w:val="center"/>
         </w:trPr>
         <w:tc>
@@ -1177,11 +1165,11 @@
               <w:adjustRightInd w:val="0"/>
               <w:snapToGrid w:val="0"/>
               <w:spacing w:before="173" w:line="267" w:lineRule="exact"/>
-              <w:ind w:left="0" w:leftChars="0" w:right="0" w:rightChars="0" w:firstLine="0" w:firstLineChars="0"/>
+              <w:ind w:left="0" w:right="0" w:firstLine="0" w:leftChars="0" w:rightChars="0" w:firstLineChars="0"/>
               <w:jc w:val="center"/>
               <w:textAlignment w:val="baseline"/>
               <w:rPr>
-                <w:rFonts w:hint="default" w:ascii="宋体" w:hAnsi="宋体" w:eastAsia="宋体" w:cs="宋体"/>
+                <w:rFonts w:ascii="宋体" w:eastAsia="宋体" w:hAnsi="宋体" w:cs="宋体" w:hint="default"/>
                 <w:sz w:val="20"/>
                 <w:szCs w:val="20"/>
                 <w:lang w:val="en-US"/>
@@ -1189,7 +1177,7 @@
             </w:pPr>
             <w:r>
               <w:rPr>
-                <w:rFonts w:ascii="宋体" w:hAnsi="宋体" w:eastAsia="宋体" w:cs="宋体"/>
+                <w:rFonts w:ascii="宋体" w:eastAsia="宋体" w:hAnsi="宋体" w:cs="宋体"/>
                 <w:spacing w:val="3"/>
                 <w:position w:val="1"/>
                 <w:sz w:val="20"/>
@@ -1199,7 +1187,7 @@
             </w:r>
             <w:r>
               <w:rPr>
-                <w:rFonts w:hint="eastAsia" w:ascii="宋体" w:hAnsi="宋体" w:cs="宋体"/>
+                <w:rFonts w:ascii="宋体" w:hAnsi="宋体" w:cs="宋体" w:hint="eastAsia"/>
                 <w:spacing w:val="3"/>
                 <w:position w:val="1"/>
                 <w:sz w:val="20"/>
@@ -1210,7 +1198,7 @@
             </w:r>
             <w:r>
               <w:rPr>
-                <w:rFonts w:ascii="宋体" w:hAnsi="宋体" w:eastAsia="宋体" w:cs="宋体"/>
+                <w:rFonts w:ascii="宋体" w:eastAsia="宋体" w:hAnsi="宋体" w:cs="宋体"/>
                 <w:spacing w:val="3"/>
                 <w:position w:val="1"/>
                 <w:sz w:val="20"/>
@@ -1220,7 +1208,7 @@
             </w:r>
             <w:r>
               <w:rPr>
-                <w:rFonts w:hint="eastAsia" w:ascii="宋体" w:hAnsi="宋体" w:cs="宋体"/>
+                <w:rFonts w:ascii="宋体" w:hAnsi="宋体" w:cs="宋体" w:hint="eastAsia"/>
                 <w:spacing w:val="3"/>
                 <w:position w:val="1"/>
                 <w:sz w:val="20"/>
@@ -1250,18 +1238,18 @@
               <w:adjustRightInd w:val="0"/>
               <w:snapToGrid w:val="0"/>
               <w:spacing w:before="173" w:line="267" w:lineRule="exact"/>
-              <w:ind w:left="0" w:leftChars="0" w:right="0" w:rightChars="0" w:firstLine="0" w:firstLineChars="0"/>
+              <w:ind w:left="0" w:right="0" w:firstLine="0" w:leftChars="0" w:rightChars="0" w:firstLineChars="0"/>
               <w:jc w:val="center"/>
               <w:textAlignment w:val="baseline"/>
               <w:rPr>
-                <w:rFonts w:ascii="宋体" w:hAnsi="宋体" w:eastAsia="宋体" w:cs="宋体"/>
+                <w:rFonts w:ascii="宋体" w:eastAsia="宋体" w:hAnsi="宋体" w:cs="宋体"/>
                 <w:sz w:val="20"/>
                 <w:szCs w:val="20"/>
               </w:rPr>
             </w:pPr>
             <w:r>
               <w:rPr>
-                <w:rFonts w:ascii="宋体" w:hAnsi="宋体" w:eastAsia="宋体" w:cs="宋体"/>
+                <w:rFonts w:ascii="宋体" w:eastAsia="宋体" w:hAnsi="宋体" w:cs="宋体"/>
                 <w:spacing w:val="4"/>
                 <w:position w:val="1"/>
                 <w:sz w:val="20"/>
@@ -1290,18 +1278,18 @@
               <w:adjustRightInd w:val="0"/>
               <w:snapToGrid w:val="0"/>
               <w:spacing w:before="172" w:line="228" w:lineRule="auto"/>
-              <w:ind w:left="0" w:leftChars="0" w:right="0" w:rightChars="0" w:firstLine="0" w:firstLineChars="0"/>
+              <w:ind w:left="0" w:right="0" w:firstLine="0" w:leftChars="0" w:rightChars="0" w:firstLineChars="0"/>
               <w:jc w:val="center"/>
               <w:textAlignment w:val="baseline"/>
               <w:rPr>
-                <w:rFonts w:ascii="宋体" w:hAnsi="宋体" w:eastAsia="宋体" w:cs="宋体"/>
+                <w:rFonts w:ascii="宋体" w:eastAsia="宋体" w:hAnsi="宋体" w:cs="宋体"/>
                 <w:sz w:val="20"/>
                 <w:szCs w:val="20"/>
               </w:rPr>
             </w:pPr>
             <w:r>
               <w:rPr>
-                <w:rFonts w:ascii="宋体" w:hAnsi="宋体" w:eastAsia="宋体" w:cs="宋体"/>
+                <w:rFonts w:ascii="宋体" w:eastAsia="宋体" w:hAnsi="宋体" w:cs="宋体"/>
                 <w:spacing w:val="200"/>
                 <w:kern w:val="0"/>
                 <w:sz w:val="20"/>
@@ -1311,7 +1299,7 @@
             </w:r>
             <w:r>
               <w:rPr>
-                <w:rFonts w:ascii="宋体" w:hAnsi="宋体" w:eastAsia="宋体" w:cs="宋体"/>
+                <w:rFonts w:ascii="宋体" w:eastAsia="宋体" w:hAnsi="宋体" w:cs="宋体"/>
                 <w:spacing w:val="0"/>
                 <w:kern w:val="0"/>
                 <w:sz w:val="20"/>
@@ -1340,11 +1328,11 @@
               <w:adjustRightInd w:val="0"/>
               <w:snapToGrid w:val="0"/>
               <w:spacing w:before="173" w:line="229" w:lineRule="auto"/>
-              <w:ind w:left="0" w:leftChars="0" w:right="0" w:rightChars="0" w:firstLine="0" w:firstLineChars="0"/>
+              <w:ind w:left="0" w:right="0" w:firstLine="0" w:leftChars="0" w:rightChars="0" w:firstLineChars="0"/>
               <w:jc w:val="center"/>
               <w:textAlignment w:val="baseline"/>
               <w:rPr>
-                <w:rFonts w:ascii="宋体" w:hAnsi="宋体" w:eastAsia="宋体" w:cs="宋体"/>
+                <w:rFonts w:ascii="宋体" w:eastAsia="宋体" w:hAnsi="宋体" w:cs="宋体"/>
                 <w:spacing w:val="200"/>
                 <w:kern w:val="0"/>
                 <w:sz w:val="20"/>
@@ -1353,14 +1341,14 @@
             </w:pPr>
             <w:r>
               <w:rPr>
-                <w:rFonts w:hint="eastAsia" w:asciiTheme="minorAscii" w:hAnsiTheme="minorAscii" w:eastAsiaTheme="minorEastAsia"/>
+                <w:rFonts w:asciiTheme="minorAscii" w:eastAsiaTheme="minorEastAsia" w:hAnsiTheme="minorAscii" w:hint="eastAsia"/>
                 <w:spacing w:val="0"/>
                 <w:kern w:val="0"/>
                 <w:sz w:val="21"/>
                 <w:vertAlign w:val="baseline"/>
                 <w:lang w:val="en-US" w:eastAsia="zh-CN"/>
               </w:rPr>
-              <w:t>李伟</w:t>
+              <w:t>沈晓晖</w:t>
             </w:r>
           </w:p>
         </w:tc>
@@ -1383,11 +1371,11 @@
               <w:adjustRightInd w:val="0"/>
               <w:snapToGrid w:val="0"/>
               <w:spacing w:before="173" w:line="229" w:lineRule="auto"/>
-              <w:ind w:left="0" w:leftChars="0" w:right="0" w:rightChars="0" w:firstLine="0" w:firstLineChars="0"/>
+              <w:ind w:left="0" w:right="0" w:firstLine="0" w:leftChars="0" w:rightChars="0" w:firstLineChars="0"/>
               <w:jc w:val="center"/>
               <w:textAlignment w:val="baseline"/>
               <w:rPr>
-                <w:rFonts w:ascii="宋体" w:hAnsi="宋体" w:eastAsia="宋体" w:cs="宋体"/>
+                <w:rFonts w:ascii="宋体" w:eastAsia="宋体" w:hAnsi="宋体" w:cs="宋体"/>
                 <w:spacing w:val="200"/>
                 <w:kern w:val="0"/>
                 <w:sz w:val="20"/>
@@ -1396,14 +1384,14 @@
             </w:pPr>
             <w:r>
               <w:rPr>
-                <w:rFonts w:hint="eastAsia" w:asciiTheme="minorAscii" w:hAnsiTheme="minorAscii" w:eastAsiaTheme="minorEastAsia"/>
+                <w:rFonts w:asciiTheme="minorAscii" w:eastAsiaTheme="minorEastAsia" w:hAnsiTheme="minorAscii" w:hint="eastAsia"/>
                 <w:spacing w:val="0"/>
                 <w:kern w:val="0"/>
                 <w:sz w:val="21"/>
                 <w:vertAlign w:val="baseline"/>
                 <w:lang w:val="en-US" w:eastAsia="zh-CN"/>
               </w:rPr>
-              <w:t>陈凯</w:t>
+              <w:t>茅建根</w:t>
             </w:r>
           </w:p>
         </w:tc>
@@ -1426,18 +1414,18 @@
               <w:adjustRightInd w:val="0"/>
               <w:snapToGrid w:val="0"/>
               <w:spacing w:before="173" w:line="229" w:lineRule="auto"/>
-              <w:ind w:left="0" w:leftChars="0" w:right="0" w:rightChars="0" w:firstLine="0" w:firstLineChars="0"/>
+              <w:ind w:left="0" w:right="0" w:firstLine="0" w:leftChars="0" w:rightChars="0" w:firstLineChars="0"/>
               <w:jc w:val="center"/>
               <w:textAlignment w:val="baseline"/>
               <w:rPr>
-                <w:rFonts w:ascii="宋体" w:hAnsi="宋体" w:eastAsia="宋体" w:cs="宋体"/>
+                <w:rFonts w:ascii="宋体" w:eastAsia="宋体" w:hAnsi="宋体" w:cs="宋体"/>
                 <w:sz w:val="20"/>
                 <w:szCs w:val="20"/>
               </w:rPr>
             </w:pPr>
             <w:r>
               <w:rPr>
-                <w:rFonts w:hint="eastAsia" w:asciiTheme="minorAscii" w:hAnsiTheme="minorAscii" w:eastAsiaTheme="minorEastAsia"/>
+                <w:rFonts w:asciiTheme="minorAscii" w:eastAsiaTheme="minorEastAsia" w:hAnsiTheme="minorAscii" w:hint="eastAsia"/>
                 <w:spacing w:val="0"/>
                 <w:kern w:val="0"/>
                 <w:sz w:val="21"/>
@@ -1451,14 +1439,9 @@
       </w:tr>
       <w:tr>
         <w:tblPrEx>
-          <w:tblBorders>
-            <w:top w:val="single" w:color="000000" w:sz="2" w:space="0"/>
-            <w:left w:val="single" w:color="000000" w:sz="2" w:space="0"/>
-            <w:bottom w:val="single" w:color="000000" w:sz="2" w:space="0"/>
-            <w:right w:val="single" w:color="000000" w:sz="2" w:space="0"/>
-            <w:insideH w:val="single" w:color="000000" w:sz="2" w:space="0"/>
-            <w:insideV w:val="single" w:color="000000" w:sz="2" w:space="0"/>
-          </w:tblBorders>
+          <w:tblW w:w="8214" w:type="dxa"/>
+          <w:jc w:val="center"/>
+          <w:tblLayout w:type="fixed"/>
           <w:tblCellMar>
             <w:top w:w="0" w:type="dxa"/>
             <w:left w:w="0" w:type="dxa"/>
@@ -1467,7 +1450,7 @@
           </w:tblCellMar>
         </w:tblPrEx>
         <w:trPr>
-          <w:trHeight w:val="556" w:hRule="atLeast"/>
+          <w:trHeight w:val="556"/>
           <w:jc w:val="center"/>
         </w:trPr>
         <w:tc>
@@ -1476,7 +1459,7 @@
           </w:tcPr>
           <w:p>
             <w:pPr>
-              <w:pStyle w:val="28"/>
+              <w:pStyle w:val="TableText"/>
               <w:keepNext w:val="0"/>
               <w:keepLines w:val="0"/>
               <w:pageBreakBefore w:val="0"/>
@@ -1489,7 +1472,7 @@
               <w:bidi w:val="0"/>
               <w:adjustRightInd w:val="0"/>
               <w:snapToGrid w:val="0"/>
-              <w:ind w:left="0" w:leftChars="0" w:right="0" w:rightChars="0" w:firstLine="0" w:firstLineChars="0"/>
+              <w:ind w:left="0" w:right="0" w:firstLine="0" w:leftChars="0" w:rightChars="0" w:firstLineChars="0"/>
               <w:jc w:val="center"/>
               <w:textAlignment w:val="baseline"/>
             </w:pPr>
@@ -1501,7 +1484,7 @@
           </w:tcPr>
           <w:p>
             <w:pPr>
-              <w:pStyle w:val="28"/>
+              <w:pStyle w:val="TableText"/>
               <w:keepNext w:val="0"/>
               <w:keepLines w:val="0"/>
               <w:pageBreakBefore w:val="0"/>
@@ -1514,7 +1497,7 @@
               <w:bidi w:val="0"/>
               <w:adjustRightInd w:val="0"/>
               <w:snapToGrid w:val="0"/>
-              <w:ind w:left="0" w:leftChars="0" w:right="0" w:rightChars="0" w:firstLine="0" w:firstLineChars="0"/>
+              <w:ind w:left="0" w:right="0" w:firstLine="0" w:leftChars="0" w:rightChars="0" w:firstLineChars="0"/>
               <w:jc w:val="center"/>
               <w:textAlignment w:val="baseline"/>
             </w:pPr>
@@ -1526,7 +1509,7 @@
           </w:tcPr>
           <w:p>
             <w:pPr>
-              <w:pStyle w:val="28"/>
+              <w:pStyle w:val="TableText"/>
               <w:keepNext w:val="0"/>
               <w:keepLines w:val="0"/>
               <w:pageBreakBefore w:val="0"/>
@@ -1539,7 +1522,7 @@
               <w:bidi w:val="0"/>
               <w:adjustRightInd w:val="0"/>
               <w:snapToGrid w:val="0"/>
-              <w:ind w:left="0" w:leftChars="0" w:right="0" w:rightChars="0" w:firstLine="0" w:firstLineChars="0"/>
+              <w:ind w:left="0" w:right="0" w:firstLine="0" w:leftChars="0" w:rightChars="0" w:firstLineChars="0"/>
               <w:jc w:val="center"/>
               <w:textAlignment w:val="baseline"/>
             </w:pPr>
@@ -1551,7 +1534,7 @@
           </w:tcPr>
           <w:p>
             <w:pPr>
-              <w:pStyle w:val="28"/>
+              <w:pStyle w:val="TableText"/>
               <w:keepNext w:val="0"/>
               <w:keepLines w:val="0"/>
               <w:pageBreakBefore w:val="0"/>
@@ -1564,7 +1547,7 @@
               <w:bidi w:val="0"/>
               <w:adjustRightInd w:val="0"/>
               <w:snapToGrid w:val="0"/>
-              <w:ind w:left="0" w:leftChars="0" w:right="0" w:rightChars="0" w:firstLine="0" w:firstLineChars="0"/>
+              <w:ind w:left="0" w:right="0" w:firstLine="0" w:leftChars="0" w:rightChars="0" w:firstLineChars="0"/>
               <w:jc w:val="center"/>
               <w:textAlignment w:val="baseline"/>
             </w:pPr>
@@ -1576,7 +1559,7 @@
           </w:tcPr>
           <w:p>
             <w:pPr>
-              <w:pStyle w:val="28"/>
+              <w:pStyle w:val="TableText"/>
               <w:keepNext w:val="0"/>
               <w:keepLines w:val="0"/>
               <w:pageBreakBefore w:val="0"/>
@@ -1589,7 +1572,7 @@
               <w:bidi w:val="0"/>
               <w:adjustRightInd w:val="0"/>
               <w:snapToGrid w:val="0"/>
-              <w:ind w:left="0" w:leftChars="0" w:right="0" w:rightChars="0" w:firstLine="0" w:firstLineChars="0"/>
+              <w:ind w:left="0" w:right="0" w:firstLine="0" w:leftChars="0" w:rightChars="0" w:firstLineChars="0"/>
               <w:jc w:val="center"/>
               <w:textAlignment w:val="baseline"/>
             </w:pPr>
@@ -1601,7 +1584,7 @@
           </w:tcPr>
           <w:p>
             <w:pPr>
-              <w:pStyle w:val="28"/>
+              <w:pStyle w:val="TableText"/>
               <w:keepNext w:val="0"/>
               <w:keepLines w:val="0"/>
               <w:pageBreakBefore w:val="0"/>
@@ -1614,7 +1597,7 @@
               <w:bidi w:val="0"/>
               <w:adjustRightInd w:val="0"/>
               <w:snapToGrid w:val="0"/>
-              <w:ind w:left="0" w:leftChars="0" w:right="0" w:rightChars="0" w:firstLine="0" w:firstLineChars="0"/>
+              <w:ind w:left="0" w:right="0" w:firstLine="0" w:leftChars="0" w:rightChars="0" w:firstLineChars="0"/>
               <w:jc w:val="center"/>
               <w:textAlignment w:val="baseline"/>
             </w:pPr>
@@ -1623,14 +1606,9 @@
       </w:tr>
       <w:tr>
         <w:tblPrEx>
-          <w:tblBorders>
-            <w:top w:val="single" w:color="000000" w:sz="2" w:space="0"/>
-            <w:left w:val="single" w:color="000000" w:sz="2" w:space="0"/>
-            <w:bottom w:val="single" w:color="000000" w:sz="2" w:space="0"/>
-            <w:right w:val="single" w:color="000000" w:sz="2" w:space="0"/>
-            <w:insideH w:val="single" w:color="000000" w:sz="2" w:space="0"/>
-            <w:insideV w:val="single" w:color="000000" w:sz="2" w:space="0"/>
-          </w:tblBorders>
+          <w:tblW w:w="8214" w:type="dxa"/>
+          <w:jc w:val="center"/>
+          <w:tblLayout w:type="fixed"/>
           <w:tblCellMar>
             <w:top w:w="0" w:type="dxa"/>
             <w:left w:w="0" w:type="dxa"/>
@@ -1639,7 +1617,7 @@
           </w:tblCellMar>
         </w:tblPrEx>
         <w:trPr>
-          <w:trHeight w:val="556" w:hRule="atLeast"/>
+          <w:trHeight w:val="556"/>
           <w:jc w:val="center"/>
         </w:trPr>
         <w:tc>
@@ -1648,7 +1626,7 @@
           </w:tcPr>
           <w:p>
             <w:pPr>
-              <w:pStyle w:val="28"/>
+              <w:pStyle w:val="TableText"/>
               <w:keepNext w:val="0"/>
               <w:keepLines w:val="0"/>
               <w:pageBreakBefore w:val="0"/>
@@ -1661,7 +1639,7 @@
               <w:bidi w:val="0"/>
               <w:adjustRightInd w:val="0"/>
               <w:snapToGrid w:val="0"/>
-              <w:ind w:left="0" w:leftChars="0" w:right="0" w:rightChars="0" w:firstLine="0" w:firstLineChars="0"/>
+              <w:ind w:left="0" w:right="0" w:firstLine="0" w:leftChars="0" w:rightChars="0" w:firstLineChars="0"/>
               <w:jc w:val="center"/>
               <w:textAlignment w:val="baseline"/>
             </w:pPr>
@@ -1673,7 +1651,7 @@
           </w:tcPr>
           <w:p>
             <w:pPr>
-              <w:pStyle w:val="28"/>
+              <w:pStyle w:val="TableText"/>
               <w:keepNext w:val="0"/>
               <w:keepLines w:val="0"/>
               <w:pageBreakBefore w:val="0"/>
@@ -1686,7 +1664,7 @@
               <w:bidi w:val="0"/>
               <w:adjustRightInd w:val="0"/>
               <w:snapToGrid w:val="0"/>
-              <w:ind w:left="0" w:leftChars="0" w:right="0" w:rightChars="0" w:firstLine="0" w:firstLineChars="0"/>
+              <w:ind w:left="0" w:right="0" w:firstLine="0" w:leftChars="0" w:rightChars="0" w:firstLineChars="0"/>
               <w:jc w:val="center"/>
               <w:textAlignment w:val="baseline"/>
             </w:pPr>
@@ -1698,7 +1676,7 @@
           </w:tcPr>
           <w:p>
             <w:pPr>
-              <w:pStyle w:val="28"/>
+              <w:pStyle w:val="TableText"/>
               <w:keepNext w:val="0"/>
               <w:keepLines w:val="0"/>
               <w:pageBreakBefore w:val="0"/>
@@ -1711,7 +1689,7 @@
               <w:bidi w:val="0"/>
               <w:adjustRightInd w:val="0"/>
               <w:snapToGrid w:val="0"/>
-              <w:ind w:left="0" w:leftChars="0" w:right="0" w:rightChars="0" w:firstLine="0" w:firstLineChars="0"/>
+              <w:ind w:left="0" w:right="0" w:firstLine="0" w:leftChars="0" w:rightChars="0" w:firstLineChars="0"/>
               <w:jc w:val="center"/>
               <w:textAlignment w:val="baseline"/>
             </w:pPr>
@@ -1723,7 +1701,7 @@
           </w:tcPr>
           <w:p>
             <w:pPr>
-              <w:pStyle w:val="28"/>
+              <w:pStyle w:val="TableText"/>
               <w:keepNext w:val="0"/>
               <w:keepLines w:val="0"/>
               <w:pageBreakBefore w:val="0"/>
@@ -1736,7 +1714,7 @@
               <w:bidi w:val="0"/>
               <w:adjustRightInd w:val="0"/>
               <w:snapToGrid w:val="0"/>
-              <w:ind w:left="0" w:leftChars="0" w:right="0" w:rightChars="0" w:firstLine="0" w:firstLineChars="0"/>
+              <w:ind w:left="0" w:right="0" w:firstLine="0" w:leftChars="0" w:rightChars="0" w:firstLineChars="0"/>
               <w:jc w:val="center"/>
               <w:textAlignment w:val="baseline"/>
             </w:pPr>
@@ -1748,7 +1726,7 @@
           </w:tcPr>
           <w:p>
             <w:pPr>
-              <w:pStyle w:val="28"/>
+              <w:pStyle w:val="TableText"/>
               <w:keepNext w:val="0"/>
               <w:keepLines w:val="0"/>
               <w:pageBreakBefore w:val="0"/>
@@ -1761,7 +1739,7 @@
               <w:bidi w:val="0"/>
               <w:adjustRightInd w:val="0"/>
               <w:snapToGrid w:val="0"/>
-              <w:ind w:left="0" w:leftChars="0" w:right="0" w:rightChars="0" w:firstLine="0" w:firstLineChars="0"/>
+              <w:ind w:left="0" w:right="0" w:firstLine="0" w:leftChars="0" w:rightChars="0" w:firstLineChars="0"/>
               <w:jc w:val="center"/>
               <w:textAlignment w:val="baseline"/>
             </w:pPr>
@@ -1773,7 +1751,7 @@
           </w:tcPr>
           <w:p>
             <w:pPr>
-              <w:pStyle w:val="28"/>
+              <w:pStyle w:val="TableText"/>
               <w:keepNext w:val="0"/>
               <w:keepLines w:val="0"/>
               <w:pageBreakBefore w:val="0"/>
@@ -1786,7 +1764,7 @@
               <w:bidi w:val="0"/>
               <w:adjustRightInd w:val="0"/>
               <w:snapToGrid w:val="0"/>
-              <w:ind w:left="0" w:leftChars="0" w:right="0" w:rightChars="0" w:firstLine="0" w:firstLineChars="0"/>
+              <w:ind w:left="0" w:right="0" w:firstLine="0" w:leftChars="0" w:rightChars="0" w:firstLineChars="0"/>
               <w:jc w:val="center"/>
               <w:textAlignment w:val="baseline"/>
             </w:pPr>
@@ -1795,14 +1773,9 @@
       </w:tr>
       <w:tr>
         <w:tblPrEx>
-          <w:tblBorders>
-            <w:top w:val="single" w:color="000000" w:sz="2" w:space="0"/>
-            <w:left w:val="single" w:color="000000" w:sz="2" w:space="0"/>
-            <w:bottom w:val="single" w:color="000000" w:sz="2" w:space="0"/>
-            <w:right w:val="single" w:color="000000" w:sz="2" w:space="0"/>
-            <w:insideH w:val="single" w:color="000000" w:sz="2" w:space="0"/>
-            <w:insideV w:val="single" w:color="000000" w:sz="2" w:space="0"/>
-          </w:tblBorders>
+          <w:tblW w:w="8214" w:type="dxa"/>
+          <w:jc w:val="center"/>
+          <w:tblLayout w:type="fixed"/>
           <w:tblCellMar>
             <w:top w:w="0" w:type="dxa"/>
             <w:left w:w="0" w:type="dxa"/>
@@ -1811,7 +1784,7 @@
           </w:tblCellMar>
         </w:tblPrEx>
         <w:trPr>
-          <w:trHeight w:val="557" w:hRule="atLeast"/>
+          <w:trHeight w:val="557"/>
           <w:jc w:val="center"/>
         </w:trPr>
         <w:tc>
@@ -1820,7 +1793,7 @@
           </w:tcPr>
           <w:p>
             <w:pPr>
-              <w:pStyle w:val="28"/>
+              <w:pStyle w:val="TableText"/>
               <w:keepNext w:val="0"/>
               <w:keepLines w:val="0"/>
               <w:pageBreakBefore w:val="0"/>
@@ -1833,7 +1806,7 @@
               <w:bidi w:val="0"/>
               <w:adjustRightInd w:val="0"/>
               <w:snapToGrid w:val="0"/>
-              <w:ind w:left="0" w:leftChars="0" w:right="0" w:rightChars="0" w:firstLine="0" w:firstLineChars="0"/>
+              <w:ind w:left="0" w:right="0" w:firstLine="0" w:leftChars="0" w:rightChars="0" w:firstLineChars="0"/>
               <w:jc w:val="center"/>
               <w:textAlignment w:val="baseline"/>
             </w:pPr>
@@ -1845,7 +1818,7 @@
           </w:tcPr>
           <w:p>
             <w:pPr>
-              <w:pStyle w:val="28"/>
+              <w:pStyle w:val="TableText"/>
               <w:keepNext w:val="0"/>
               <w:keepLines w:val="0"/>
               <w:pageBreakBefore w:val="0"/>
@@ -1858,7 +1831,7 @@
               <w:bidi w:val="0"/>
               <w:adjustRightInd w:val="0"/>
               <w:snapToGrid w:val="0"/>
-              <w:ind w:left="0" w:leftChars="0" w:right="0" w:rightChars="0" w:firstLine="0" w:firstLineChars="0"/>
+              <w:ind w:left="0" w:right="0" w:firstLine="0" w:leftChars="0" w:rightChars="0" w:firstLineChars="0"/>
               <w:jc w:val="center"/>
               <w:textAlignment w:val="baseline"/>
             </w:pPr>
@@ -1870,7 +1843,7 @@
           </w:tcPr>
           <w:p>
             <w:pPr>
-              <w:pStyle w:val="28"/>
+              <w:pStyle w:val="TableText"/>
               <w:keepNext w:val="0"/>
               <w:keepLines w:val="0"/>
               <w:pageBreakBefore w:val="0"/>
@@ -1883,7 +1856,7 @@
               <w:bidi w:val="0"/>
               <w:adjustRightInd w:val="0"/>
               <w:snapToGrid w:val="0"/>
-              <w:ind w:left="0" w:leftChars="0" w:right="0" w:rightChars="0" w:firstLine="0" w:firstLineChars="0"/>
+              <w:ind w:left="0" w:right="0" w:firstLine="0" w:leftChars="0" w:rightChars="0" w:firstLineChars="0"/>
               <w:jc w:val="center"/>
               <w:textAlignment w:val="baseline"/>
             </w:pPr>
@@ -1895,7 +1868,7 @@
           </w:tcPr>
           <w:p>
             <w:pPr>
-              <w:pStyle w:val="28"/>
+              <w:pStyle w:val="TableText"/>
               <w:keepNext w:val="0"/>
               <w:keepLines w:val="0"/>
               <w:pageBreakBefore w:val="0"/>
@@ -1908,7 +1881,7 @@
               <w:bidi w:val="0"/>
               <w:adjustRightInd w:val="0"/>
               <w:snapToGrid w:val="0"/>
-              <w:ind w:left="0" w:leftChars="0" w:right="0" w:rightChars="0" w:firstLine="0" w:firstLineChars="0"/>
+              <w:ind w:left="0" w:right="0" w:firstLine="0" w:leftChars="0" w:rightChars="0" w:firstLineChars="0"/>
               <w:jc w:val="center"/>
               <w:textAlignment w:val="baseline"/>
             </w:pPr>
@@ -1920,7 +1893,7 @@
           </w:tcPr>
           <w:p>
             <w:pPr>
-              <w:pStyle w:val="28"/>
+              <w:pStyle w:val="TableText"/>
               <w:keepNext w:val="0"/>
               <w:keepLines w:val="0"/>
               <w:pageBreakBefore w:val="0"/>
@@ -1933,7 +1906,7 @@
               <w:bidi w:val="0"/>
               <w:adjustRightInd w:val="0"/>
               <w:snapToGrid w:val="0"/>
-              <w:ind w:left="0" w:leftChars="0" w:right="0" w:rightChars="0" w:firstLine="0" w:firstLineChars="0"/>
+              <w:ind w:left="0" w:right="0" w:firstLine="0" w:leftChars="0" w:rightChars="0" w:firstLineChars="0"/>
               <w:jc w:val="center"/>
               <w:textAlignment w:val="baseline"/>
             </w:pPr>
@@ -1945,7 +1918,7 @@
           </w:tcPr>
           <w:p>
             <w:pPr>
-              <w:pStyle w:val="28"/>
+              <w:pStyle w:val="TableText"/>
               <w:keepNext w:val="0"/>
               <w:keepLines w:val="0"/>
               <w:pageBreakBefore w:val="0"/>
@@ -1958,7 +1931,7 @@
               <w:bidi w:val="0"/>
               <w:adjustRightInd w:val="0"/>
               <w:snapToGrid w:val="0"/>
-              <w:ind w:left="0" w:leftChars="0" w:right="0" w:rightChars="0" w:firstLine="0" w:firstLineChars="0"/>
+              <w:ind w:left="0" w:right="0" w:firstLine="0" w:leftChars="0" w:rightChars="0" w:firstLineChars="0"/>
               <w:jc w:val="center"/>
               <w:textAlignment w:val="baseline"/>
             </w:pPr>
@@ -1989,7 +1962,7 @@
     <w:sdt>
       <w:sdtPr>
         <w:rPr>
-          <w:rFonts w:ascii="宋体" w:hAnsi="宋体" w:eastAsia="宋体" w:cs="Arial"/>
+          <w:rFonts w:ascii="宋体" w:eastAsia="宋体" w:hAnsi="宋体" w:cs="Arial"/>
           <w:snapToGrid w:val="0"/>
           <w:color w:val="000000"/>
           <w:kern w:val="0"/>
@@ -2005,7 +1978,7 @@
       </w:sdtPr>
       <w:sdtEndPr>
         <w:rPr>
-          <w:rFonts w:hint="eastAsia" w:ascii="宋体" w:hAnsi="宋体" w:eastAsia="宋体" w:cs="宋体"/>
+          <w:rFonts w:ascii="宋体" w:eastAsia="宋体" w:hAnsi="宋体" w:cs="宋体" w:hint="eastAsia"/>
           <w:snapToGrid w:val="0"/>
           <w:color w:val="000000"/>
           <w:kern w:val="0"/>
@@ -2030,18 +2003,18 @@
             <w:adjustRightInd w:val="0"/>
             <w:snapToGrid w:val="0"/>
             <w:spacing w:before="0" w:beforeLines="0" w:after="0" w:afterLines="0" w:line="240" w:lineRule="auto"/>
-            <w:ind w:left="0" w:leftChars="0" w:right="0" w:rightChars="0" w:firstLine="0" w:firstLineChars="0"/>
+            <w:ind w:left="0" w:right="0" w:firstLine="0" w:leftChars="0" w:rightChars="0" w:firstLineChars="0"/>
             <w:jc w:val="center"/>
             <w:textAlignment w:val="baseline"/>
             <w:rPr>
-              <w:rFonts w:hint="eastAsia" w:ascii="宋体" w:hAnsi="宋体" w:eastAsia="宋体" w:cs="宋体"/>
+              <w:rFonts w:ascii="宋体" w:eastAsia="宋体" w:hAnsi="宋体" w:cs="宋体" w:hint="eastAsia"/>
               <w:sz w:val="24"/>
               <w:szCs w:val="24"/>
             </w:rPr>
           </w:pPr>
           <w:r>
             <w:rPr>
-              <w:rFonts w:hint="eastAsia" w:ascii="宋体" w:hAnsi="宋体" w:eastAsia="宋体" w:cs="宋体"/>
+              <w:rFonts w:ascii="宋体" w:eastAsia="宋体" w:hAnsi="宋体" w:cs="宋体" w:hint="eastAsia"/>
               <w:sz w:val="24"/>
               <w:szCs w:val="24"/>
             </w:rPr>
@@ -2050,14 +2023,14 @@
         </w:p>
         <w:p>
           <w:pPr>
-            <w:pStyle w:val="16"/>
+            <w:pStyle w:val="TOC1"/>
             <w:tabs>
               <w:tab w:val="right" w:leader="dot" w:pos="8306"/>
             </w:tabs>
           </w:pPr>
           <w:r>
             <w:rPr>
-              <w:rFonts w:hint="eastAsia" w:ascii="宋体" w:hAnsi="宋体" w:eastAsia="宋体" w:cs="宋体"/>
+              <w:rFonts w:ascii="宋体" w:eastAsia="宋体" w:hAnsi="宋体" w:cs="宋体" w:hint="eastAsia"/>
               <w:sz w:val="24"/>
               <w:szCs w:val="24"/>
             </w:rPr>
@@ -2065,7 +2038,7 @@
           </w:r>
           <w:r>
             <w:rPr>
-              <w:rFonts w:hint="eastAsia" w:ascii="宋体" w:hAnsi="宋体" w:eastAsia="宋体" w:cs="宋体"/>
+              <w:rFonts w:ascii="宋体" w:eastAsia="宋体" w:hAnsi="宋体" w:cs="宋体" w:hint="eastAsia"/>
               <w:sz w:val="24"/>
               <w:szCs w:val="24"/>
             </w:rPr>
@@ -2073,7 +2046,7 @@
           </w:r>
           <w:r>
             <w:rPr>
-              <w:rFonts w:hint="eastAsia" w:ascii="宋体" w:hAnsi="宋体" w:eastAsia="宋体" w:cs="宋体"/>
+              <w:rFonts w:ascii="宋体" w:eastAsia="宋体" w:hAnsi="宋体" w:cs="宋体" w:hint="eastAsia"/>
               <w:sz w:val="24"/>
               <w:szCs w:val="24"/>
             </w:rPr>
@@ -2081,21 +2054,21 @@
           </w:r>
           <w:r>
             <w:rPr>
-              <w:rFonts w:hint="eastAsia" w:ascii="宋体" w:hAnsi="宋体" w:eastAsia="宋体" w:cs="宋体"/>
+              <w:rFonts w:ascii="宋体" w:eastAsia="宋体" w:hAnsi="宋体" w:cs="宋体" w:hint="eastAsia"/>
               <w:szCs w:val="24"/>
             </w:rPr>
             <w:fldChar w:fldCharType="begin"/>
           </w:r>
           <w:r>
             <w:rPr>
-              <w:rFonts w:hint="eastAsia" w:ascii="宋体" w:hAnsi="宋体" w:eastAsia="宋体" w:cs="宋体"/>
+              <w:rFonts w:ascii="宋体" w:eastAsia="宋体" w:hAnsi="宋体" w:cs="宋体" w:hint="eastAsia"/>
               <w:szCs w:val="24"/>
             </w:rPr>
             <w:instrText xml:space="preserve"> HYPERLINK \l _Toc13643 </w:instrText>
           </w:r>
           <w:r>
             <w:rPr>
-              <w:rFonts w:hint="eastAsia" w:ascii="宋体" w:hAnsi="宋体" w:eastAsia="宋体" w:cs="宋体"/>
+              <w:rFonts w:ascii="宋体" w:eastAsia="宋体" w:hAnsi="宋体" w:cs="宋体" w:hint="eastAsia"/>
               <w:szCs w:val="24"/>
             </w:rPr>
             <w:fldChar w:fldCharType="separate"/>
@@ -2127,7 +2100,7 @@
           </w:r>
           <w:r>
             <w:rPr>
-              <w:rFonts w:hint="eastAsia" w:ascii="宋体" w:hAnsi="宋体" w:eastAsia="宋体" w:cs="宋体"/>
+              <w:rFonts w:ascii="宋体" w:eastAsia="宋体" w:hAnsi="宋体" w:cs="宋体" w:hint="eastAsia"/>
               <w:szCs w:val="24"/>
             </w:rPr>
             <w:fldChar w:fldCharType="end"/>
@@ -2135,28 +2108,28 @@
         </w:p>
         <w:p>
           <w:pPr>
-            <w:pStyle w:val="16"/>
+            <w:pStyle w:val="TOC1"/>
             <w:tabs>
               <w:tab w:val="right" w:leader="dot" w:pos="8306"/>
             </w:tabs>
           </w:pPr>
           <w:r>
             <w:rPr>
-              <w:rFonts w:hint="eastAsia" w:ascii="宋体" w:hAnsi="宋体" w:eastAsia="宋体" w:cs="宋体"/>
+              <w:rFonts w:ascii="宋体" w:eastAsia="宋体" w:hAnsi="宋体" w:cs="宋体" w:hint="eastAsia"/>
               <w:szCs w:val="24"/>
             </w:rPr>
             <w:fldChar w:fldCharType="begin"/>
           </w:r>
           <w:r>
             <w:rPr>
-              <w:rFonts w:hint="eastAsia" w:ascii="宋体" w:hAnsi="宋体" w:eastAsia="宋体" w:cs="宋体"/>
+              <w:rFonts w:ascii="宋体" w:eastAsia="宋体" w:hAnsi="宋体" w:cs="宋体" w:hint="eastAsia"/>
               <w:szCs w:val="24"/>
             </w:rPr>
             <w:instrText xml:space="preserve"> HYPERLINK \l _Toc27050 </w:instrText>
           </w:r>
           <w:r>
             <w:rPr>
-              <w:rFonts w:hint="eastAsia" w:ascii="宋体" w:hAnsi="宋体" w:eastAsia="宋体" w:cs="宋体"/>
+              <w:rFonts w:ascii="宋体" w:eastAsia="宋体" w:hAnsi="宋体" w:cs="宋体" w:hint="eastAsia"/>
               <w:szCs w:val="24"/>
             </w:rPr>
             <w:fldChar w:fldCharType="separate"/>
@@ -2188,7 +2161,7 @@
           </w:r>
           <w:r>
             <w:rPr>
-              <w:rFonts w:hint="eastAsia" w:ascii="宋体" w:hAnsi="宋体" w:eastAsia="宋体" w:cs="宋体"/>
+              <w:rFonts w:ascii="宋体" w:eastAsia="宋体" w:hAnsi="宋体" w:cs="宋体" w:hint="eastAsia"/>
               <w:szCs w:val="24"/>
             </w:rPr>
             <w:fldChar w:fldCharType="end"/>
@@ -2196,28 +2169,28 @@
         </w:p>
         <w:p>
           <w:pPr>
-            <w:pStyle w:val="16"/>
+            <w:pStyle w:val="TOC1"/>
             <w:tabs>
               <w:tab w:val="right" w:leader="dot" w:pos="8306"/>
             </w:tabs>
           </w:pPr>
           <w:r>
             <w:rPr>
-              <w:rFonts w:hint="eastAsia" w:ascii="宋体" w:hAnsi="宋体" w:eastAsia="宋体" w:cs="宋体"/>
+              <w:rFonts w:ascii="宋体" w:eastAsia="宋体" w:hAnsi="宋体" w:cs="宋体" w:hint="eastAsia"/>
               <w:szCs w:val="24"/>
             </w:rPr>
             <w:fldChar w:fldCharType="begin"/>
           </w:r>
           <w:r>
             <w:rPr>
-              <w:rFonts w:hint="eastAsia" w:ascii="宋体" w:hAnsi="宋体" w:eastAsia="宋体" w:cs="宋体"/>
+              <w:rFonts w:ascii="宋体" w:eastAsia="宋体" w:hAnsi="宋体" w:cs="宋体" w:hint="eastAsia"/>
               <w:szCs w:val="24"/>
             </w:rPr>
             <w:instrText xml:space="preserve"> HYPERLINK \l _Toc27944 </w:instrText>
           </w:r>
           <w:r>
             <w:rPr>
-              <w:rFonts w:hint="eastAsia" w:ascii="宋体" w:hAnsi="宋体" w:eastAsia="宋体" w:cs="宋体"/>
+              <w:rFonts w:ascii="宋体" w:eastAsia="宋体" w:hAnsi="宋体" w:cs="宋体" w:hint="eastAsia"/>
               <w:szCs w:val="24"/>
             </w:rPr>
             <w:fldChar w:fldCharType="separate"/>
@@ -2249,7 +2222,7 @@
           </w:r>
           <w:r>
             <w:rPr>
-              <w:rFonts w:hint="eastAsia" w:ascii="宋体" w:hAnsi="宋体" w:eastAsia="宋体" w:cs="宋体"/>
+              <w:rFonts w:ascii="宋体" w:eastAsia="宋体" w:hAnsi="宋体" w:cs="宋体" w:hint="eastAsia"/>
               <w:szCs w:val="24"/>
             </w:rPr>
             <w:fldChar w:fldCharType="end"/>
@@ -2257,28 +2230,28 @@
         </w:p>
         <w:p>
           <w:pPr>
-            <w:pStyle w:val="16"/>
+            <w:pStyle w:val="TOC1"/>
             <w:tabs>
               <w:tab w:val="right" w:leader="dot" w:pos="8306"/>
             </w:tabs>
           </w:pPr>
           <w:r>
             <w:rPr>
-              <w:rFonts w:hint="eastAsia" w:ascii="宋体" w:hAnsi="宋体" w:eastAsia="宋体" w:cs="宋体"/>
+              <w:rFonts w:ascii="宋体" w:eastAsia="宋体" w:hAnsi="宋体" w:cs="宋体" w:hint="eastAsia"/>
               <w:szCs w:val="24"/>
             </w:rPr>
             <w:fldChar w:fldCharType="begin"/>
           </w:r>
           <w:r>
             <w:rPr>
-              <w:rFonts w:hint="eastAsia" w:ascii="宋体" w:hAnsi="宋体" w:eastAsia="宋体" w:cs="宋体"/>
+              <w:rFonts w:ascii="宋体" w:eastAsia="宋体" w:hAnsi="宋体" w:cs="宋体" w:hint="eastAsia"/>
               <w:szCs w:val="24"/>
             </w:rPr>
             <w:instrText xml:space="preserve"> HYPERLINK \l _Toc19475 </w:instrText>
           </w:r>
           <w:r>
             <w:rPr>
-              <w:rFonts w:hint="eastAsia" w:ascii="宋体" w:hAnsi="宋体" w:eastAsia="宋体" w:cs="宋体"/>
+              <w:rFonts w:ascii="宋体" w:eastAsia="宋体" w:hAnsi="宋体" w:cs="宋体" w:hint="eastAsia"/>
               <w:szCs w:val="24"/>
             </w:rPr>
             <w:fldChar w:fldCharType="separate"/>
@@ -2310,7 +2283,7 @@
           </w:r>
           <w:r>
             <w:rPr>
-              <w:rFonts w:hint="eastAsia" w:ascii="宋体" w:hAnsi="宋体" w:eastAsia="宋体" w:cs="宋体"/>
+              <w:rFonts w:ascii="宋体" w:eastAsia="宋体" w:hAnsi="宋体" w:cs="宋体" w:hint="eastAsia"/>
               <w:szCs w:val="24"/>
             </w:rPr>
             <w:fldChar w:fldCharType="end"/>
@@ -2318,28 +2291,28 @@
         </w:p>
         <w:p>
           <w:pPr>
-            <w:pStyle w:val="17"/>
+            <w:pStyle w:val="TOC2"/>
             <w:tabs>
               <w:tab w:val="right" w:leader="dot" w:pos="8306"/>
             </w:tabs>
           </w:pPr>
           <w:r>
             <w:rPr>
-              <w:rFonts w:hint="eastAsia" w:ascii="宋体" w:hAnsi="宋体" w:eastAsia="宋体" w:cs="宋体"/>
+              <w:rFonts w:ascii="宋体" w:eastAsia="宋体" w:hAnsi="宋体" w:cs="宋体" w:hint="eastAsia"/>
               <w:szCs w:val="24"/>
             </w:rPr>
             <w:fldChar w:fldCharType="begin"/>
           </w:r>
           <w:r>
             <w:rPr>
-              <w:rFonts w:hint="eastAsia" w:ascii="宋体" w:hAnsi="宋体" w:eastAsia="宋体" w:cs="宋体"/>
+              <w:rFonts w:ascii="宋体" w:eastAsia="宋体" w:hAnsi="宋体" w:cs="宋体" w:hint="eastAsia"/>
               <w:szCs w:val="24"/>
             </w:rPr>
             <w:instrText xml:space="preserve"> HYPERLINK \l _Toc20883 </w:instrText>
           </w:r>
           <w:r>
             <w:rPr>
-              <w:rFonts w:hint="eastAsia" w:ascii="宋体" w:hAnsi="宋体" w:eastAsia="宋体" w:cs="宋体"/>
+              <w:rFonts w:ascii="宋体" w:eastAsia="宋体" w:hAnsi="宋体" w:cs="宋体" w:hint="eastAsia"/>
               <w:szCs w:val="24"/>
             </w:rPr>
             <w:fldChar w:fldCharType="separate"/>
@@ -2371,7 +2344,7 @@
           </w:r>
           <w:r>
             <w:rPr>
-              <w:rFonts w:hint="eastAsia" w:ascii="宋体" w:hAnsi="宋体" w:eastAsia="宋体" w:cs="宋体"/>
+              <w:rFonts w:ascii="宋体" w:eastAsia="宋体" w:hAnsi="宋体" w:cs="宋体" w:hint="eastAsia"/>
               <w:szCs w:val="24"/>
             </w:rPr>
             <w:fldChar w:fldCharType="end"/>
@@ -2379,28 +2352,28 @@
         </w:p>
         <w:p>
           <w:pPr>
-            <w:pStyle w:val="17"/>
+            <w:pStyle w:val="TOC2"/>
             <w:tabs>
               <w:tab w:val="right" w:leader="dot" w:pos="8306"/>
             </w:tabs>
           </w:pPr>
           <w:r>
             <w:rPr>
-              <w:rFonts w:hint="eastAsia" w:ascii="宋体" w:hAnsi="宋体" w:eastAsia="宋体" w:cs="宋体"/>
+              <w:rFonts w:ascii="宋体" w:eastAsia="宋体" w:hAnsi="宋体" w:cs="宋体" w:hint="eastAsia"/>
               <w:szCs w:val="24"/>
             </w:rPr>
             <w:fldChar w:fldCharType="begin"/>
           </w:r>
           <w:r>
             <w:rPr>
-              <w:rFonts w:hint="eastAsia" w:ascii="宋体" w:hAnsi="宋体" w:eastAsia="宋体" w:cs="宋体"/>
+              <w:rFonts w:ascii="宋体" w:eastAsia="宋体" w:hAnsi="宋体" w:cs="宋体" w:hint="eastAsia"/>
               <w:szCs w:val="24"/>
             </w:rPr>
             <w:instrText xml:space="preserve"> HYPERLINK \l _Toc32509 </w:instrText>
           </w:r>
           <w:r>
             <w:rPr>
-              <w:rFonts w:hint="eastAsia" w:ascii="宋体" w:hAnsi="宋体" w:eastAsia="宋体" w:cs="宋体"/>
+              <w:rFonts w:ascii="宋体" w:eastAsia="宋体" w:hAnsi="宋体" w:cs="宋体" w:hint="eastAsia"/>
               <w:szCs w:val="24"/>
             </w:rPr>
             <w:fldChar w:fldCharType="separate"/>
@@ -2432,7 +2405,7 @@
           </w:r>
           <w:r>
             <w:rPr>
-              <w:rFonts w:hint="eastAsia" w:ascii="宋体" w:hAnsi="宋体" w:eastAsia="宋体" w:cs="宋体"/>
+              <w:rFonts w:ascii="宋体" w:eastAsia="宋体" w:hAnsi="宋体" w:cs="宋体" w:hint="eastAsia"/>
               <w:szCs w:val="24"/>
             </w:rPr>
             <w:fldChar w:fldCharType="end"/>
@@ -2440,28 +2413,28 @@
         </w:p>
         <w:p>
           <w:pPr>
-            <w:pStyle w:val="16"/>
+            <w:pStyle w:val="TOC1"/>
             <w:tabs>
               <w:tab w:val="right" w:leader="dot" w:pos="8306"/>
             </w:tabs>
           </w:pPr>
           <w:r>
             <w:rPr>
-              <w:rFonts w:hint="eastAsia" w:ascii="宋体" w:hAnsi="宋体" w:eastAsia="宋体" w:cs="宋体"/>
+              <w:rFonts w:ascii="宋体" w:eastAsia="宋体" w:hAnsi="宋体" w:cs="宋体" w:hint="eastAsia"/>
               <w:szCs w:val="24"/>
             </w:rPr>
             <w:fldChar w:fldCharType="begin"/>
           </w:r>
           <w:r>
             <w:rPr>
-              <w:rFonts w:hint="eastAsia" w:ascii="宋体" w:hAnsi="宋体" w:eastAsia="宋体" w:cs="宋体"/>
+              <w:rFonts w:ascii="宋体" w:eastAsia="宋体" w:hAnsi="宋体" w:cs="宋体" w:hint="eastAsia"/>
               <w:szCs w:val="24"/>
             </w:rPr>
             <w:instrText xml:space="preserve"> HYPERLINK \l _Toc3821 </w:instrText>
           </w:r>
           <w:r>
             <w:rPr>
-              <w:rFonts w:hint="eastAsia" w:ascii="宋体" w:hAnsi="宋体" w:eastAsia="宋体" w:cs="宋体"/>
+              <w:rFonts w:ascii="宋体" w:eastAsia="宋体" w:hAnsi="宋体" w:cs="宋体" w:hint="eastAsia"/>
               <w:szCs w:val="24"/>
             </w:rPr>
             <w:fldChar w:fldCharType="separate"/>
@@ -2493,7 +2466,7 @@
           </w:r>
           <w:r>
             <w:rPr>
-              <w:rFonts w:hint="eastAsia" w:ascii="宋体" w:hAnsi="宋体" w:eastAsia="宋体" w:cs="宋体"/>
+              <w:rFonts w:ascii="宋体" w:eastAsia="宋体" w:hAnsi="宋体" w:cs="宋体" w:hint="eastAsia"/>
               <w:szCs w:val="24"/>
             </w:rPr>
             <w:fldChar w:fldCharType="end"/>
@@ -2501,28 +2474,28 @@
         </w:p>
         <w:p>
           <w:pPr>
-            <w:pStyle w:val="17"/>
+            <w:pStyle w:val="TOC2"/>
             <w:tabs>
               <w:tab w:val="right" w:leader="dot" w:pos="8306"/>
             </w:tabs>
           </w:pPr>
           <w:r>
             <w:rPr>
-              <w:rFonts w:hint="eastAsia" w:ascii="宋体" w:hAnsi="宋体" w:eastAsia="宋体" w:cs="宋体"/>
+              <w:rFonts w:ascii="宋体" w:eastAsia="宋体" w:hAnsi="宋体" w:cs="宋体" w:hint="eastAsia"/>
               <w:szCs w:val="24"/>
             </w:rPr>
             <w:fldChar w:fldCharType="begin"/>
           </w:r>
           <w:r>
             <w:rPr>
-              <w:rFonts w:hint="eastAsia" w:ascii="宋体" w:hAnsi="宋体" w:eastAsia="宋体" w:cs="宋体"/>
+              <w:rFonts w:ascii="宋体" w:eastAsia="宋体" w:hAnsi="宋体" w:cs="宋体" w:hint="eastAsia"/>
               <w:szCs w:val="24"/>
             </w:rPr>
             <w:instrText xml:space="preserve"> HYPERLINK \l _Toc24775 </w:instrText>
           </w:r>
           <w:r>
             <w:rPr>
-              <w:rFonts w:hint="eastAsia" w:ascii="宋体" w:hAnsi="宋体" w:eastAsia="宋体" w:cs="宋体"/>
+              <w:rFonts w:ascii="宋体" w:eastAsia="宋体" w:hAnsi="宋体" w:cs="宋体" w:hint="eastAsia"/>
               <w:szCs w:val="24"/>
             </w:rPr>
             <w:fldChar w:fldCharType="separate"/>
@@ -2554,7 +2527,7 @@
           </w:r>
           <w:r>
             <w:rPr>
-              <w:rFonts w:hint="eastAsia" w:ascii="宋体" w:hAnsi="宋体" w:eastAsia="宋体" w:cs="宋体"/>
+              <w:rFonts w:ascii="宋体" w:eastAsia="宋体" w:hAnsi="宋体" w:cs="宋体" w:hint="eastAsia"/>
               <w:szCs w:val="24"/>
             </w:rPr>
             <w:fldChar w:fldCharType="end"/>
@@ -2562,28 +2535,28 @@
         </w:p>
         <w:p>
           <w:pPr>
-            <w:pStyle w:val="17"/>
+            <w:pStyle w:val="TOC2"/>
             <w:tabs>
               <w:tab w:val="right" w:leader="dot" w:pos="8306"/>
             </w:tabs>
           </w:pPr>
           <w:r>
             <w:rPr>
-              <w:rFonts w:hint="eastAsia" w:ascii="宋体" w:hAnsi="宋体" w:eastAsia="宋体" w:cs="宋体"/>
+              <w:rFonts w:ascii="宋体" w:eastAsia="宋体" w:hAnsi="宋体" w:cs="宋体" w:hint="eastAsia"/>
               <w:szCs w:val="24"/>
             </w:rPr>
             <w:fldChar w:fldCharType="begin"/>
           </w:r>
           <w:r>
             <w:rPr>
-              <w:rFonts w:hint="eastAsia" w:ascii="宋体" w:hAnsi="宋体" w:eastAsia="宋体" w:cs="宋体"/>
+              <w:rFonts w:ascii="宋体" w:eastAsia="宋体" w:hAnsi="宋体" w:cs="宋体" w:hint="eastAsia"/>
               <w:szCs w:val="24"/>
             </w:rPr>
             <w:instrText xml:space="preserve"> HYPERLINK \l _Toc18347 </w:instrText>
           </w:r>
           <w:r>
             <w:rPr>
-              <w:rFonts w:hint="eastAsia" w:ascii="宋体" w:hAnsi="宋体" w:eastAsia="宋体" w:cs="宋体"/>
+              <w:rFonts w:ascii="宋体" w:eastAsia="宋体" w:hAnsi="宋体" w:cs="宋体" w:hint="eastAsia"/>
               <w:szCs w:val="24"/>
             </w:rPr>
             <w:fldChar w:fldCharType="separate"/>
@@ -2615,7 +2588,7 @@
           </w:r>
           <w:r>
             <w:rPr>
-              <w:rFonts w:hint="eastAsia" w:ascii="宋体" w:hAnsi="宋体" w:eastAsia="宋体" w:cs="宋体"/>
+              <w:rFonts w:ascii="宋体" w:eastAsia="宋体" w:hAnsi="宋体" w:cs="宋体" w:hint="eastAsia"/>
               <w:szCs w:val="24"/>
             </w:rPr>
             <w:fldChar w:fldCharType="end"/>
@@ -2623,28 +2596,28 @@
         </w:p>
         <w:p>
           <w:pPr>
-            <w:pStyle w:val="16"/>
+            <w:pStyle w:val="TOC1"/>
             <w:tabs>
               <w:tab w:val="right" w:leader="dot" w:pos="8306"/>
             </w:tabs>
           </w:pPr>
           <w:r>
             <w:rPr>
-              <w:rFonts w:hint="eastAsia" w:ascii="宋体" w:hAnsi="宋体" w:eastAsia="宋体" w:cs="宋体"/>
+              <w:rFonts w:ascii="宋体" w:eastAsia="宋体" w:hAnsi="宋体" w:cs="宋体" w:hint="eastAsia"/>
               <w:szCs w:val="24"/>
             </w:rPr>
             <w:fldChar w:fldCharType="begin"/>
           </w:r>
           <w:r>
             <w:rPr>
-              <w:rFonts w:hint="eastAsia" w:ascii="宋体" w:hAnsi="宋体" w:eastAsia="宋体" w:cs="宋体"/>
+              <w:rFonts w:ascii="宋体" w:eastAsia="宋体" w:hAnsi="宋体" w:cs="宋体" w:hint="eastAsia"/>
               <w:szCs w:val="24"/>
             </w:rPr>
             <w:instrText xml:space="preserve"> HYPERLINK \l _Toc6485 </w:instrText>
           </w:r>
           <w:r>
             <w:rPr>
-              <w:rFonts w:hint="eastAsia" w:ascii="宋体" w:hAnsi="宋体" w:eastAsia="宋体" w:cs="宋体"/>
+              <w:rFonts w:ascii="宋体" w:eastAsia="宋体" w:hAnsi="宋体" w:cs="宋体" w:hint="eastAsia"/>
               <w:szCs w:val="24"/>
             </w:rPr>
             <w:fldChar w:fldCharType="separate"/>
@@ -2676,7 +2649,7 @@
           </w:r>
           <w:r>
             <w:rPr>
-              <w:rFonts w:hint="eastAsia" w:ascii="宋体" w:hAnsi="宋体" w:eastAsia="宋体" w:cs="宋体"/>
+              <w:rFonts w:ascii="宋体" w:eastAsia="宋体" w:hAnsi="宋体" w:cs="宋体" w:hint="eastAsia"/>
               <w:szCs w:val="24"/>
             </w:rPr>
             <w:fldChar w:fldCharType="end"/>
@@ -2684,28 +2657,28 @@
         </w:p>
         <w:p>
           <w:pPr>
-            <w:pStyle w:val="17"/>
+            <w:pStyle w:val="TOC2"/>
             <w:tabs>
               <w:tab w:val="right" w:leader="dot" w:pos="8306"/>
             </w:tabs>
           </w:pPr>
           <w:r>
             <w:rPr>
-              <w:rFonts w:hint="eastAsia" w:ascii="宋体" w:hAnsi="宋体" w:eastAsia="宋体" w:cs="宋体"/>
+              <w:rFonts w:ascii="宋体" w:eastAsia="宋体" w:hAnsi="宋体" w:cs="宋体" w:hint="eastAsia"/>
               <w:szCs w:val="24"/>
             </w:rPr>
             <w:fldChar w:fldCharType="begin"/>
           </w:r>
           <w:r>
             <w:rPr>
-              <w:rFonts w:hint="eastAsia" w:ascii="宋体" w:hAnsi="宋体" w:eastAsia="宋体" w:cs="宋体"/>
+              <w:rFonts w:ascii="宋体" w:eastAsia="宋体" w:hAnsi="宋体" w:cs="宋体" w:hint="eastAsia"/>
               <w:szCs w:val="24"/>
             </w:rPr>
             <w:instrText xml:space="preserve"> HYPERLINK \l _Toc32325 </w:instrText>
           </w:r>
           <w:r>
             <w:rPr>
-              <w:rFonts w:hint="eastAsia" w:ascii="宋体" w:hAnsi="宋体" w:eastAsia="宋体" w:cs="宋体"/>
+              <w:rFonts w:ascii="宋体" w:eastAsia="宋体" w:hAnsi="宋体" w:cs="宋体" w:hint="eastAsia"/>
               <w:szCs w:val="24"/>
             </w:rPr>
             <w:fldChar w:fldCharType="separate"/>
@@ -2744,7 +2717,7 @@
           </w:r>
           <w:r>
             <w:rPr>
-              <w:rFonts w:hint="eastAsia" w:ascii="宋体" w:hAnsi="宋体" w:eastAsia="宋体" w:cs="宋体"/>
+              <w:rFonts w:ascii="宋体" w:eastAsia="宋体" w:hAnsi="宋体" w:cs="宋体" w:hint="eastAsia"/>
               <w:szCs w:val="24"/>
             </w:rPr>
             <w:fldChar w:fldCharType="end"/>
@@ -2752,28 +2725,28 @@
         </w:p>
         <w:p>
           <w:pPr>
-            <w:pStyle w:val="17"/>
+            <w:pStyle w:val="TOC2"/>
             <w:tabs>
               <w:tab w:val="right" w:leader="dot" w:pos="8306"/>
             </w:tabs>
           </w:pPr>
           <w:r>
             <w:rPr>
-              <w:rFonts w:hint="eastAsia" w:ascii="宋体" w:hAnsi="宋体" w:eastAsia="宋体" w:cs="宋体"/>
+              <w:rFonts w:ascii="宋体" w:eastAsia="宋体" w:hAnsi="宋体" w:cs="宋体" w:hint="eastAsia"/>
               <w:szCs w:val="24"/>
             </w:rPr>
             <w:fldChar w:fldCharType="begin"/>
           </w:r>
           <w:r>
             <w:rPr>
-              <w:rFonts w:hint="eastAsia" w:ascii="宋体" w:hAnsi="宋体" w:eastAsia="宋体" w:cs="宋体"/>
+              <w:rFonts w:ascii="宋体" w:eastAsia="宋体" w:hAnsi="宋体" w:cs="宋体" w:hint="eastAsia"/>
               <w:szCs w:val="24"/>
             </w:rPr>
             <w:instrText xml:space="preserve"> HYPERLINK \l _Toc15072 </w:instrText>
           </w:r>
           <w:r>
             <w:rPr>
-              <w:rFonts w:hint="eastAsia" w:ascii="宋体" w:hAnsi="宋体" w:eastAsia="宋体" w:cs="宋体"/>
+              <w:rFonts w:ascii="宋体" w:eastAsia="宋体" w:hAnsi="宋体" w:cs="宋体" w:hint="eastAsia"/>
               <w:szCs w:val="24"/>
             </w:rPr>
             <w:fldChar w:fldCharType="separate"/>
@@ -2805,7 +2778,7 @@
           </w:r>
           <w:r>
             <w:rPr>
-              <w:rFonts w:hint="eastAsia" w:ascii="宋体" w:hAnsi="宋体" w:eastAsia="宋体" w:cs="宋体"/>
+              <w:rFonts w:ascii="宋体" w:eastAsia="宋体" w:hAnsi="宋体" w:cs="宋体" w:hint="eastAsia"/>
               <w:szCs w:val="24"/>
             </w:rPr>
             <w:fldChar w:fldCharType="end"/>
@@ -2827,7 +2800,7 @@
             <w:snapToGrid w:val="0"/>
             <w:textAlignment w:val="baseline"/>
             <w:rPr>
-              <w:rFonts w:hint="eastAsia" w:ascii="宋体" w:hAnsi="宋体" w:eastAsia="宋体" w:cs="宋体"/>
+              <w:rFonts w:ascii="宋体" w:eastAsia="宋体" w:hAnsi="宋体" w:cs="宋体" w:hint="eastAsia"/>
               <w:snapToGrid w:val="0"/>
               <w:color w:val="000000"/>
               <w:kern w:val="0"/>
@@ -2838,7 +2811,7 @@
           </w:pPr>
           <w:r>
             <w:rPr>
-              <w:rFonts w:hint="eastAsia" w:ascii="宋体" w:hAnsi="宋体" w:eastAsia="宋体" w:cs="宋体"/>
+              <w:rFonts w:ascii="宋体" w:eastAsia="宋体" w:hAnsi="宋体" w:cs="宋体" w:hint="eastAsia"/>
               <w:szCs w:val="24"/>
             </w:rPr>
             <w:fldChar w:fldCharType="end"/>
@@ -2862,7 +2835,7 @@
         <w:snapToGrid w:val="0"/>
         <w:textAlignment w:val="baseline"/>
         <w:rPr>
-          <w:rFonts w:ascii="Arial" w:hAnsi="Arial" w:eastAsia="Arial" w:cs="Arial"/>
+          <w:rFonts w:ascii="Arial" w:eastAsia="Arial" w:hAnsi="Arial" w:cs="Arial"/>
           <w:snapToGrid w:val="0"/>
           <w:color w:val="000000"/>
           <w:kern w:val="0"/>
@@ -2873,7 +2846,7 @@
       </w:pPr>
       <w:r>
         <w:rPr>
-          <w:rFonts w:ascii="Arial" w:hAnsi="Arial" w:eastAsia="Arial" w:cs="Arial"/>
+          <w:rFonts w:ascii="Arial" w:eastAsia="Arial" w:hAnsi="Arial" w:cs="Arial"/>
           <w:snapToGrid w:val="0"/>
           <w:color w:val="000000"/>
           <w:kern w:val="0"/>
@@ -2886,7 +2859,7 @@
     </w:p>
     <w:p>
       <w:pPr>
-        <w:pStyle w:val="29"/>
+        <w:pStyle w:val="1"/>
         <w:bidi w:val="0"/>
         <w:rPr>
           <w:rFonts w:hint="default"/>
@@ -2905,7 +2878,7 @@
     </w:p>
     <w:p>
       <w:pPr>
-        <w:pStyle w:val="30"/>
+        <w:pStyle w:val="a1"/>
         <w:rPr>
           <w:rFonts w:hint="default"/>
           <w:lang w:val="en-US" w:eastAsia="zh-CN"/>
@@ -2935,7 +2908,7 @@
     </w:p>
     <w:p>
       <w:pPr>
-        <w:pStyle w:val="30"/>
+        <w:pStyle w:val="a1"/>
         <w:rPr>
           <w:rFonts w:hint="default"/>
           <w:lang w:val="en-US" w:eastAsia="zh-CN"/>
@@ -2951,7 +2924,7 @@
     </w:p>
     <w:p>
       <w:pPr>
-        <w:pStyle w:val="30"/>
+        <w:pStyle w:val="a1"/>
         <w:rPr>
           <w:rFonts w:hint="default"/>
           <w:lang w:val="en-US" w:eastAsia="zh-CN"/>
@@ -2981,7 +2954,7 @@
     </w:p>
     <w:p>
       <w:pPr>
-        <w:pStyle w:val="29"/>
+        <w:pStyle w:val="1"/>
         <w:bidi w:val="0"/>
         <w:rPr>
           <w:rFonts w:hint="default"/>
@@ -3000,7 +2973,7 @@
     </w:p>
     <w:p>
       <w:pPr>
-        <w:pStyle w:val="31"/>
+        <w:pStyle w:val="2"/>
         <w:bidi w:val="0"/>
         <w:rPr>
           <w:rFonts w:hint="default"/>
@@ -3019,7 +2992,7 @@
     </w:p>
     <w:p>
       <w:pPr>
-        <w:pStyle w:val="30"/>
+        <w:pStyle w:val="a1"/>
         <w:rPr>
           <w:rFonts w:hint="default"/>
           <w:lang w:val="en-US" w:eastAsia="zh-CN"/>
@@ -3049,7 +3022,7 @@
     </w:p>
     <w:p>
       <w:pPr>
-        <w:pStyle w:val="30"/>
+        <w:pStyle w:val="a1"/>
         <w:rPr>
           <w:rFonts w:hint="default"/>
           <w:lang w:val="en-US" w:eastAsia="zh-CN"/>
@@ -3065,7 +3038,7 @@
     </w:p>
     <w:p>
       <w:pPr>
-        <w:pStyle w:val="30"/>
+        <w:pStyle w:val="a1"/>
         <w:rPr>
           <w:rFonts w:hint="default"/>
           <w:lang w:val="en-US" w:eastAsia="zh-CN"/>
@@ -3095,7 +3068,7 @@
     </w:p>
     <w:p>
       <w:pPr>
-        <w:pStyle w:val="30"/>
+        <w:pStyle w:val="a1"/>
         <w:rPr>
           <w:rFonts w:hint="default"/>
           <w:lang w:val="en-US" w:eastAsia="zh-CN"/>
@@ -3111,7 +3084,7 @@
     </w:p>
     <w:p>
       <w:pPr>
-        <w:pStyle w:val="31"/>
+        <w:pStyle w:val="2"/>
         <w:bidi w:val="0"/>
         <w:rPr>
           <w:rFonts w:hint="default"/>
@@ -3130,7 +3103,7 @@
     </w:p>
     <w:p>
       <w:pPr>
-        <w:pStyle w:val="30"/>
+        <w:pStyle w:val="a1"/>
         <w:rPr>
           <w:rFonts w:hint="default"/>
           <w:lang w:val="en-US" w:eastAsia="zh-CN"/>
@@ -3160,7 +3133,7 @@
     </w:p>
     <w:p>
       <w:pPr>
-        <w:pStyle w:val="30"/>
+        <w:pStyle w:val="a1"/>
         <w:rPr>
           <w:rFonts w:hint="default"/>
           <w:lang w:val="en-US" w:eastAsia="zh-CN"/>
@@ -3183,7 +3156,7 @@
     </w:p>
     <w:p>
       <w:pPr>
-        <w:pStyle w:val="30"/>
+        <w:pStyle w:val="a1"/>
         <w:rPr>
           <w:rFonts w:hint="default"/>
           <w:lang w:val="en-US" w:eastAsia="zh-CN"/>
@@ -3206,7 +3179,7 @@
     </w:p>
     <w:p>
       <w:pPr>
-        <w:pStyle w:val="30"/>
+        <w:pStyle w:val="a1"/>
         <w:rPr>
           <w:rFonts w:hint="default"/>
           <w:lang w:val="en-US" w:eastAsia="zh-CN"/>
@@ -3229,7 +3202,7 @@
     </w:p>
     <w:p>
       <w:pPr>
-        <w:pStyle w:val="30"/>
+        <w:pStyle w:val="a1"/>
         <w:rPr>
           <w:rFonts w:hint="default"/>
           <w:lang w:val="en-US" w:eastAsia="zh-CN"/>
@@ -3252,7 +3225,7 @@
     </w:p>
     <w:p>
       <w:pPr>
-        <w:pStyle w:val="30"/>
+        <w:pStyle w:val="a1"/>
         <w:rPr>
           <w:rFonts w:hint="default"/>
           <w:lang w:val="en-US" w:eastAsia="zh-CN"/>
@@ -3282,7 +3255,7 @@
     </w:p>
     <w:p>
       <w:pPr>
-        <w:pStyle w:val="30"/>
+        <w:pStyle w:val="a1"/>
         <w:rPr>
           <w:rFonts w:hint="default"/>
           <w:lang w:val="en-US" w:eastAsia="zh-CN"/>
@@ -3298,7 +3271,7 @@
     </w:p>
     <w:p>
       <w:pPr>
-        <w:pStyle w:val="30"/>
+        <w:pStyle w:val="a1"/>
         <w:rPr>
           <w:rFonts w:hint="default"/>
           <w:lang w:val="en-US" w:eastAsia="zh-CN"/>
@@ -3314,7 +3287,7 @@
     </w:p>
     <w:p>
       <w:pPr>
-        <w:pStyle w:val="30"/>
+        <w:pStyle w:val="a1"/>
         <w:rPr>
           <w:rFonts w:hint="default"/>
           <w:lang w:val="en-US" w:eastAsia="zh-CN"/>
@@ -3346,7 +3319,7 @@
                     </pic:cNvPicPr>
                   </pic:nvPicPr>
                   <pic:blipFill>
-                    <a:blip r:embed="rId11"/>
+                    <a:blip xmlns:r="http://schemas.openxmlformats.org/officeDocument/2006/relationships" r:embed="rId7"/>
                     <a:stretch>
                       <a:fillRect/>
                     </a:stretch>
@@ -3373,7 +3346,7 @@
     </w:p>
     <w:p>
       <w:pPr>
-        <w:pStyle w:val="30"/>
+        <w:pStyle w:val="a1"/>
         <w:rPr>
           <w:rFonts w:hint="default"/>
           <w:lang w:val="en-US" w:eastAsia="zh-CN"/>
@@ -3389,7 +3362,7 @@
     </w:p>
     <w:p>
       <w:pPr>
-        <w:pStyle w:val="29"/>
+        <w:pStyle w:val="1"/>
         <w:bidi w:val="0"/>
         <w:rPr>
           <w:rFonts w:hint="default"/>
@@ -3408,16 +3381,16 @@
     </w:p>
     <w:tbl>
       <w:tblPr>
-        <w:tblStyle w:val="27"/>
+        <w:tblStyle w:val="TableNormal0"/>
         <w:tblW w:w="8309" w:type="dxa"/>
         <w:tblInd w:w="2" w:type="dxa"/>
         <w:tblBorders>
-          <w:top w:val="single" w:color="000000" w:sz="2" w:space="0"/>
-          <w:left w:val="single" w:color="000000" w:sz="2" w:space="0"/>
-          <w:bottom w:val="single" w:color="000000" w:sz="2" w:space="0"/>
-          <w:right w:val="single" w:color="000000" w:sz="2" w:space="0"/>
-          <w:insideH w:val="single" w:color="000000" w:sz="2" w:space="0"/>
-          <w:insideV w:val="single" w:color="000000" w:sz="2" w:space="0"/>
+          <w:top w:val="single" w:sz="2" w:space="0" w:color="000000"/>
+          <w:left w:val="single" w:sz="2" w:space="0" w:color="000000"/>
+          <w:bottom w:val="single" w:sz="2" w:space="0" w:color="000000"/>
+          <w:right w:val="single" w:sz="2" w:space="0" w:color="000000"/>
+          <w:insideH w:val="single" w:sz="2" w:space="0" w:color="000000"/>
+          <w:insideV w:val="single" w:sz="2" w:space="0" w:color="000000"/>
         </w:tblBorders>
         <w:tblLayout w:type="fixed"/>
         <w:tblCellMar>
@@ -3442,14 +3415,17 @@
       </w:tblGrid>
       <w:tr>
         <w:tblPrEx>
+          <w:tblW w:w="8309" w:type="dxa"/>
+          <w:tblInd w:w="2" w:type="dxa"/>
           <w:tblBorders>
-            <w:top w:val="single" w:color="000000" w:sz="2" w:space="0"/>
-            <w:left w:val="single" w:color="000000" w:sz="2" w:space="0"/>
-            <w:bottom w:val="single" w:color="000000" w:sz="2" w:space="0"/>
-            <w:right w:val="single" w:color="000000" w:sz="2" w:space="0"/>
-            <w:insideH w:val="single" w:color="000000" w:sz="2" w:space="0"/>
-            <w:insideV w:val="single" w:color="000000" w:sz="2" w:space="0"/>
+            <w:top w:val="single" w:sz="2" w:space="0" w:color="000000"/>
+            <w:left w:val="single" w:sz="2" w:space="0" w:color="000000"/>
+            <w:bottom w:val="single" w:sz="2" w:space="0" w:color="000000"/>
+            <w:right w:val="single" w:sz="2" w:space="0" w:color="000000"/>
+            <w:insideH w:val="single" w:sz="2" w:space="0" w:color="000000"/>
+            <w:insideV w:val="single" w:sz="2" w:space="0" w:color="000000"/>
           </w:tblBorders>
+          <w:tblLayout w:type="fixed"/>
           <w:tblCellMar>
             <w:top w:w="0" w:type="dxa"/>
             <w:left w:w="0" w:type="dxa"/>
@@ -3458,7 +3434,7 @@
           </w:tblCellMar>
         </w:tblPrEx>
         <w:trPr>
-          <w:trHeight w:val="558" w:hRule="atLeast"/>
+          <w:trHeight w:val="558"/>
         </w:trPr>
         <w:tc>
           <w:tcPr>
@@ -3470,7 +3446,7 @@
               <w:spacing w:before="170" w:line="227" w:lineRule="auto"/>
               <w:ind w:left="128"/>
               <w:rPr>
-                <w:rFonts w:hint="eastAsia" w:ascii="宋体" w:hAnsi="宋体" w:eastAsia="宋体" w:cs="宋体"/>
+                <w:rFonts w:ascii="宋体" w:eastAsia="宋体" w:hAnsi="宋体" w:cs="宋体" w:hint="eastAsia"/>
                 <w:spacing w:val="8"/>
                 <w:sz w:val="20"/>
                 <w:szCs w:val="20"/>
@@ -3479,7 +3455,7 @@
             </w:pPr>
             <w:r>
               <w:rPr>
-                <w:rFonts w:hint="eastAsia" w:ascii="宋体" w:hAnsi="宋体" w:eastAsia="宋体" w:cs="宋体"/>
+                <w:rFonts w:ascii="宋体" w:eastAsia="宋体" w:hAnsi="宋体" w:cs="宋体" w:hint="eastAsia"/>
                 <w:spacing w:val="8"/>
                 <w:sz w:val="20"/>
                 <w:szCs w:val="20"/>
@@ -3499,7 +3475,7 @@
               <w:spacing w:before="170" w:line="227" w:lineRule="auto"/>
               <w:ind w:left="128"/>
               <w:rPr>
-                <w:rFonts w:hint="default" w:ascii="宋体" w:hAnsi="宋体" w:eastAsia="宋体" w:cs="宋体"/>
+                <w:rFonts w:ascii="宋体" w:eastAsia="宋体" w:hAnsi="宋体" w:cs="宋体" w:hint="default"/>
                 <w:spacing w:val="8"/>
                 <w:sz w:val="20"/>
                 <w:szCs w:val="20"/>
@@ -3508,7 +3484,7 @@
             </w:pPr>
             <w:r>
               <w:rPr>
-                <w:rFonts w:hint="eastAsia" w:ascii="宋体" w:hAnsi="宋体" w:eastAsia="宋体" w:cs="宋体"/>
+                <w:rFonts w:ascii="宋体" w:eastAsia="宋体" w:hAnsi="宋体" w:cs="宋体" w:hint="eastAsia"/>
                 <w:spacing w:val="8"/>
                 <w:sz w:val="20"/>
                 <w:szCs w:val="20"/>
@@ -3528,7 +3504,7 @@
               <w:spacing w:before="171" w:line="267" w:lineRule="exact"/>
               <w:ind w:left="226"/>
               <w:rPr>
-                <w:rFonts w:ascii="宋体" w:hAnsi="宋体" w:eastAsia="宋体" w:cs="宋体"/>
+                <w:rFonts w:ascii="宋体" w:eastAsia="宋体" w:hAnsi="宋体" w:cs="宋体"/>
                 <w:spacing w:val="3"/>
                 <w:position w:val="1"/>
                 <w:sz w:val="20"/>
@@ -3537,7 +3513,7 @@
             </w:pPr>
             <w:r>
               <w:rPr>
-                <w:rFonts w:hint="eastAsia" w:ascii="宋体" w:hAnsi="宋体" w:eastAsia="宋体" w:cs="宋体"/>
+                <w:rFonts w:ascii="宋体" w:eastAsia="宋体" w:hAnsi="宋体" w:cs="宋体" w:hint="eastAsia"/>
                 <w:spacing w:val="2"/>
                 <w:position w:val="1"/>
                 <w:sz w:val="20"/>
@@ -3551,14 +3527,9 @@
       </w:tr>
       <w:tr>
         <w:tblPrEx>
-          <w:tblBorders>
-            <w:top w:val="single" w:color="000000" w:sz="2" w:space="0"/>
-            <w:left w:val="single" w:color="000000" w:sz="2" w:space="0"/>
-            <w:bottom w:val="single" w:color="000000" w:sz="2" w:space="0"/>
-            <w:right w:val="single" w:color="000000" w:sz="2" w:space="0"/>
-            <w:insideH w:val="single" w:color="000000" w:sz="2" w:space="0"/>
-            <w:insideV w:val="single" w:color="000000" w:sz="2" w:space="0"/>
-          </w:tblBorders>
+          <w:tblW w:w="8309" w:type="dxa"/>
+          <w:tblInd w:w="2" w:type="dxa"/>
+          <w:tblLayout w:type="fixed"/>
           <w:tblCellMar>
             <w:top w:w="0" w:type="dxa"/>
             <w:left w:w="0" w:type="dxa"/>
@@ -3567,19 +3538,19 @@
           </w:tblCellMar>
         </w:tblPrEx>
         <w:trPr>
-          <w:trHeight w:val="2439" w:hRule="atLeast"/>
+          <w:trHeight w:val="2439"/>
         </w:trPr>
         <w:tc>
           <w:tcPr>
             <w:tcW w:w="723" w:type="dxa"/>
-            <w:vMerge w:val="continue"/>
+            <w:vMerge/>
           </w:tcPr>
           <w:p>
             <w:pPr>
               <w:spacing w:before="170" w:line="227" w:lineRule="auto"/>
               <w:ind w:left="128"/>
               <w:rPr>
-                <w:rFonts w:ascii="宋体" w:hAnsi="宋体" w:eastAsia="宋体" w:cs="宋体"/>
+                <w:rFonts w:ascii="宋体" w:eastAsia="宋体" w:hAnsi="宋体" w:cs="宋体"/>
                 <w:spacing w:val="8"/>
                 <w:sz w:val="20"/>
                 <w:szCs w:val="20"/>
@@ -3590,14 +3561,14 @@
         <w:tc>
           <w:tcPr>
             <w:tcW w:w="2927" w:type="dxa"/>
-            <w:vMerge w:val="continue"/>
+            <w:vMerge/>
           </w:tcPr>
           <w:p>
             <w:pPr>
               <w:spacing w:before="170" w:line="227" w:lineRule="auto"/>
               <w:ind w:left="128"/>
               <w:rPr>
-                <w:rFonts w:ascii="宋体" w:hAnsi="宋体" w:eastAsia="宋体" w:cs="宋体"/>
+                <w:rFonts w:ascii="宋体" w:eastAsia="宋体" w:hAnsi="宋体" w:cs="宋体"/>
                 <w:spacing w:val="8"/>
                 <w:sz w:val="20"/>
                 <w:szCs w:val="20"/>
@@ -3660,10 +3631,10 @@
               <w:bidi w:val="0"/>
               <w:adjustRightInd w:val="0"/>
               <w:snapToGrid w:val="0"/>
-              <w:ind w:left="113" w:leftChars="0" w:right="113" w:firstLine="0" w:firstLineChars="0"/>
+              <w:ind w:left="113" w:right="113" w:firstLine="0" w:leftChars="0" w:firstLineChars="0"/>
               <w:textAlignment w:val="baseline"/>
               <w:rPr>
-                <w:rFonts w:hint="eastAsia" w:eastAsia="宋体"/>
+                <w:rFonts w:eastAsia="宋体" w:hint="eastAsia"/>
                 <w:lang w:val="en-US" w:eastAsia="zh-CN"/>
               </w:rPr>
             </w:pPr>
@@ -3902,7 +3873,7 @@
               <w:jc w:val="center"/>
               <w:textAlignment w:val="baseline"/>
               <w:rPr>
-                <w:rFonts w:hint="eastAsia" w:ascii="宋体" w:hAnsi="宋体" w:eastAsia="宋体" w:cs="宋体"/>
+                <w:rFonts w:ascii="宋体" w:eastAsia="宋体" w:hAnsi="宋体" w:cs="宋体" w:hint="eastAsia"/>
                 <w:spacing w:val="3"/>
                 <w:position w:val="1"/>
                 <w:sz w:val="20"/>
@@ -3912,7 +3883,7 @@
             </w:pPr>
             <w:r>
               <w:rPr>
-                <w:rFonts w:hint="eastAsia" w:ascii="宋体" w:hAnsi="宋体" w:eastAsia="宋体" w:cs="宋体"/>
+                <w:rFonts w:ascii="宋体" w:eastAsia="宋体" w:hAnsi="宋体" w:cs="宋体" w:hint="eastAsia"/>
                 <w:spacing w:val="3"/>
                 <w:position w:val="1"/>
                 <w:sz w:val="20"/>
@@ -3926,14 +3897,9 @@
       </w:tr>
       <w:tr>
         <w:tblPrEx>
-          <w:tblBorders>
-            <w:top w:val="single" w:color="000000" w:sz="2" w:space="0"/>
-            <w:left w:val="single" w:color="000000" w:sz="2" w:space="0"/>
-            <w:bottom w:val="single" w:color="000000" w:sz="2" w:space="0"/>
-            <w:right w:val="single" w:color="000000" w:sz="2" w:space="0"/>
-            <w:insideH w:val="single" w:color="000000" w:sz="2" w:space="0"/>
-            <w:insideV w:val="single" w:color="000000" w:sz="2" w:space="0"/>
-          </w:tblBorders>
+          <w:tblW w:w="8309" w:type="dxa"/>
+          <w:tblInd w:w="2" w:type="dxa"/>
+          <w:tblLayout w:type="fixed"/>
           <w:tblCellMar>
             <w:top w:w="0" w:type="dxa"/>
             <w:left w:w="0" w:type="dxa"/>
@@ -3942,7 +3908,7 @@
           </w:tblCellMar>
         </w:tblPrEx>
         <w:trPr>
-          <w:trHeight w:val="390" w:hRule="atLeast"/>
+          <w:trHeight w:val="390"/>
         </w:trPr>
         <w:tc>
           <w:tcPr>
@@ -3953,7 +3919,7 @@
               <w:spacing w:before="170" w:line="227" w:lineRule="auto"/>
               <w:ind w:left="128"/>
               <w:rPr>
-                <w:rFonts w:hint="eastAsia" w:ascii="宋体" w:hAnsi="宋体" w:eastAsia="宋体" w:cs="宋体"/>
+                <w:rFonts w:ascii="宋体" w:eastAsia="宋体" w:hAnsi="宋体" w:cs="宋体" w:hint="eastAsia"/>
                 <w:spacing w:val="8"/>
                 <w:sz w:val="20"/>
                 <w:szCs w:val="20"/>
@@ -3962,7 +3928,7 @@
             </w:pPr>
             <w:r>
               <w:rPr>
-                <w:rFonts w:hint="eastAsia" w:ascii="宋体" w:hAnsi="宋体" w:eastAsia="宋体" w:cs="宋体"/>
+                <w:rFonts w:ascii="宋体" w:eastAsia="宋体" w:hAnsi="宋体" w:cs="宋体" w:hint="eastAsia"/>
                 <w:spacing w:val="8"/>
                 <w:sz w:val="20"/>
                 <w:szCs w:val="20"/>
@@ -3979,7 +3945,7 @@
           <w:p>
             <w:pPr>
               <w:rPr>
-                <w:rFonts w:hint="default" w:ascii="宋体" w:hAnsi="宋体" w:eastAsia="宋体" w:cs="宋体"/>
+                <w:rFonts w:ascii="宋体" w:eastAsia="宋体" w:hAnsi="宋体" w:cs="宋体" w:hint="default"/>
                 <w:sz w:val="16"/>
                 <w:szCs w:val="16"/>
                 <w:lang w:val="en-US" w:eastAsia="zh-CN"/>
@@ -4041,7 +4007,7 @@
           <w:p>
             <w:pPr>
               <w:rPr>
-                <w:rFonts w:hint="default" w:eastAsia="宋体"/>
+                <w:rFonts w:eastAsia="宋体" w:hint="default"/>
                 <w:lang w:val="en-US" w:eastAsia="zh-CN"/>
               </w:rPr>
             </w:pPr>
@@ -4061,7 +4027,7 @@
           <w:p>
             <w:pPr>
               <w:rPr>
-                <w:rFonts w:hint="eastAsia" w:eastAsia="宋体"/>
+                <w:rFonts w:eastAsia="宋体" w:hint="eastAsia"/>
                 <w:lang w:val="en-US" w:eastAsia="zh-CN"/>
               </w:rPr>
             </w:pPr>
@@ -4081,7 +4047,7 @@
           <w:p>
             <w:pPr>
               <w:rPr>
-                <w:rFonts w:hint="default" w:eastAsia="宋体"/>
+                <w:rFonts w:eastAsia="宋体" w:hint="default"/>
                 <w:lang w:val="en-US" w:eastAsia="zh-CN"/>
               </w:rPr>
             </w:pPr>
@@ -4131,7 +4097,7 @@
           <w:p>
             <w:pPr>
               <w:rPr>
-                <w:rFonts w:hint="default" w:eastAsia="宋体"/>
+                <w:rFonts w:eastAsia="宋体" w:hint="default"/>
                 <w:lang w:val="en-US" w:eastAsia="zh-CN"/>
               </w:rPr>
             </w:pPr>
@@ -4151,7 +4117,7 @@
           <w:p>
             <w:pPr>
               <w:rPr>
-                <w:rFonts w:hint="default" w:eastAsia="宋体"/>
+                <w:rFonts w:eastAsia="宋体" w:hint="default"/>
                 <w:lang w:val="en-US" w:eastAsia="zh-CN"/>
               </w:rPr>
             </w:pPr>
@@ -4167,14 +4133,9 @@
       </w:tr>
       <w:tr>
         <w:tblPrEx>
-          <w:tblBorders>
-            <w:top w:val="single" w:color="000000" w:sz="2" w:space="0"/>
-            <w:left w:val="single" w:color="000000" w:sz="2" w:space="0"/>
-            <w:bottom w:val="single" w:color="000000" w:sz="2" w:space="0"/>
-            <w:right w:val="single" w:color="000000" w:sz="2" w:space="0"/>
-            <w:insideH w:val="single" w:color="000000" w:sz="2" w:space="0"/>
-            <w:insideV w:val="single" w:color="000000" w:sz="2" w:space="0"/>
-          </w:tblBorders>
+          <w:tblW w:w="8309" w:type="dxa"/>
+          <w:tblInd w:w="2" w:type="dxa"/>
+          <w:tblLayout w:type="fixed"/>
           <w:tblCellMar>
             <w:top w:w="0" w:type="dxa"/>
             <w:left w:w="0" w:type="dxa"/>
@@ -4183,7 +4144,7 @@
           </w:tblCellMar>
         </w:tblPrEx>
         <w:trPr>
-          <w:trHeight w:val="327" w:hRule="atLeast"/>
+          <w:trHeight w:val="327"/>
         </w:trPr>
         <w:tc>
           <w:tcPr>
@@ -4194,7 +4155,7 @@
               <w:spacing w:before="128" w:line="227" w:lineRule="auto"/>
               <w:ind w:left="108"/>
               <w:rPr>
-                <w:rFonts w:hint="eastAsia" w:ascii="宋体" w:hAnsi="宋体" w:eastAsia="宋体" w:cs="宋体"/>
+                <w:rFonts w:ascii="宋体" w:eastAsia="宋体" w:hAnsi="宋体" w:cs="宋体" w:hint="eastAsia"/>
                 <w:spacing w:val="9"/>
                 <w:sz w:val="20"/>
                 <w:szCs w:val="20"/>
@@ -4203,7 +4164,7 @@
             </w:pPr>
             <w:r>
               <w:rPr>
-                <w:rFonts w:hint="eastAsia" w:ascii="宋体" w:hAnsi="宋体" w:eastAsia="宋体" w:cs="宋体"/>
+                <w:rFonts w:ascii="宋体" w:eastAsia="宋体" w:hAnsi="宋体" w:cs="宋体" w:hint="eastAsia"/>
                 <w:spacing w:val="9"/>
                 <w:sz w:val="20"/>
                 <w:szCs w:val="20"/>
@@ -4220,7 +4181,7 @@
           <w:p>
             <w:pPr>
               <w:rPr>
-                <w:rFonts w:hint="default" w:ascii="宋体" w:hAnsi="宋体" w:eastAsia="宋体" w:cs="宋体"/>
+                <w:rFonts w:ascii="宋体" w:eastAsia="宋体" w:hAnsi="宋体" w:cs="宋体" w:hint="default"/>
                 <w:sz w:val="16"/>
                 <w:szCs w:val="16"/>
                 <w:lang w:val="en-US" w:eastAsia="zh-CN"/>
@@ -4286,7 +4247,7 @@
           <w:p>
             <w:pPr>
               <w:rPr>
-                <w:rFonts w:hint="eastAsia" w:eastAsia="宋体"/>
+                <w:rFonts w:eastAsia="宋体" w:hint="eastAsia"/>
                 <w:lang w:eastAsia="zh-CN"/>
               </w:rPr>
             </w:pPr>
@@ -4326,7 +4287,7 @@
           <w:p>
             <w:pPr>
               <w:rPr>
-                <w:rFonts w:hint="default" w:eastAsia="宋体"/>
+                <w:rFonts w:eastAsia="宋体" w:hint="default"/>
                 <w:lang w:val="en-US" w:eastAsia="zh-CN"/>
               </w:rPr>
             </w:pPr>
@@ -4356,14 +4317,9 @@
       </w:tr>
       <w:tr>
         <w:tblPrEx>
-          <w:tblBorders>
-            <w:top w:val="single" w:color="000000" w:sz="2" w:space="0"/>
-            <w:left w:val="single" w:color="000000" w:sz="2" w:space="0"/>
-            <w:bottom w:val="single" w:color="000000" w:sz="2" w:space="0"/>
-            <w:right w:val="single" w:color="000000" w:sz="2" w:space="0"/>
-            <w:insideH w:val="single" w:color="000000" w:sz="2" w:space="0"/>
-            <w:insideV w:val="single" w:color="000000" w:sz="2" w:space="0"/>
-          </w:tblBorders>
+          <w:tblW w:w="8309" w:type="dxa"/>
+          <w:tblInd w:w="2" w:type="dxa"/>
+          <w:tblLayout w:type="fixed"/>
           <w:tblCellMar>
             <w:top w:w="0" w:type="dxa"/>
             <w:left w:w="0" w:type="dxa"/>
@@ -4372,7 +4328,7 @@
           </w:tblCellMar>
         </w:tblPrEx>
         <w:trPr>
-          <w:trHeight w:val="369" w:hRule="atLeast"/>
+          <w:trHeight w:val="369"/>
         </w:trPr>
         <w:tc>
           <w:tcPr>
@@ -4383,7 +4339,7 @@
               <w:spacing w:before="126" w:line="227" w:lineRule="auto"/>
               <w:ind w:left="112"/>
               <w:rPr>
-                <w:rFonts w:hint="eastAsia" w:ascii="宋体" w:hAnsi="宋体" w:eastAsia="宋体" w:cs="宋体"/>
+                <w:rFonts w:ascii="宋体" w:eastAsia="宋体" w:hAnsi="宋体" w:cs="宋体" w:hint="eastAsia"/>
                 <w:spacing w:val="8"/>
                 <w:sz w:val="20"/>
                 <w:szCs w:val="20"/>
@@ -4392,7 +4348,7 @@
             </w:pPr>
             <w:r>
               <w:rPr>
-                <w:rFonts w:hint="eastAsia" w:ascii="宋体" w:hAnsi="宋体" w:eastAsia="宋体" w:cs="宋体"/>
+                <w:rFonts w:ascii="宋体" w:eastAsia="宋体" w:hAnsi="宋体" w:cs="宋体" w:hint="eastAsia"/>
                 <w:spacing w:val="8"/>
                 <w:sz w:val="20"/>
                 <w:szCs w:val="20"/>
@@ -4409,7 +4365,7 @@
           <w:p>
             <w:pPr>
               <w:rPr>
-                <w:rFonts w:hint="default" w:ascii="宋体" w:hAnsi="宋体" w:eastAsia="宋体" w:cs="宋体"/>
+                <w:rFonts w:ascii="宋体" w:eastAsia="宋体" w:hAnsi="宋体" w:cs="宋体" w:hint="default"/>
                 <w:sz w:val="16"/>
                 <w:szCs w:val="16"/>
                 <w:lang w:val="en-US" w:eastAsia="zh-CN"/>
@@ -4502,7 +4458,7 @@
           <w:p>
             <w:pPr>
               <w:rPr>
-                <w:rFonts w:hint="default" w:eastAsia="宋体"/>
+                <w:rFonts w:eastAsia="宋体" w:hint="default"/>
                 <w:lang w:val="en-US" w:eastAsia="zh-CN"/>
               </w:rPr>
             </w:pPr>
@@ -4532,7 +4488,7 @@
           <w:p>
             <w:pPr>
               <w:rPr>
-                <w:rFonts w:hint="default" w:eastAsia="宋体"/>
+                <w:rFonts w:eastAsia="宋体" w:hint="default"/>
                 <w:lang w:val="en-US" w:eastAsia="zh-CN"/>
               </w:rPr>
             </w:pPr>
@@ -4562,7 +4518,7 @@
           <w:p>
             <w:pPr>
               <w:rPr>
-                <w:rFonts w:hint="eastAsia" w:eastAsia="宋体"/>
+                <w:rFonts w:eastAsia="宋体" w:hint="eastAsia"/>
                 <w:lang w:val="en-US" w:eastAsia="zh-CN"/>
               </w:rPr>
             </w:pPr>
@@ -4592,14 +4548,9 @@
       </w:tr>
       <w:tr>
         <w:tblPrEx>
-          <w:tblBorders>
-            <w:top w:val="single" w:color="000000" w:sz="2" w:space="0"/>
-            <w:left w:val="single" w:color="000000" w:sz="2" w:space="0"/>
-            <w:bottom w:val="single" w:color="000000" w:sz="2" w:space="0"/>
-            <w:right w:val="single" w:color="000000" w:sz="2" w:space="0"/>
-            <w:insideH w:val="single" w:color="000000" w:sz="2" w:space="0"/>
-            <w:insideV w:val="single" w:color="000000" w:sz="2" w:space="0"/>
-          </w:tblBorders>
+          <w:tblW w:w="8309" w:type="dxa"/>
+          <w:tblInd w:w="2" w:type="dxa"/>
+          <w:tblLayout w:type="fixed"/>
           <w:tblCellMar>
             <w:top w:w="0" w:type="dxa"/>
             <w:left w:w="0" w:type="dxa"/>
@@ -4608,7 +4559,7 @@
           </w:tblCellMar>
         </w:tblPrEx>
         <w:trPr>
-          <w:trHeight w:val="369" w:hRule="atLeast"/>
+          <w:trHeight w:val="369"/>
         </w:trPr>
         <w:tc>
           <w:tcPr>
@@ -4619,7 +4570,7 @@
               <w:spacing w:before="126" w:line="227" w:lineRule="auto"/>
               <w:ind w:left="112"/>
               <w:rPr>
-                <w:rFonts w:hint="default" w:ascii="宋体" w:hAnsi="宋体" w:eastAsia="宋体" w:cs="宋体"/>
+                <w:rFonts w:ascii="宋体" w:eastAsia="宋体" w:hAnsi="宋体" w:cs="宋体" w:hint="default"/>
                 <w:spacing w:val="8"/>
                 <w:sz w:val="20"/>
                 <w:szCs w:val="20"/>
@@ -4628,7 +4579,7 @@
             </w:pPr>
             <w:r>
               <w:rPr>
-                <w:rFonts w:hint="eastAsia" w:ascii="宋体" w:hAnsi="宋体" w:cs="宋体"/>
+                <w:rFonts w:ascii="宋体" w:hAnsi="宋体" w:cs="宋体" w:hint="eastAsia"/>
                 <w:spacing w:val="8"/>
                 <w:sz w:val="20"/>
                 <w:szCs w:val="20"/>
@@ -4645,7 +4596,7 @@
           <w:p>
             <w:pPr>
               <w:rPr>
-                <w:rFonts w:hint="default" w:ascii="宋体" w:hAnsi="宋体" w:eastAsia="宋体" w:cs="宋体"/>
+                <w:rFonts w:ascii="宋体" w:eastAsia="宋体" w:hAnsi="宋体" w:cs="宋体" w:hint="default"/>
                 <w:sz w:val="16"/>
                 <w:szCs w:val="16"/>
                 <w:lang w:val="en-US" w:eastAsia="zh-CN"/>
@@ -4668,7 +4619,7 @@
           <w:p>
             <w:pPr>
               <w:rPr>
-                <w:rFonts w:hint="default" w:eastAsia="宋体"/>
+                <w:rFonts w:eastAsia="宋体" w:hint="default"/>
                 <w:lang w:val="en-US" w:eastAsia="zh-CN"/>
               </w:rPr>
             </w:pPr>
@@ -4688,7 +4639,7 @@
           <w:p>
             <w:pPr>
               <w:rPr>
-                <w:rFonts w:hint="default" w:eastAsia="宋体"/>
+                <w:rFonts w:eastAsia="宋体" w:hint="default"/>
                 <w:lang w:val="en-US" w:eastAsia="zh-CN"/>
               </w:rPr>
             </w:pPr>
@@ -4708,7 +4659,7 @@
           <w:p>
             <w:pPr>
               <w:rPr>
-                <w:rFonts w:hint="default" w:eastAsia="宋体"/>
+                <w:rFonts w:eastAsia="宋体" w:hint="default"/>
                 <w:lang w:val="en-US" w:eastAsia="zh-CN"/>
               </w:rPr>
             </w:pPr>
@@ -4728,7 +4679,7 @@
           <w:p>
             <w:pPr>
               <w:rPr>
-                <w:rFonts w:hint="default" w:eastAsia="宋体"/>
+                <w:rFonts w:eastAsia="宋体" w:hint="default"/>
                 <w:lang w:val="en-US" w:eastAsia="zh-CN"/>
               </w:rPr>
             </w:pPr>
@@ -4748,7 +4699,7 @@
           <w:p>
             <w:pPr>
               <w:rPr>
-                <w:rFonts w:hint="default" w:eastAsia="宋体"/>
+                <w:rFonts w:eastAsia="宋体" w:hint="default"/>
                 <w:lang w:val="en-US" w:eastAsia="zh-CN"/>
               </w:rPr>
             </w:pPr>
@@ -4768,7 +4719,7 @@
           <w:p>
             <w:pPr>
               <w:rPr>
-                <w:rFonts w:hint="default" w:eastAsia="宋体"/>
+                <w:rFonts w:eastAsia="宋体" w:hint="default"/>
                 <w:lang w:val="en-US" w:eastAsia="zh-CN"/>
               </w:rPr>
             </w:pPr>
@@ -4788,7 +4739,7 @@
           <w:p>
             <w:pPr>
               <w:rPr>
-                <w:rFonts w:hint="default" w:eastAsia="宋体"/>
+                <w:rFonts w:eastAsia="宋体" w:hint="default"/>
                 <w:lang w:val="en-US" w:eastAsia="zh-CN"/>
               </w:rPr>
             </w:pPr>
@@ -4828,7 +4779,7 @@
           <w:p>
             <w:pPr>
               <w:rPr>
-                <w:rFonts w:hint="default" w:eastAsia="宋体"/>
+                <w:rFonts w:eastAsia="宋体" w:hint="default"/>
                 <w:lang w:val="en-US" w:eastAsia="zh-CN"/>
               </w:rPr>
             </w:pPr>
@@ -4844,14 +4795,9 @@
       </w:tr>
       <w:tr>
         <w:tblPrEx>
-          <w:tblBorders>
-            <w:top w:val="single" w:color="000000" w:sz="2" w:space="0"/>
-            <w:left w:val="single" w:color="000000" w:sz="2" w:space="0"/>
-            <w:bottom w:val="single" w:color="000000" w:sz="2" w:space="0"/>
-            <w:right w:val="single" w:color="000000" w:sz="2" w:space="0"/>
-            <w:insideH w:val="single" w:color="000000" w:sz="2" w:space="0"/>
-            <w:insideV w:val="single" w:color="000000" w:sz="2" w:space="0"/>
-          </w:tblBorders>
+          <w:tblW w:w="8309" w:type="dxa"/>
+          <w:tblInd w:w="2" w:type="dxa"/>
+          <w:tblLayout w:type="fixed"/>
           <w:tblCellMar>
             <w:top w:w="0" w:type="dxa"/>
             <w:left w:w="0" w:type="dxa"/>
@@ -4860,7 +4806,7 @@
           </w:tblCellMar>
         </w:tblPrEx>
         <w:trPr>
-          <w:trHeight w:val="369" w:hRule="atLeast"/>
+          <w:trHeight w:val="369"/>
         </w:trPr>
         <w:tc>
           <w:tcPr>
@@ -4871,7 +4817,7 @@
               <w:spacing w:before="126" w:line="227" w:lineRule="auto"/>
               <w:ind w:left="112"/>
               <w:rPr>
-                <w:rFonts w:hint="default" w:ascii="宋体" w:hAnsi="宋体" w:cs="宋体"/>
+                <w:rFonts w:ascii="宋体" w:hAnsi="宋体" w:cs="宋体" w:hint="default"/>
                 <w:spacing w:val="8"/>
                 <w:sz w:val="20"/>
                 <w:szCs w:val="20"/>
@@ -4880,7 +4826,7 @@
             </w:pPr>
             <w:r>
               <w:rPr>
-                <w:rFonts w:hint="eastAsia" w:ascii="宋体" w:hAnsi="宋体" w:cs="宋体"/>
+                <w:rFonts w:ascii="宋体" w:hAnsi="宋体" w:cs="宋体" w:hint="eastAsia"/>
                 <w:spacing w:val="8"/>
                 <w:sz w:val="20"/>
                 <w:szCs w:val="20"/>
@@ -4897,7 +4843,7 @@
           <w:p>
             <w:pPr>
               <w:rPr>
-                <w:rFonts w:hint="default" w:ascii="宋体" w:hAnsi="宋体" w:eastAsia="宋体" w:cs="宋体"/>
+                <w:rFonts w:ascii="宋体" w:eastAsia="宋体" w:hAnsi="宋体" w:cs="宋体" w:hint="default"/>
                 <w:sz w:val="16"/>
                 <w:szCs w:val="16"/>
                 <w:lang w:val="en-US" w:eastAsia="zh-CN"/>
@@ -5125,14 +5071,9 @@
       </w:tr>
       <w:tr>
         <w:tblPrEx>
-          <w:tblBorders>
-            <w:top w:val="single" w:color="000000" w:sz="2" w:space="0"/>
-            <w:left w:val="single" w:color="000000" w:sz="2" w:space="0"/>
-            <w:bottom w:val="single" w:color="000000" w:sz="2" w:space="0"/>
-            <w:right w:val="single" w:color="000000" w:sz="2" w:space="0"/>
-            <w:insideH w:val="single" w:color="000000" w:sz="2" w:space="0"/>
-            <w:insideV w:val="single" w:color="000000" w:sz="2" w:space="0"/>
-          </w:tblBorders>
+          <w:tblW w:w="8309" w:type="dxa"/>
+          <w:tblInd w:w="2" w:type="dxa"/>
+          <w:tblLayout w:type="fixed"/>
           <w:tblCellMar>
             <w:top w:w="0" w:type="dxa"/>
             <w:left w:w="0" w:type="dxa"/>
@@ -5141,7 +5082,7 @@
           </w:tblCellMar>
         </w:tblPrEx>
         <w:trPr>
-          <w:trHeight w:val="369" w:hRule="atLeast"/>
+          <w:trHeight w:val="369"/>
         </w:trPr>
         <w:tc>
           <w:tcPr>
@@ -5152,7 +5093,7 @@
               <w:spacing w:before="126" w:line="227" w:lineRule="auto"/>
               <w:ind w:left="112"/>
               <w:rPr>
-                <w:rFonts w:hint="default" w:ascii="宋体" w:hAnsi="宋体" w:cs="宋体"/>
+                <w:rFonts w:ascii="宋体" w:hAnsi="宋体" w:cs="宋体" w:hint="default"/>
                 <w:spacing w:val="8"/>
                 <w:sz w:val="20"/>
                 <w:szCs w:val="20"/>
@@ -5161,7 +5102,7 @@
             </w:pPr>
             <w:r>
               <w:rPr>
-                <w:rFonts w:hint="eastAsia" w:ascii="宋体" w:hAnsi="宋体" w:cs="宋体"/>
+                <w:rFonts w:ascii="宋体" w:hAnsi="宋体" w:cs="宋体" w:hint="eastAsia"/>
                 <w:spacing w:val="8"/>
                 <w:sz w:val="20"/>
                 <w:szCs w:val="20"/>
@@ -5178,7 +5119,7 @@
           <w:p>
             <w:pPr>
               <w:rPr>
-                <w:rFonts w:hint="default" w:ascii="宋体" w:hAnsi="宋体" w:eastAsia="宋体" w:cs="宋体"/>
+                <w:rFonts w:ascii="宋体" w:eastAsia="宋体" w:hAnsi="宋体" w:cs="宋体" w:hint="default"/>
                 <w:sz w:val="16"/>
                 <w:szCs w:val="16"/>
                 <w:lang w:val="en-US" w:eastAsia="zh-CN"/>
@@ -5406,14 +5347,9 @@
       </w:tr>
       <w:tr>
         <w:tblPrEx>
-          <w:tblBorders>
-            <w:top w:val="single" w:color="000000" w:sz="2" w:space="0"/>
-            <w:left w:val="single" w:color="000000" w:sz="2" w:space="0"/>
-            <w:bottom w:val="single" w:color="000000" w:sz="2" w:space="0"/>
-            <w:right w:val="single" w:color="000000" w:sz="2" w:space="0"/>
-            <w:insideH w:val="single" w:color="000000" w:sz="2" w:space="0"/>
-            <w:insideV w:val="single" w:color="000000" w:sz="2" w:space="0"/>
-          </w:tblBorders>
+          <w:tblW w:w="8309" w:type="dxa"/>
+          <w:tblInd w:w="2" w:type="dxa"/>
+          <w:tblLayout w:type="fixed"/>
           <w:tblCellMar>
             <w:top w:w="0" w:type="dxa"/>
             <w:left w:w="0" w:type="dxa"/>
@@ -5422,7 +5358,7 @@
           </w:tblCellMar>
         </w:tblPrEx>
         <w:trPr>
-          <w:trHeight w:val="369" w:hRule="atLeast"/>
+          <w:trHeight w:val="369"/>
         </w:trPr>
         <w:tc>
           <w:tcPr>
@@ -5433,7 +5369,7 @@
               <w:spacing w:before="126" w:line="227" w:lineRule="auto"/>
               <w:ind w:left="112"/>
               <w:rPr>
-                <w:rFonts w:hint="default" w:ascii="宋体" w:hAnsi="宋体" w:cs="宋体"/>
+                <w:rFonts w:ascii="宋体" w:hAnsi="宋体" w:cs="宋体" w:hint="default"/>
                 <w:spacing w:val="8"/>
                 <w:sz w:val="20"/>
                 <w:szCs w:val="20"/>
@@ -5442,7 +5378,7 @@
             </w:pPr>
             <w:r>
               <w:rPr>
-                <w:rFonts w:hint="eastAsia" w:ascii="宋体" w:hAnsi="宋体" w:cs="宋体"/>
+                <w:rFonts w:ascii="宋体" w:hAnsi="宋体" w:cs="宋体" w:hint="eastAsia"/>
                 <w:spacing w:val="8"/>
                 <w:sz w:val="20"/>
                 <w:szCs w:val="20"/>
@@ -5459,7 +5395,7 @@
           <w:p>
             <w:pPr>
               <w:rPr>
-                <w:rFonts w:hint="default" w:ascii="宋体" w:hAnsi="宋体" w:eastAsia="宋体" w:cs="宋体"/>
+                <w:rFonts w:ascii="宋体" w:eastAsia="宋体" w:hAnsi="宋体" w:cs="宋体" w:hint="default"/>
                 <w:sz w:val="16"/>
                 <w:szCs w:val="16"/>
                 <w:lang w:val="en-US" w:eastAsia="zh-CN"/>
@@ -5657,14 +5593,9 @@
       </w:tr>
       <w:tr>
         <w:tblPrEx>
-          <w:tblBorders>
-            <w:top w:val="single" w:color="000000" w:sz="2" w:space="0"/>
-            <w:left w:val="single" w:color="000000" w:sz="2" w:space="0"/>
-            <w:bottom w:val="single" w:color="000000" w:sz="2" w:space="0"/>
-            <w:right w:val="single" w:color="000000" w:sz="2" w:space="0"/>
-            <w:insideH w:val="single" w:color="000000" w:sz="2" w:space="0"/>
-            <w:insideV w:val="single" w:color="000000" w:sz="2" w:space="0"/>
-          </w:tblBorders>
+          <w:tblW w:w="8309" w:type="dxa"/>
+          <w:tblInd w:w="2" w:type="dxa"/>
+          <w:tblLayout w:type="fixed"/>
           <w:tblCellMar>
             <w:top w:w="0" w:type="dxa"/>
             <w:left w:w="0" w:type="dxa"/>
@@ -5673,7 +5604,7 @@
           </w:tblCellMar>
         </w:tblPrEx>
         <w:trPr>
-          <w:trHeight w:val="369" w:hRule="atLeast"/>
+          <w:trHeight w:val="369"/>
         </w:trPr>
         <w:tc>
           <w:tcPr>
@@ -5684,7 +5615,7 @@
               <w:spacing w:before="126" w:line="227" w:lineRule="auto"/>
               <w:ind w:left="112"/>
               <w:rPr>
-                <w:rFonts w:hint="default" w:ascii="宋体" w:hAnsi="宋体" w:cs="宋体"/>
+                <w:rFonts w:ascii="宋体" w:hAnsi="宋体" w:cs="宋体" w:hint="default"/>
                 <w:spacing w:val="8"/>
                 <w:sz w:val="20"/>
                 <w:szCs w:val="20"/>
@@ -5693,7 +5624,7 @@
             </w:pPr>
             <w:r>
               <w:rPr>
-                <w:rFonts w:hint="eastAsia" w:ascii="宋体" w:hAnsi="宋体" w:cs="宋体"/>
+                <w:rFonts w:ascii="宋体" w:hAnsi="宋体" w:cs="宋体" w:hint="eastAsia"/>
                 <w:spacing w:val="8"/>
                 <w:sz w:val="20"/>
                 <w:szCs w:val="20"/>
@@ -5710,7 +5641,7 @@
           <w:p>
             <w:pPr>
               <w:rPr>
-                <w:rFonts w:hint="default" w:ascii="宋体" w:hAnsi="宋体" w:eastAsia="宋体" w:cs="宋体"/>
+                <w:rFonts w:ascii="宋体" w:eastAsia="宋体" w:hAnsi="宋体" w:cs="宋体" w:hint="default"/>
                 <w:sz w:val="16"/>
                 <w:szCs w:val="16"/>
                 <w:lang w:val="en-US" w:eastAsia="zh-CN"/>
@@ -5908,14 +5839,9 @@
       </w:tr>
       <w:tr>
         <w:tblPrEx>
-          <w:tblBorders>
-            <w:top w:val="single" w:color="000000" w:sz="2" w:space="0"/>
-            <w:left w:val="single" w:color="000000" w:sz="2" w:space="0"/>
-            <w:bottom w:val="single" w:color="000000" w:sz="2" w:space="0"/>
-            <w:right w:val="single" w:color="000000" w:sz="2" w:space="0"/>
-            <w:insideH w:val="single" w:color="000000" w:sz="2" w:space="0"/>
-            <w:insideV w:val="single" w:color="000000" w:sz="2" w:space="0"/>
-          </w:tblBorders>
+          <w:tblW w:w="8309" w:type="dxa"/>
+          <w:tblInd w:w="2" w:type="dxa"/>
+          <w:tblLayout w:type="fixed"/>
           <w:tblCellMar>
             <w:top w:w="0" w:type="dxa"/>
             <w:left w:w="0" w:type="dxa"/>
@@ -5924,7 +5850,7 @@
           </w:tblCellMar>
         </w:tblPrEx>
         <w:trPr>
-          <w:trHeight w:val="343" w:hRule="atLeast"/>
+          <w:trHeight w:val="343"/>
         </w:trPr>
         <w:tc>
           <w:tcPr>
@@ -5935,7 +5861,7 @@
               <w:spacing w:before="126" w:line="227" w:lineRule="auto"/>
               <w:ind w:left="112"/>
               <w:rPr>
-                <w:rFonts w:hint="default" w:ascii="宋体" w:hAnsi="宋体" w:eastAsia="宋体" w:cs="宋体"/>
+                <w:rFonts w:ascii="宋体" w:eastAsia="宋体" w:hAnsi="宋体" w:cs="宋体" w:hint="default"/>
                 <w:spacing w:val="8"/>
                 <w:sz w:val="20"/>
                 <w:szCs w:val="20"/>
@@ -5953,7 +5879,7 @@
               <w:spacing w:before="126" w:line="227" w:lineRule="auto"/>
               <w:ind w:left="112"/>
               <w:rPr>
-                <w:rFonts w:hint="default" w:ascii="宋体" w:hAnsi="宋体" w:eastAsia="宋体" w:cs="宋体"/>
+                <w:rFonts w:ascii="宋体" w:eastAsia="宋体" w:hAnsi="宋体" w:cs="宋体" w:hint="default"/>
                 <w:sz w:val="16"/>
                 <w:szCs w:val="16"/>
                 <w:lang w:val="en-US" w:eastAsia="zh-CN"/>
@@ -5961,7 +5887,7 @@
             </w:pPr>
             <w:r>
               <w:rPr>
-                <w:rFonts w:hint="eastAsia" w:ascii="宋体" w:hAnsi="宋体" w:cs="宋体"/>
+                <w:rFonts w:ascii="宋体" w:hAnsi="宋体" w:cs="宋体" w:hint="eastAsia"/>
                 <w:sz w:val="16"/>
                 <w:szCs w:val="16"/>
                 <w:lang w:val="en-US" w:eastAsia="zh-CN"/>
@@ -6144,7 +6070,7 @@
           <w:p>
             <w:pPr>
               <w:rPr>
-                <w:rFonts w:hint="default" w:eastAsia="宋体"/>
+                <w:rFonts w:eastAsia="宋体" w:hint="default"/>
                 <w:lang w:val="en-US" w:eastAsia="zh-CN"/>
               </w:rPr>
             </w:pPr>
@@ -6161,7 +6087,7 @@
     </w:tbl>
     <w:p>
       <w:pPr>
-        <w:pStyle w:val="31"/>
+        <w:pStyle w:val="2"/>
         <w:bidi w:val="0"/>
         <w:rPr>
           <w:rFonts w:hint="default"/>
@@ -6180,7 +6106,7 @@
     </w:p>
     <w:p>
       <w:pPr>
-        <w:pStyle w:val="30"/>
+        <w:pStyle w:val="a1"/>
         <w:rPr>
           <w:rFonts w:hint="default"/>
           <w:lang w:val="en-US" w:eastAsia="zh-CN"/>
@@ -6210,7 +6136,7 @@
     </w:p>
     <w:p>
       <w:pPr>
-        <w:pStyle w:val="31"/>
+        <w:pStyle w:val="2"/>
         <w:bidi w:val="0"/>
         <w:rPr>
           <w:rFonts w:hint="default"/>
@@ -6229,7 +6155,7 @@
     </w:p>
     <w:p>
       <w:pPr>
-        <w:pStyle w:val="30"/>
+        <w:pStyle w:val="a1"/>
         <w:rPr>
           <w:rFonts w:hint="default"/>
           <w:lang w:val="en-US" w:eastAsia="zh-CN"/>
@@ -6245,7 +6171,7 @@
     </w:p>
     <w:p>
       <w:pPr>
-        <w:pStyle w:val="29"/>
+        <w:pStyle w:val="1"/>
         <w:bidi w:val="0"/>
         <w:rPr>
           <w:rFonts w:hint="default"/>
@@ -6264,7 +6190,7 @@
     </w:p>
     <w:p>
       <w:pPr>
-        <w:pStyle w:val="31"/>
+        <w:pStyle w:val="2"/>
         <w:bidi w:val="0"/>
         <w:rPr>
           <w:rFonts w:hint="default"/>
@@ -6283,7 +6209,7 @@
     </w:p>
     <w:p>
       <w:pPr>
-        <w:pStyle w:val="30"/>
+        <w:pStyle w:val="a1"/>
         <w:rPr>
           <w:rFonts w:hint="default"/>
           <w:lang w:val="en-US" w:eastAsia="zh-CN"/>
@@ -6296,8 +6222,8 @@
         </w:rPr>
         <w:t>本次客户满意度调查结果表明，公司2025年上半年的运维服务整体上获得了客户的广泛认可，尤其在服务态度与响应</w:t>
       </w:r>
-      <w:bookmarkStart w:id="12" w:name="_GoBack"/>
-      <w:bookmarkEnd w:id="12"/>
+      <w:bookmarkStart w:id="11" w:name="_GoBack"/>
+      <w:bookmarkEnd w:id="11"/>
       <w:r>
         <w:rPr>
           <w:rFonts w:hint="default"/>
@@ -6308,7 +6234,7 @@
     </w:p>
     <w:p>
       <w:pPr>
-        <w:pStyle w:val="30"/>
+        <w:pStyle w:val="a1"/>
         <w:rPr>
           <w:rFonts w:hint="default"/>
           <w:lang w:val="en-US" w:eastAsia="zh-CN"/>
@@ -6338,7 +6264,7 @@
     </w:p>
     <w:p>
       <w:pPr>
-        <w:pStyle w:val="30"/>
+        <w:pStyle w:val="a1"/>
         <w:rPr>
           <w:rFonts w:hint="default"/>
           <w:lang w:val="en-US" w:eastAsia="zh-CN"/>
@@ -6354,14 +6280,14 @@
     </w:p>
     <w:p>
       <w:pPr>
-        <w:pStyle w:val="31"/>
+        <w:pStyle w:val="2"/>
         <w:bidi w:val="0"/>
         <w:rPr>
           <w:rFonts w:hint="default"/>
           <w:lang w:val="en-US" w:eastAsia="zh-CN"/>
         </w:rPr>
       </w:pPr>
-      <w:bookmarkStart w:id="11" w:name="_Toc15072"/>
+      <w:bookmarkStart w:id="12" w:name="_Toc15072"/>
       <w:r>
         <w:rPr>
           <w:rFonts w:hint="default"/>
@@ -6369,11 +6295,11 @@
         </w:rPr>
         <w:t>下一步工作</w:t>
       </w:r>
-      <w:bookmarkEnd w:id="11"/>
+      <w:bookmarkEnd w:id="12"/>
     </w:p>
     <w:p>
       <w:pPr>
-        <w:pStyle w:val="30"/>
+        <w:pStyle w:val="a1"/>
         <w:rPr>
           <w:rFonts w:hint="default"/>
           <w:lang w:val="en-US" w:eastAsia="zh-CN"/>
@@ -6389,7 +6315,7 @@
     </w:p>
     <w:p>
       <w:pPr>
-        <w:pStyle w:val="30"/>
+        <w:pStyle w:val="a1"/>
         <w:rPr>
           <w:rFonts w:hint="default"/>
           <w:lang w:val="en-US" w:eastAsia="zh-CN"/>
@@ -6405,7 +6331,7 @@
     </w:p>
     <w:p>
       <w:pPr>
-        <w:pStyle w:val="30"/>
+        <w:pStyle w:val="a1"/>
         <w:rPr>
           <w:rFonts w:hint="default"/>
           <w:lang w:val="en-US" w:eastAsia="zh-CN"/>
@@ -6420,57 +6346,32 @@
       </w:r>
     </w:p>
     <w:sectPr>
-      <w:headerReference r:id="rId5" w:type="default"/>
-      <w:footerReference r:id="rId6" w:type="default"/>
+      <w:headerReference w:type="default" r:id="rId8"/>
+      <w:footerReference w:type="default" r:id="rId9"/>
       <w:pgSz w:w="11906" w:h="16838"/>
       <w:pgMar w:top="1417" w:right="1800" w:bottom="1440" w:left="1800" w:header="1140" w:footer="992" w:gutter="0"/>
-      <w:cols w:space="425" w:num="1"/>
+      <w:cols w:num="1" w:space="425"/>
       <w:docGrid w:type="lines" w:linePitch="312" w:charSpace="0"/>
     </w:sectPr>
   </w:body>
 </w:document>
 </file>
 
-<file path=word/endnotes.xml><?xml version="1.0" encoding="utf-8"?>
-<w:endnotes xmlns:wpc="http://schemas.microsoft.com/office/word/2010/wordprocessingCanvas" xmlns:mc="http://schemas.openxmlformats.org/markup-compatibility/2006" xmlns:o="urn:schemas-microsoft-com:office:office" xmlns:r="http://schemas.openxmlformats.org/officeDocument/2006/relationships" xmlns:m="http://schemas.openxmlformats.org/officeDocument/2006/math" xmlns:v="urn:schemas-microsoft-com:vml" xmlns:wp14="http://schemas.microsoft.com/office/word/2010/wordprocessingDrawing" xmlns:wp="http://schemas.openxmlformats.org/drawingml/2006/wordprocessingDrawing" xmlns:w="http://schemas.openxmlformats.org/wordprocessingml/2006/main" xmlns:w14="http://schemas.microsoft.com/office/word/2010/wordml" xmlns:w15="http://schemas.microsoft.com/office/word/2012/wordml" xmlns:w10="urn:schemas-microsoft-com:office:word" xmlns:wpg="http://schemas.microsoft.com/office/word/2010/wordprocessingGroup" xmlns:wpi="http://schemas.microsoft.com/office/word/2010/wordprocessingInk" xmlns:wne="http://schemas.microsoft.com/office/word/2006/wordml" xmlns:wps="http://schemas.microsoft.com/office/word/2010/wordprocessingShape" xmlns:wpsCustomData="http://www.wps.cn/officeDocument/2013/wpsCustomData" mc:Ignorable="w14 w15 wp14">
-  <w:endnote w:type="separator" w:id="0">
-    <w:p>
-      <w:pPr>
-        <w:spacing w:line="240" w:lineRule="auto"/>
-      </w:pPr>
-      <w:r>
-        <w:separator/>
-      </w:r>
-    </w:p>
-  </w:endnote>
-  <w:endnote w:type="continuationSeparator" w:id="1">
-    <w:p>
-      <w:pPr>
-        <w:spacing w:line="240" w:lineRule="auto"/>
-      </w:pPr>
-      <w:r>
-        <w:continuationSeparator/>
-      </w:r>
-    </w:p>
-  </w:endnote>
-</w:endnotes>
-</file>
-
 <file path=word/footer1.xml><?xml version="1.0" encoding="utf-8"?>
-<w:ftr xmlns:wpc="http://schemas.microsoft.com/office/word/2010/wordprocessingCanvas" xmlns:mc="http://schemas.openxmlformats.org/markup-compatibility/2006" xmlns:o="urn:schemas-microsoft-com:office:office" xmlns:r="http://schemas.openxmlformats.org/officeDocument/2006/relationships" xmlns:m="http://schemas.openxmlformats.org/officeDocument/2006/math" xmlns:v="urn:schemas-microsoft-com:vml" xmlns:wp14="http://schemas.microsoft.com/office/word/2010/wordprocessingDrawing" xmlns:wp="http://schemas.openxmlformats.org/drawingml/2006/wordprocessingDrawing" xmlns:w10="urn:schemas-microsoft-com:office:word" xmlns:w="http://schemas.openxmlformats.org/wordprocessingml/2006/main" xmlns:w14="http://schemas.microsoft.com/office/word/2010/wordml" xmlns:w15="http://schemas.microsoft.com/office/word/2012/wordml" xmlns:wpg="http://schemas.microsoft.com/office/word/2010/wordprocessingGroup" xmlns:wpi="http://schemas.microsoft.com/office/word/2010/wordprocessingInk" xmlns:wne="http://schemas.microsoft.com/office/word/2006/wordml" xmlns:wps="http://schemas.microsoft.com/office/word/2010/wordprocessingShape" xmlns:wpsCustomData="http://www.wps.cn/officeDocument/2013/wpsCustomData" mc:Ignorable="w14 w15 wp14">
+<w:ftr xmlns:wpc="http://schemas.microsoft.com/office/word/2010/wordprocessingCanvas" xmlns:mc="http://schemas.openxmlformats.org/markup-compatibility/2006" xmlns:o="urn:schemas-microsoft-com:office:office" xmlns:r="http://schemas.openxmlformats.org/officeDocument/2006/relationships" xmlns:m="http://schemas.openxmlformats.org/officeDocument/2006/math" xmlns:v="urn:schemas-microsoft-com:vml" xmlns:wp14="http://schemas.microsoft.com/office/word/2010/wordprocessingDrawing" xmlns:wp="http://schemas.openxmlformats.org/drawingml/2006/wordprocessingDrawing" xmlns:w10="urn:schemas-microsoft-com:office:word" xmlns:w="http://schemas.openxmlformats.org/wordprocessingml/2006/main" xmlns:w14="http://schemas.microsoft.com/office/word/2010/wordml" xmlns:w15="http://schemas.microsoft.com/office/word/2012/wordml" xmlns:wne="http://schemas.microsoft.com/office/word/2006/wordml" xmlns:wpg="http://schemas.microsoft.com/office/word/2010/wordprocessingGroup" xmlns:wpi="http://schemas.microsoft.com/office/word/2010/wordprocessingInk" xmlns:wps="http://schemas.microsoft.com/office/word/2010/wordprocessingShape" mc:Ignorable="w14 w15 wp14">
   <w:p>
     <w:pPr>
       <w:spacing w:line="232" w:lineRule="auto"/>
       <w:ind w:left="4345"/>
       <w:rPr>
-        <w:rFonts w:ascii="宋体" w:hAnsi="宋体" w:eastAsia="宋体" w:cs="宋体"/>
+        <w:rFonts w:ascii="宋体" w:eastAsia="宋体" w:hAnsi="宋体" w:cs="宋体"/>
         <w:sz w:val="21"/>
         <w:szCs w:val="21"/>
       </w:rPr>
     </w:pPr>
     <w:r>
       <w:rPr>
-        <w:rFonts w:ascii="宋体" w:hAnsi="宋体" w:eastAsia="宋体" w:cs="宋体"/>
+        <w:rFonts w:ascii="宋体" w:eastAsia="宋体" w:hAnsi="宋体" w:cs="宋体"/>
         <w:sz w:val="21"/>
         <w:szCs w:val="21"/>
       </w:rPr>
@@ -6480,38 +6381,13 @@
 </w:ftr>
 </file>
 
-<file path=word/footnotes.xml><?xml version="1.0" encoding="utf-8"?>
-<w:footnotes xmlns:wpc="http://schemas.microsoft.com/office/word/2010/wordprocessingCanvas" xmlns:mc="http://schemas.openxmlformats.org/markup-compatibility/2006" xmlns:o="urn:schemas-microsoft-com:office:office" xmlns:r="http://schemas.openxmlformats.org/officeDocument/2006/relationships" xmlns:m="http://schemas.openxmlformats.org/officeDocument/2006/math" xmlns:v="urn:schemas-microsoft-com:vml" xmlns:wp14="http://schemas.microsoft.com/office/word/2010/wordprocessingDrawing" xmlns:wp="http://schemas.openxmlformats.org/drawingml/2006/wordprocessingDrawing" xmlns:w="http://schemas.openxmlformats.org/wordprocessingml/2006/main" xmlns:w14="http://schemas.microsoft.com/office/word/2010/wordml" xmlns:w15="http://schemas.microsoft.com/office/word/2012/wordml" xmlns:w10="urn:schemas-microsoft-com:office:word" xmlns:wpg="http://schemas.microsoft.com/office/word/2010/wordprocessingGroup" xmlns:wpi="http://schemas.microsoft.com/office/word/2010/wordprocessingInk" xmlns:wne="http://schemas.microsoft.com/office/word/2006/wordml" xmlns:wps="http://schemas.microsoft.com/office/word/2010/wordprocessingShape" xmlns:wpsCustomData="http://www.wps.cn/officeDocument/2013/wpsCustomData" mc:Ignorable="w14 w15 wp14">
-  <w:footnote w:type="separator" w:id="0">
-    <w:p>
-      <w:pPr>
-        <w:spacing w:line="360" w:lineRule="auto"/>
-      </w:pPr>
-      <w:r>
-        <w:separator/>
-      </w:r>
-    </w:p>
-  </w:footnote>
-  <w:footnote w:type="continuationSeparator" w:id="1">
-    <w:p>
-      <w:pPr>
-        <w:spacing w:line="360" w:lineRule="auto"/>
-      </w:pPr>
-      <w:r>
-        <w:continuationSeparator/>
-      </w:r>
-    </w:p>
-  </w:footnote>
-</w:footnotes>
-</file>
-
 <file path=word/header1.xml><?xml version="1.0" encoding="utf-8"?>
-<w:hdr xmlns:wpc="http://schemas.microsoft.com/office/word/2010/wordprocessingCanvas" xmlns:mc="http://schemas.openxmlformats.org/markup-compatibility/2006" xmlns:o="urn:schemas-microsoft-com:office:office" xmlns:r="http://schemas.openxmlformats.org/officeDocument/2006/relationships" xmlns:m="http://schemas.openxmlformats.org/officeDocument/2006/math" xmlns:v="urn:schemas-microsoft-com:vml" xmlns:wp14="http://schemas.microsoft.com/office/word/2010/wordprocessingDrawing" xmlns:wp="http://schemas.openxmlformats.org/drawingml/2006/wordprocessingDrawing" xmlns:w10="urn:schemas-microsoft-com:office:word" xmlns:w="http://schemas.openxmlformats.org/wordprocessingml/2006/main" xmlns:w14="http://schemas.microsoft.com/office/word/2010/wordml" xmlns:w15="http://schemas.microsoft.com/office/word/2012/wordml" xmlns:wpg="http://schemas.microsoft.com/office/word/2010/wordprocessingGroup" xmlns:wpi="http://schemas.microsoft.com/office/word/2010/wordprocessingInk" xmlns:wne="http://schemas.microsoft.com/office/word/2006/wordml" xmlns:wps="http://schemas.microsoft.com/office/word/2010/wordprocessingShape" xmlns:wpsCustomData="http://www.wps.cn/officeDocument/2013/wpsCustomData" mc:Ignorable="w14 w15 wp14">
+<w:hdr xmlns:wpc="http://schemas.microsoft.com/office/word/2010/wordprocessingCanvas" xmlns:mc="http://schemas.openxmlformats.org/markup-compatibility/2006" xmlns:o="urn:schemas-microsoft-com:office:office" xmlns:r="http://schemas.openxmlformats.org/officeDocument/2006/relationships" xmlns:m="http://schemas.openxmlformats.org/officeDocument/2006/math" xmlns:v="urn:schemas-microsoft-com:vml" xmlns:wp14="http://schemas.microsoft.com/office/word/2010/wordprocessingDrawing" xmlns:wp="http://schemas.openxmlformats.org/drawingml/2006/wordprocessingDrawing" xmlns:w10="urn:schemas-microsoft-com:office:word" xmlns:w="http://schemas.openxmlformats.org/wordprocessingml/2006/main" xmlns:w14="http://schemas.microsoft.com/office/word/2010/wordml" xmlns:w15="http://schemas.microsoft.com/office/word/2012/wordml" xmlns:wne="http://schemas.microsoft.com/office/word/2006/wordml" xmlns:wpg="http://schemas.microsoft.com/office/word/2010/wordprocessingGroup" xmlns:wpi="http://schemas.microsoft.com/office/word/2010/wordprocessingInk" xmlns:wps="http://schemas.microsoft.com/office/word/2010/wordprocessingShape" mc:Ignorable="w14 w15 wp14">
   <w:p>
     <w:pPr>
-      <w:pStyle w:val="15"/>
+      <w:pStyle w:val="Header"/>
       <w:pBdr>
-        <w:bottom w:val="single" w:color="auto" w:sz="4" w:space="1"/>
+        <w:bottom w:val="single" w:sz="4" w:space="1" w:color="auto"/>
       </w:pBdr>
       <w:tabs>
         <w:tab w:val="left" w:pos="335"/>
@@ -6519,27 +6395,27 @@
       </w:tabs>
       <w:jc w:val="right"/>
       <w:rPr>
-        <w:rFonts w:hint="eastAsia" w:eastAsiaTheme="minorEastAsia"/>
+        <w:rFonts w:eastAsiaTheme="minorEastAsia" w:hint="eastAsia"/>
         <w:lang w:eastAsia="zh-CN"/>
       </w:rPr>
     </w:pPr>
     <w:r>
       <w:rPr>
-        <w:rFonts w:hint="eastAsia" w:eastAsiaTheme="minorEastAsia"/>
+        <w:rFonts w:eastAsiaTheme="minorEastAsia" w:hint="eastAsia"/>
         <w:lang w:val="en-US" w:eastAsia="zh-CN"/>
       </w:rPr>
       <w:tab/>
     </w:r>
     <w:r>
       <w:rPr>
-        <w:rFonts w:hint="eastAsia" w:eastAsiaTheme="minorEastAsia"/>
+        <w:rFonts w:eastAsiaTheme="minorEastAsia" w:hint="eastAsia"/>
         <w:lang w:val="en-US" w:eastAsia="zh-CN"/>
       </w:rPr>
       <w:tab/>
     </w:r>
     <w:r>
       <w:rPr>
-        <w:rFonts w:hint="eastAsia" w:eastAsiaTheme="minorEastAsia"/>
+        <w:rFonts w:eastAsiaTheme="minorEastAsia" w:hint="eastAsia"/>
         <w:lang w:val="en-US" w:eastAsia="zh-CN"/>
       </w:rPr>
       <w:t>桐乡华数广电网络有限公司</w:t>
@@ -6549,15 +6425,15 @@
 </file>
 
 <file path=word/numbering.xml><?xml version="1.0" encoding="utf-8"?>
-<w:numbering xmlns:wpc="http://schemas.microsoft.com/office/word/2010/wordprocessingCanvas" xmlns:mc="http://schemas.openxmlformats.org/markup-compatibility/2006" xmlns:o="urn:schemas-microsoft-com:office:office" xmlns:r="http://schemas.openxmlformats.org/officeDocument/2006/relationships" xmlns:m="http://schemas.openxmlformats.org/officeDocument/2006/math" xmlns:v="urn:schemas-microsoft-com:vml" xmlns:wp14="http://schemas.microsoft.com/office/word/2010/wordprocessingDrawing" xmlns:wp="http://schemas.openxmlformats.org/drawingml/2006/wordprocessingDrawing" xmlns:w10="urn:schemas-microsoft-com:office:word" xmlns:w="http://schemas.openxmlformats.org/wordprocessingml/2006/main" xmlns:w14="http://schemas.microsoft.com/office/word/2010/wordml" xmlns:wpg="http://schemas.microsoft.com/office/word/2010/wordprocessingGroup" xmlns:wpi="http://schemas.microsoft.com/office/word/2010/wordprocessingInk" xmlns:wne="http://schemas.microsoft.com/office/word/2006/wordml" xmlns:wps="http://schemas.microsoft.com/office/word/2010/wordprocessingShape" xmlns:wpsCustomData="http://www.wps.cn/officeDocument/2013/wpsCustomData" mc:Ignorable="w14 wp14">
+<w:numbering xmlns:wpc="http://schemas.microsoft.com/office/word/2010/wordprocessingCanvas" xmlns:mc="http://schemas.openxmlformats.org/markup-compatibility/2006" xmlns:o="urn:schemas-microsoft-com:office:office" xmlns:r="http://schemas.openxmlformats.org/officeDocument/2006/relationships" xmlns:m="http://schemas.openxmlformats.org/officeDocument/2006/math" xmlns:v="urn:schemas-microsoft-com:vml" xmlns:wp14="http://schemas.microsoft.com/office/word/2010/wordprocessingDrawing" xmlns:wp="http://schemas.openxmlformats.org/drawingml/2006/wordprocessingDrawing" xmlns:w10="urn:schemas-microsoft-com:office:word" xmlns:w="http://schemas.openxmlformats.org/wordprocessingml/2006/main" xmlns:w14="http://schemas.microsoft.com/office/word/2010/wordml" xmlns:w15="http://schemas.microsoft.com/office/word/2012/wordml" xmlns:wne="http://schemas.microsoft.com/office/word/2006/wordml" xmlns:wpg="http://schemas.microsoft.com/office/word/2010/wordprocessingGroup" xmlns:wpi="http://schemas.microsoft.com/office/word/2010/wordprocessingInk" xmlns:wps="http://schemas.microsoft.com/office/word/2010/wordprocessingShape" mc:Ignorable="w14 w15 wp14">
   <w:abstractNum w:abstractNumId="0">
     <w:nsid w:val="8E964DCE"/>
     <w:multiLevelType w:val="multilevel"/>
     <w:tmpl w:val="8E964DCE"/>
-    <w:lvl w:ilvl="0" w:tentative="0">
+    <w:lvl w:ilvl="0">
       <w:start w:val="1"/>
       <w:numFmt w:val="decimal"/>
-      <w:pStyle w:val="2"/>
+      <w:pStyle w:val="Heading1"/>
       <w:lvlText w:val="%1."/>
       <w:lvlJc w:val="left"/>
       <w:pPr>
@@ -6567,10 +6443,10 @@
         <w:rFonts w:hint="default"/>
       </w:rPr>
     </w:lvl>
-    <w:lvl w:ilvl="1" w:tentative="0">
+    <w:lvl w:ilvl="1">
       <w:start w:val="1"/>
       <w:numFmt w:val="decimal"/>
-      <w:pStyle w:val="3"/>
+      <w:pStyle w:val="Heading2"/>
       <w:lvlText w:val="%1.%2."/>
       <w:lvlJc w:val="left"/>
       <w:pPr>
@@ -6580,10 +6456,10 @@
         <w:rFonts w:hint="default"/>
       </w:rPr>
     </w:lvl>
-    <w:lvl w:ilvl="2" w:tentative="0">
+    <w:lvl w:ilvl="2">
       <w:start w:val="1"/>
       <w:numFmt w:val="decimal"/>
-      <w:pStyle w:val="4"/>
+      <w:pStyle w:val="Heading3"/>
       <w:lvlText w:val="%1.%2.%3."/>
       <w:lvlJc w:val="left"/>
       <w:pPr>
@@ -6593,10 +6469,10 @@
         <w:rFonts w:hint="default"/>
       </w:rPr>
     </w:lvl>
-    <w:lvl w:ilvl="3" w:tentative="0">
+    <w:lvl w:ilvl="3">
       <w:start w:val="1"/>
       <w:numFmt w:val="decimal"/>
-      <w:pStyle w:val="5"/>
+      <w:pStyle w:val="Heading4"/>
       <w:lvlText w:val="%1.%2.%3.%4."/>
       <w:lvlJc w:val="left"/>
       <w:pPr>
@@ -6606,10 +6482,10 @@
         <w:rFonts w:hint="default"/>
       </w:rPr>
     </w:lvl>
-    <w:lvl w:ilvl="4" w:tentative="0">
+    <w:lvl w:ilvl="4">
       <w:start w:val="1"/>
       <w:numFmt w:val="decimal"/>
-      <w:pStyle w:val="6"/>
+      <w:pStyle w:val="Heading5"/>
       <w:lvlText w:val="%1.%2.%3.%4.%5."/>
       <w:lvlJc w:val="left"/>
       <w:pPr>
@@ -6619,10 +6495,10 @@
         <w:rFonts w:hint="default"/>
       </w:rPr>
     </w:lvl>
-    <w:lvl w:ilvl="5" w:tentative="0">
+    <w:lvl w:ilvl="5">
       <w:start w:val="1"/>
       <w:numFmt w:val="decimal"/>
-      <w:pStyle w:val="7"/>
+      <w:pStyle w:val="Heading6"/>
       <w:lvlText w:val="%1.%2.%3.%4.%5.%6."/>
       <w:lvlJc w:val="left"/>
       <w:pPr>
@@ -6632,10 +6508,10 @@
         <w:rFonts w:hint="default"/>
       </w:rPr>
     </w:lvl>
-    <w:lvl w:ilvl="6" w:tentative="0">
+    <w:lvl w:ilvl="6">
       <w:start w:val="1"/>
       <w:numFmt w:val="decimal"/>
-      <w:pStyle w:val="8"/>
+      <w:pStyle w:val="Heading7"/>
       <w:lvlText w:val="%1.%2.%3.%4.%5.%6.%7."/>
       <w:lvlJc w:val="left"/>
       <w:pPr>
@@ -6645,10 +6521,10 @@
         <w:rFonts w:hint="default"/>
       </w:rPr>
     </w:lvl>
-    <w:lvl w:ilvl="7" w:tentative="0">
+    <w:lvl w:ilvl="7">
       <w:start w:val="1"/>
       <w:numFmt w:val="decimal"/>
-      <w:pStyle w:val="9"/>
+      <w:pStyle w:val="Heading8"/>
       <w:lvlText w:val="%1.%2.%3.%4.%5.%6.%7.%8."/>
       <w:lvlJc w:val="left"/>
       <w:pPr>
@@ -6658,10 +6534,10 @@
         <w:rFonts w:hint="default"/>
       </w:rPr>
     </w:lvl>
-    <w:lvl w:ilvl="8" w:tentative="0">
+    <w:lvl w:ilvl="8">
       <w:start w:val="1"/>
       <w:numFmt w:val="decimal"/>
-      <w:pStyle w:val="10"/>
+      <w:pStyle w:val="Heading9"/>
       <w:lvlText w:val="%1.%2.%3.%4.%5.%6.%7.%8.%9."/>
       <w:lvlJc w:val="left"/>
       <w:pPr>
@@ -6679,269 +6555,267 @@
 </file>
 
 <file path=word/styles.xml><?xml version="1.0" encoding="utf-8"?>
-<w:styles xmlns:mc="http://schemas.openxmlformats.org/markup-compatibility/2006" xmlns:o="urn:schemas-microsoft-com:office:office" xmlns:r="http://schemas.openxmlformats.org/officeDocument/2006/relationships" xmlns:m="http://schemas.openxmlformats.org/officeDocument/2006/math" xmlns:v="urn:schemas-microsoft-com:vml" xmlns:w="http://schemas.openxmlformats.org/wordprocessingml/2006/main" xmlns:w14="http://schemas.microsoft.com/office/word/2010/wordml" xmlns:w10="urn:schemas-microsoft-com:office:word" xmlns:sl="http://schemas.openxmlformats.org/schemaLibrary/2006/main" xmlns:wpsCustomData="http://www.wps.cn/officeDocument/2013/wpsCustomData" mc:Ignorable="w14">
+<w:styles xmlns:mc="http://schemas.openxmlformats.org/markup-compatibility/2006" xmlns:r="http://schemas.openxmlformats.org/officeDocument/2006/relationships" xmlns:w="http://schemas.openxmlformats.org/wordprocessingml/2006/main" xmlns:w14="http://schemas.microsoft.com/office/word/2010/wordml" xmlns:w15="http://schemas.microsoft.com/office/word/2012/wordml" mc:Ignorable="w14 w15">
   <w:docDefaults>
     <w:rPrDefault>
       <w:rPr>
-        <w:rFonts w:ascii="Times New Roman" w:hAnsi="Times New Roman" w:eastAsia="宋体" w:cs="Times New Roman"/>
+        <w:rFonts w:ascii="Times New Roman" w:eastAsia="宋体" w:hAnsi="Times New Roman" w:cs="Times New Roman"/>
       </w:rPr>
     </w:rPrDefault>
     <w:pPrDefault/>
   </w:docDefaults>
-  <w:latentStyles w:count="260" w:defQFormat="0" w:defUnhideWhenUsed="1" w:defSemiHidden="1" w:defUIPriority="99" w:defLockedState="0">
-    <w:lsdException w:qFormat="1" w:unhideWhenUsed="0" w:uiPriority="0" w:semiHidden="0" w:name="Normal"/>
-    <w:lsdException w:qFormat="1" w:unhideWhenUsed="0" w:uiPriority="0" w:semiHidden="0" w:name="heading 1"/>
-    <w:lsdException w:qFormat="1" w:uiPriority="0" w:semiHidden="0" w:name="heading 2"/>
-    <w:lsdException w:qFormat="1" w:uiPriority="0" w:name="heading 3"/>
-    <w:lsdException w:qFormat="1" w:uiPriority="0" w:semiHidden="0" w:name="heading 4"/>
-    <w:lsdException w:qFormat="1" w:uiPriority="0" w:name="heading 5"/>
-    <w:lsdException w:qFormat="1" w:uiPriority="0" w:name="heading 6"/>
-    <w:lsdException w:qFormat="1" w:uiPriority="0" w:name="heading 7"/>
-    <w:lsdException w:qFormat="1" w:uiPriority="0" w:name="heading 8"/>
-    <w:lsdException w:qFormat="1" w:uiPriority="0" w:name="heading 9"/>
-    <w:lsdException w:unhideWhenUsed="0" w:uiPriority="0" w:semiHidden="0" w:name="index 1"/>
-    <w:lsdException w:unhideWhenUsed="0" w:uiPriority="0" w:semiHidden="0" w:name="index 2"/>
-    <w:lsdException w:unhideWhenUsed="0" w:uiPriority="0" w:semiHidden="0" w:name="index 3"/>
-    <w:lsdException w:unhideWhenUsed="0" w:uiPriority="0" w:semiHidden="0" w:name="index 4"/>
-    <w:lsdException w:unhideWhenUsed="0" w:uiPriority="0" w:semiHidden="0" w:name="index 5"/>
-    <w:lsdException w:unhideWhenUsed="0" w:uiPriority="0" w:semiHidden="0" w:name="index 6"/>
-    <w:lsdException w:unhideWhenUsed="0" w:uiPriority="0" w:semiHidden="0" w:name="index 7"/>
-    <w:lsdException w:unhideWhenUsed="0" w:uiPriority="0" w:semiHidden="0" w:name="index 8"/>
-    <w:lsdException w:unhideWhenUsed="0" w:uiPriority="0" w:semiHidden="0" w:name="index 9"/>
-    <w:lsdException w:qFormat="1" w:unhideWhenUsed="0" w:uiPriority="0" w:semiHidden="0" w:name="toc 1"/>
-    <w:lsdException w:qFormat="1" w:unhideWhenUsed="0" w:uiPriority="0" w:semiHidden="0" w:name="toc 2"/>
-    <w:lsdException w:qFormat="1" w:unhideWhenUsed="0" w:uiPriority="0" w:semiHidden="0" w:name="toc 3"/>
-    <w:lsdException w:unhideWhenUsed="0" w:uiPriority="0" w:semiHidden="0" w:name="toc 4"/>
-    <w:lsdException w:unhideWhenUsed="0" w:uiPriority="0" w:semiHidden="0" w:name="toc 5"/>
-    <w:lsdException w:unhideWhenUsed="0" w:uiPriority="0" w:semiHidden="0" w:name="toc 6"/>
-    <w:lsdException w:unhideWhenUsed="0" w:uiPriority="0" w:semiHidden="0" w:name="toc 7"/>
-    <w:lsdException w:unhideWhenUsed="0" w:uiPriority="0" w:semiHidden="0" w:name="toc 8"/>
-    <w:lsdException w:unhideWhenUsed="0" w:uiPriority="0" w:semiHidden="0" w:name="toc 9"/>
-    <w:lsdException w:unhideWhenUsed="0" w:uiPriority="0" w:semiHidden="0" w:name="Normal Indent"/>
-    <w:lsdException w:unhideWhenUsed="0" w:uiPriority="0" w:semiHidden="0" w:name="footnote text"/>
-    <w:lsdException w:qFormat="1" w:unhideWhenUsed="0" w:uiPriority="0" w:semiHidden="0" w:name="annotation text"/>
-    <w:lsdException w:qFormat="1" w:unhideWhenUsed="0" w:uiPriority="0" w:semiHidden="0" w:name="header"/>
-    <w:lsdException w:qFormat="1" w:unhideWhenUsed="0" w:uiPriority="0" w:semiHidden="0" w:name="footer"/>
-    <w:lsdException w:unhideWhenUsed="0" w:uiPriority="0" w:semiHidden="0" w:name="index heading"/>
-    <w:lsdException w:qFormat="1" w:uiPriority="0" w:name="caption"/>
-    <w:lsdException w:unhideWhenUsed="0" w:uiPriority="0" w:semiHidden="0" w:name="table of figures"/>
-    <w:lsdException w:unhideWhenUsed="0" w:uiPriority="0" w:semiHidden="0" w:name="envelope address"/>
-    <w:lsdException w:unhideWhenUsed="0" w:uiPriority="0" w:semiHidden="0" w:name="envelope return"/>
-    <w:lsdException w:unhideWhenUsed="0" w:uiPriority="0" w:semiHidden="0" w:name="footnote reference"/>
-    <w:lsdException w:unhideWhenUsed="0" w:uiPriority="0" w:semiHidden="0" w:name="annotation reference"/>
-    <w:lsdException w:unhideWhenUsed="0" w:uiPriority="0" w:semiHidden="0" w:name="line number"/>
-    <w:lsdException w:unhideWhenUsed="0" w:uiPriority="0" w:semiHidden="0" w:name="page number"/>
-    <w:lsdException w:unhideWhenUsed="0" w:uiPriority="0" w:semiHidden="0" w:name="endnote reference"/>
-    <w:lsdException w:unhideWhenUsed="0" w:uiPriority="0" w:semiHidden="0" w:name="endnote text"/>
-    <w:lsdException w:unhideWhenUsed="0" w:uiPriority="0" w:semiHidden="0" w:name="table of authorities"/>
-    <w:lsdException w:unhideWhenUsed="0" w:uiPriority="0" w:semiHidden="0" w:name="macro"/>
-    <w:lsdException w:unhideWhenUsed="0" w:uiPriority="0" w:semiHidden="0" w:name="toa heading"/>
-    <w:lsdException w:unhideWhenUsed="0" w:uiPriority="0" w:semiHidden="0" w:name="List"/>
-    <w:lsdException w:unhideWhenUsed="0" w:uiPriority="0" w:semiHidden="0" w:name="List Bullet"/>
-    <w:lsdException w:unhideWhenUsed="0" w:uiPriority="0" w:semiHidden="0" w:name="List Number"/>
-    <w:lsdException w:unhideWhenUsed="0" w:uiPriority="0" w:semiHidden="0" w:name="List 2"/>
-    <w:lsdException w:unhideWhenUsed="0" w:uiPriority="0" w:semiHidden="0" w:name="List 3"/>
-    <w:lsdException w:unhideWhenUsed="0" w:uiPriority="0" w:semiHidden="0" w:name="List 4"/>
-    <w:lsdException w:unhideWhenUsed="0" w:uiPriority="0" w:semiHidden="0" w:name="List 5"/>
-    <w:lsdException w:unhideWhenUsed="0" w:uiPriority="0" w:semiHidden="0" w:name="List Bullet 2"/>
-    <w:lsdException w:unhideWhenUsed="0" w:uiPriority="0" w:semiHidden="0" w:name="List Bullet 3"/>
-    <w:lsdException w:unhideWhenUsed="0" w:uiPriority="0" w:semiHidden="0" w:name="List Bullet 4"/>
-    <w:lsdException w:unhideWhenUsed="0" w:uiPriority="0" w:semiHidden="0" w:name="List Bullet 5"/>
-    <w:lsdException w:unhideWhenUsed="0" w:uiPriority="0" w:semiHidden="0" w:name="List Number 2"/>
-    <w:lsdException w:unhideWhenUsed="0" w:uiPriority="0" w:semiHidden="0" w:name="List Number 3"/>
-    <w:lsdException w:unhideWhenUsed="0" w:uiPriority="0" w:semiHidden="0" w:name="List Number 4"/>
-    <w:lsdException w:unhideWhenUsed="0" w:uiPriority="0" w:semiHidden="0" w:name="List Number 5"/>
-    <w:lsdException w:qFormat="1" w:unhideWhenUsed="0" w:uiPriority="0" w:semiHidden="0" w:name="Title"/>
-    <w:lsdException w:unhideWhenUsed="0" w:uiPriority="0" w:semiHidden="0" w:name="Closing"/>
-    <w:lsdException w:unhideWhenUsed="0" w:uiPriority="0" w:semiHidden="0" w:name="Signature"/>
-    <w:lsdException w:qFormat="1" w:unhideWhenUsed="0" w:uiPriority="0" w:name="Default Paragraph Font"/>
-    <w:lsdException w:qFormat="1" w:unhideWhenUsed="0" w:uiPriority="0" w:name="Body Text"/>
-    <w:lsdException w:unhideWhenUsed="0" w:uiPriority="0" w:semiHidden="0" w:name="Body Text Indent"/>
-    <w:lsdException w:unhideWhenUsed="0" w:uiPriority="0" w:semiHidden="0" w:name="List Continue"/>
-    <w:lsdException w:unhideWhenUsed="0" w:uiPriority="0" w:semiHidden="0" w:name="List Continue 2"/>
-    <w:lsdException w:unhideWhenUsed="0" w:uiPriority="0" w:semiHidden="0" w:name="List Continue 3"/>
-    <w:lsdException w:unhideWhenUsed="0" w:uiPriority="0" w:semiHidden="0" w:name="List Continue 4"/>
-    <w:lsdException w:unhideWhenUsed="0" w:uiPriority="0" w:semiHidden="0" w:name="List Continue 5"/>
-    <w:lsdException w:unhideWhenUsed="0" w:uiPriority="0" w:semiHidden="0" w:name="Message Header"/>
-    <w:lsdException w:qFormat="1" w:unhideWhenUsed="0" w:uiPriority="0" w:semiHidden="0" w:name="Subtitle"/>
-    <w:lsdException w:unhideWhenUsed="0" w:uiPriority="0" w:semiHidden="0" w:name="Salutation"/>
-    <w:lsdException w:unhideWhenUsed="0" w:uiPriority="0" w:semiHidden="0" w:name="Date"/>
-    <w:lsdException w:unhideWhenUsed="0" w:uiPriority="0" w:semiHidden="0" w:name="Body Text First Indent"/>
-    <w:lsdException w:unhideWhenUsed="0" w:uiPriority="0" w:semiHidden="0" w:name="Body Text First Indent 2"/>
-    <w:lsdException w:uiPriority="99" w:name="Note Heading"/>
-    <w:lsdException w:unhideWhenUsed="0" w:uiPriority="0" w:semiHidden="0" w:name="Body Text 2"/>
-    <w:lsdException w:unhideWhenUsed="0" w:uiPriority="0" w:semiHidden="0" w:name="Body Text 3"/>
-    <w:lsdException w:unhideWhenUsed="0" w:uiPriority="0" w:semiHidden="0" w:name="Body Text Indent 2"/>
-    <w:lsdException w:unhideWhenUsed="0" w:uiPriority="0" w:semiHidden="0" w:name="Body Text Indent 3"/>
-    <w:lsdException w:unhideWhenUsed="0" w:uiPriority="0" w:semiHidden="0" w:name="Block Text"/>
-    <w:lsdException w:qFormat="1" w:unhideWhenUsed="0" w:uiPriority="0" w:semiHidden="0" w:name="Hyperlink"/>
-    <w:lsdException w:unhideWhenUsed="0" w:uiPriority="0" w:semiHidden="0" w:name="FollowedHyperlink"/>
-    <w:lsdException w:qFormat="1" w:unhideWhenUsed="0" w:uiPriority="0" w:semiHidden="0" w:name="Strong"/>
-    <w:lsdException w:qFormat="1" w:unhideWhenUsed="0" w:uiPriority="0" w:semiHidden="0" w:name="Emphasis"/>
-    <w:lsdException w:unhideWhenUsed="0" w:uiPriority="0" w:semiHidden="0" w:name="Document Map"/>
-    <w:lsdException w:unhideWhenUsed="0" w:uiPriority="0" w:semiHidden="0" w:name="Plain Text"/>
-    <w:lsdException w:unhideWhenUsed="0" w:uiPriority="0" w:semiHidden="0" w:name="E-mail Signature"/>
-    <w:lsdException w:qFormat="1" w:unhideWhenUsed="0" w:uiPriority="0" w:semiHidden="0" w:name="Normal (Web)"/>
-    <w:lsdException w:unhideWhenUsed="0" w:uiPriority="0" w:semiHidden="0" w:name="HTML Acronym"/>
-    <w:lsdException w:unhideWhenUsed="0" w:uiPriority="0" w:semiHidden="0" w:name="HTML Address"/>
-    <w:lsdException w:unhideWhenUsed="0" w:uiPriority="0" w:semiHidden="0" w:name="HTML Cite"/>
-    <w:lsdException w:unhideWhenUsed="0" w:uiPriority="0" w:semiHidden="0" w:name="HTML Code"/>
-    <w:lsdException w:unhideWhenUsed="0" w:uiPriority="0" w:semiHidden="0" w:name="HTML Definition"/>
-    <w:lsdException w:unhideWhenUsed="0" w:uiPriority="0" w:semiHidden="0" w:name="HTML Keyboard"/>
-    <w:lsdException w:unhideWhenUsed="0" w:uiPriority="0" w:semiHidden="0" w:name="HTML Preformatted"/>
-    <w:lsdException w:unhideWhenUsed="0" w:uiPriority="0" w:semiHidden="0" w:name="HTML Sample"/>
-    <w:lsdException w:unhideWhenUsed="0" w:uiPriority="0" w:semiHidden="0" w:name="HTML Typewriter"/>
-    <w:lsdException w:unhideWhenUsed="0" w:uiPriority="0" w:semiHidden="0" w:name="HTML Variable"/>
-    <w:lsdException w:qFormat="1" w:unhideWhenUsed="0" w:uiPriority="0" w:name="Normal Table"/>
-    <w:lsdException w:unhideWhenUsed="0" w:uiPriority="0" w:semiHidden="0" w:name="annotation subject"/>
-    <w:lsdException w:unhideWhenUsed="0" w:uiPriority="0" w:semiHidden="0" w:name="Table Simple 1"/>
-    <w:lsdException w:unhideWhenUsed="0" w:uiPriority="0" w:semiHidden="0" w:name="Table Simple 2"/>
-    <w:lsdException w:unhideWhenUsed="0" w:uiPriority="0" w:semiHidden="0" w:name="Table Simple 3"/>
-    <w:lsdException w:unhideWhenUsed="0" w:uiPriority="0" w:semiHidden="0" w:name="Table Classic 1"/>
-    <w:lsdException w:unhideWhenUsed="0" w:uiPriority="0" w:semiHidden="0" w:name="Table Classic 2"/>
-    <w:lsdException w:unhideWhenUsed="0" w:uiPriority="0" w:semiHidden="0" w:name="Table Classic 3"/>
-    <w:lsdException w:unhideWhenUsed="0" w:uiPriority="0" w:semiHidden="0" w:name="Table Classic 4"/>
-    <w:lsdException w:unhideWhenUsed="0" w:uiPriority="0" w:semiHidden="0" w:name="Table Colorful 1"/>
-    <w:lsdException w:unhideWhenUsed="0" w:uiPriority="0" w:semiHidden="0" w:name="Table Colorful 2"/>
-    <w:lsdException w:unhideWhenUsed="0" w:uiPriority="0" w:semiHidden="0" w:name="Table Colorful 3"/>
-    <w:lsdException w:unhideWhenUsed="0" w:uiPriority="0" w:semiHidden="0" w:name="Table Columns 1"/>
-    <w:lsdException w:unhideWhenUsed="0" w:uiPriority="0" w:semiHidden="0" w:name="Table Columns 2"/>
-    <w:lsdException w:unhideWhenUsed="0" w:uiPriority="0" w:semiHidden="0" w:name="Table Columns 3"/>
-    <w:lsdException w:unhideWhenUsed="0" w:uiPriority="0" w:semiHidden="0" w:name="Table Columns 4"/>
-    <w:lsdException w:unhideWhenUsed="0" w:uiPriority="0" w:semiHidden="0" w:name="Table Columns 5"/>
-    <w:lsdException w:unhideWhenUsed="0" w:uiPriority="0" w:semiHidden="0" w:name="Table Grid 1"/>
-    <w:lsdException w:unhideWhenUsed="0" w:uiPriority="0" w:semiHidden="0" w:name="Table Grid 2"/>
-    <w:lsdException w:unhideWhenUsed="0" w:uiPriority="0" w:semiHidden="0" w:name="Table Grid 3"/>
-    <w:lsdException w:unhideWhenUsed="0" w:uiPriority="0" w:semiHidden="0" w:name="Table Grid 4"/>
-    <w:lsdException w:unhideWhenUsed="0" w:uiPriority="0" w:semiHidden="0" w:name="Table Grid 5"/>
-    <w:lsdException w:unhideWhenUsed="0" w:uiPriority="0" w:semiHidden="0" w:name="Table Grid 6"/>
-    <w:lsdException w:unhideWhenUsed="0" w:uiPriority="0" w:semiHidden="0" w:name="Table Grid 7"/>
-    <w:lsdException w:unhideWhenUsed="0" w:uiPriority="0" w:semiHidden="0" w:name="Table Grid 8"/>
-    <w:lsdException w:unhideWhenUsed="0" w:uiPriority="0" w:semiHidden="0" w:name="Table List 1"/>
-    <w:lsdException w:unhideWhenUsed="0" w:uiPriority="0" w:semiHidden="0" w:name="Table List 2"/>
-    <w:lsdException w:unhideWhenUsed="0" w:uiPriority="0" w:semiHidden="0" w:name="Table List 3"/>
-    <w:lsdException w:unhideWhenUsed="0" w:uiPriority="0" w:semiHidden="0" w:name="Table List 4"/>
-    <w:lsdException w:unhideWhenUsed="0" w:uiPriority="0" w:semiHidden="0" w:name="Table List 5"/>
-    <w:lsdException w:unhideWhenUsed="0" w:uiPriority="0" w:semiHidden="0" w:name="Table List 6"/>
-    <w:lsdException w:unhideWhenUsed="0" w:uiPriority="0" w:semiHidden="0" w:name="Table List 7"/>
-    <w:lsdException w:unhideWhenUsed="0" w:uiPriority="0" w:semiHidden="0" w:name="Table List 8"/>
-    <w:lsdException w:unhideWhenUsed="0" w:uiPriority="0" w:semiHidden="0" w:name="Table 3D effects 1"/>
-    <w:lsdException w:unhideWhenUsed="0" w:uiPriority="0" w:semiHidden="0" w:name="Table 3D effects 2"/>
-    <w:lsdException w:unhideWhenUsed="0" w:uiPriority="0" w:semiHidden="0" w:name="Table 3D effects 3"/>
-    <w:lsdException w:unhideWhenUsed="0" w:uiPriority="0" w:semiHidden="0" w:name="Table Contemporary"/>
-    <w:lsdException w:unhideWhenUsed="0" w:uiPriority="0" w:semiHidden="0" w:name="Table Elegant"/>
-    <w:lsdException w:unhideWhenUsed="0" w:uiPriority="0" w:semiHidden="0" w:name="Table Professional"/>
-    <w:lsdException w:unhideWhenUsed="0" w:uiPriority="0" w:semiHidden="0" w:name="Table Subtle 1"/>
-    <w:lsdException w:unhideWhenUsed="0" w:uiPriority="0" w:semiHidden="0" w:name="Table Subtle 2"/>
-    <w:lsdException w:unhideWhenUsed="0" w:uiPriority="0" w:semiHidden="0" w:name="Table Web 1"/>
-    <w:lsdException w:unhideWhenUsed="0" w:uiPriority="0" w:semiHidden="0" w:name="Table Web 2"/>
-    <w:lsdException w:unhideWhenUsed="0" w:uiPriority="0" w:semiHidden="0" w:name="Table Web 3"/>
-    <w:lsdException w:unhideWhenUsed="0" w:uiPriority="0" w:semiHidden="0" w:name="Balloon Text"/>
-    <w:lsdException w:qFormat="1" w:unhideWhenUsed="0" w:uiPriority="0" w:semiHidden="0" w:name="Table Grid"/>
-    <w:lsdException w:unhideWhenUsed="0" w:uiPriority="0" w:semiHidden="0" w:name="Table Theme"/>
-    <w:lsdException w:unhideWhenUsed="0" w:uiPriority="60" w:semiHidden="0" w:name="Light Shading"/>
-    <w:lsdException w:unhideWhenUsed="0" w:uiPriority="61" w:semiHidden="0" w:name="Light List"/>
-    <w:lsdException w:unhideWhenUsed="0" w:uiPriority="62" w:semiHidden="0" w:name="Light Grid"/>
-    <w:lsdException w:unhideWhenUsed="0" w:uiPriority="63" w:semiHidden="0" w:name="Medium Shading 1"/>
-    <w:lsdException w:unhideWhenUsed="0" w:uiPriority="64" w:semiHidden="0" w:name="Medium Shading 2"/>
-    <w:lsdException w:unhideWhenUsed="0" w:uiPriority="65" w:semiHidden="0" w:name="Medium List 1"/>
-    <w:lsdException w:unhideWhenUsed="0" w:uiPriority="66" w:semiHidden="0" w:name="Medium List 2"/>
-    <w:lsdException w:unhideWhenUsed="0" w:uiPriority="67" w:semiHidden="0" w:name="Medium Grid 1"/>
-    <w:lsdException w:unhideWhenUsed="0" w:uiPriority="68" w:semiHidden="0" w:name="Medium Grid 2"/>
-    <w:lsdException w:unhideWhenUsed="0" w:uiPriority="69" w:semiHidden="0" w:name="Medium Grid 3"/>
-    <w:lsdException w:unhideWhenUsed="0" w:uiPriority="70" w:semiHidden="0" w:name="Dark List"/>
-    <w:lsdException w:unhideWhenUsed="0" w:uiPriority="71" w:semiHidden="0" w:name="Colorful Shading"/>
-    <w:lsdException w:unhideWhenUsed="0" w:uiPriority="72" w:semiHidden="0" w:name="Colorful List"/>
-    <w:lsdException w:unhideWhenUsed="0" w:uiPriority="73" w:semiHidden="0" w:name="Colorful Grid"/>
-    <w:lsdException w:unhideWhenUsed="0" w:uiPriority="60" w:semiHidden="0" w:name="Light Shading Accent 1"/>
-    <w:lsdException w:unhideWhenUsed="0" w:uiPriority="61" w:semiHidden="0" w:name="Light List Accent 1"/>
-    <w:lsdException w:unhideWhenUsed="0" w:uiPriority="62" w:semiHidden="0" w:name="Light Grid Accent 1"/>
-    <w:lsdException w:unhideWhenUsed="0" w:uiPriority="63" w:semiHidden="0" w:name="Medium Shading 1 Accent 1"/>
-    <w:lsdException w:unhideWhenUsed="0" w:uiPriority="64" w:semiHidden="0" w:name="Medium Shading 2 Accent 1"/>
-    <w:lsdException w:unhideWhenUsed="0" w:uiPriority="65" w:semiHidden="0" w:name="Medium List 1 Accent 1"/>
-    <w:lsdException w:unhideWhenUsed="0" w:uiPriority="66" w:semiHidden="0" w:name="Medium List 2 Accent 1"/>
-    <w:lsdException w:unhideWhenUsed="0" w:uiPriority="67" w:semiHidden="0" w:name="Medium Grid 1 Accent 1"/>
-    <w:lsdException w:unhideWhenUsed="0" w:uiPriority="68" w:semiHidden="0" w:name="Medium Grid 2 Accent 1"/>
-    <w:lsdException w:unhideWhenUsed="0" w:uiPriority="69" w:semiHidden="0" w:name="Medium Grid 3 Accent 1"/>
-    <w:lsdException w:unhideWhenUsed="0" w:uiPriority="70" w:semiHidden="0" w:name="Dark List Accent 1"/>
-    <w:lsdException w:unhideWhenUsed="0" w:uiPriority="71" w:semiHidden="0" w:name="Colorful Shading Accent 1"/>
-    <w:lsdException w:unhideWhenUsed="0" w:uiPriority="72" w:semiHidden="0" w:name="Colorful List Accent 1"/>
-    <w:lsdException w:unhideWhenUsed="0" w:uiPriority="73" w:semiHidden="0" w:name="Colorful Grid Accent 1"/>
-    <w:lsdException w:unhideWhenUsed="0" w:uiPriority="60" w:semiHidden="0" w:name="Light Shading Accent 2"/>
-    <w:lsdException w:unhideWhenUsed="0" w:uiPriority="61" w:semiHidden="0" w:name="Light List Accent 2"/>
-    <w:lsdException w:unhideWhenUsed="0" w:uiPriority="62" w:semiHidden="0" w:name="Light Grid Accent 2"/>
-    <w:lsdException w:unhideWhenUsed="0" w:uiPriority="63" w:semiHidden="0" w:name="Medium Shading 1 Accent 2"/>
-    <w:lsdException w:unhideWhenUsed="0" w:uiPriority="64" w:semiHidden="0" w:name="Medium Shading 2 Accent 2"/>
-    <w:lsdException w:unhideWhenUsed="0" w:uiPriority="65" w:semiHidden="0" w:name="Medium List 1 Accent 2"/>
-    <w:lsdException w:unhideWhenUsed="0" w:uiPriority="66" w:semiHidden="0" w:name="Medium List 2 Accent 2"/>
-    <w:lsdException w:unhideWhenUsed="0" w:uiPriority="67" w:semiHidden="0" w:name="Medium Grid 1 Accent 2"/>
-    <w:lsdException w:unhideWhenUsed="0" w:uiPriority="68" w:semiHidden="0" w:name="Medium Grid 2 Accent 2"/>
-    <w:lsdException w:unhideWhenUsed="0" w:uiPriority="69" w:semiHidden="0" w:name="Medium Grid 3 Accent 2"/>
-    <w:lsdException w:unhideWhenUsed="0" w:uiPriority="70" w:semiHidden="0" w:name="Dark List Accent 2"/>
-    <w:lsdException w:unhideWhenUsed="0" w:uiPriority="71" w:semiHidden="0" w:name="Colorful Shading Accent 2"/>
-    <w:lsdException w:unhideWhenUsed="0" w:uiPriority="72" w:semiHidden="0" w:name="Colorful List Accent 2"/>
-    <w:lsdException w:unhideWhenUsed="0" w:uiPriority="73" w:semiHidden="0" w:name="Colorful Grid Accent 2"/>
-    <w:lsdException w:unhideWhenUsed="0" w:uiPriority="60" w:semiHidden="0" w:name="Light Shading Accent 3"/>
-    <w:lsdException w:unhideWhenUsed="0" w:uiPriority="61" w:semiHidden="0" w:name="Light List Accent 3"/>
-    <w:lsdException w:unhideWhenUsed="0" w:uiPriority="62" w:semiHidden="0" w:name="Light Grid Accent 3"/>
-    <w:lsdException w:unhideWhenUsed="0" w:uiPriority="63" w:semiHidden="0" w:name="Medium Shading 1 Accent 3"/>
-    <w:lsdException w:unhideWhenUsed="0" w:uiPriority="64" w:semiHidden="0" w:name="Medium Shading 2 Accent 3"/>
-    <w:lsdException w:unhideWhenUsed="0" w:uiPriority="65" w:semiHidden="0" w:name="Medium List 1 Accent 3"/>
-    <w:lsdException w:unhideWhenUsed="0" w:uiPriority="66" w:semiHidden="0" w:name="Medium List 2 Accent 3"/>
-    <w:lsdException w:unhideWhenUsed="0" w:uiPriority="67" w:semiHidden="0" w:name="Medium Grid 1 Accent 3"/>
-    <w:lsdException w:unhideWhenUsed="0" w:uiPriority="68" w:semiHidden="0" w:name="Medium Grid 2 Accent 3"/>
-    <w:lsdException w:unhideWhenUsed="0" w:uiPriority="69" w:semiHidden="0" w:name="Medium Grid 3 Accent 3"/>
-    <w:lsdException w:unhideWhenUsed="0" w:uiPriority="70" w:semiHidden="0" w:name="Dark List Accent 3"/>
-    <w:lsdException w:unhideWhenUsed="0" w:uiPriority="71" w:semiHidden="0" w:name="Colorful Shading Accent 3"/>
-    <w:lsdException w:unhideWhenUsed="0" w:uiPriority="72" w:semiHidden="0" w:name="Colorful List Accent 3"/>
-    <w:lsdException w:unhideWhenUsed="0" w:uiPriority="73" w:semiHidden="0" w:name="Colorful Grid Accent 3"/>
-    <w:lsdException w:unhideWhenUsed="0" w:uiPriority="60" w:semiHidden="0" w:name="Light Shading Accent 4"/>
-    <w:lsdException w:unhideWhenUsed="0" w:uiPriority="61" w:semiHidden="0" w:name="Light List Accent 4"/>
-    <w:lsdException w:unhideWhenUsed="0" w:uiPriority="62" w:semiHidden="0" w:name="Light Grid Accent 4"/>
-    <w:lsdException w:unhideWhenUsed="0" w:uiPriority="63" w:semiHidden="0" w:name="Medium Shading 1 Accent 4"/>
-    <w:lsdException w:unhideWhenUsed="0" w:uiPriority="64" w:semiHidden="0" w:name="Medium Shading 2 Accent 4"/>
-    <w:lsdException w:unhideWhenUsed="0" w:uiPriority="65" w:semiHidden="0" w:name="Medium List 1 Accent 4"/>
-    <w:lsdException w:unhideWhenUsed="0" w:uiPriority="66" w:semiHidden="0" w:name="Medium List 2 Accent 4"/>
-    <w:lsdException w:unhideWhenUsed="0" w:uiPriority="67" w:semiHidden="0" w:name="Medium Grid 1 Accent 4"/>
-    <w:lsdException w:unhideWhenUsed="0" w:uiPriority="68" w:semiHidden="0" w:name="Medium Grid 2 Accent 4"/>
-    <w:lsdException w:unhideWhenUsed="0" w:uiPriority="69" w:semiHidden="0" w:name="Medium Grid 3 Accent 4"/>
-    <w:lsdException w:unhideWhenUsed="0" w:uiPriority="70" w:semiHidden="0" w:name="Dark List Accent 4"/>
-    <w:lsdException w:unhideWhenUsed="0" w:uiPriority="71" w:semiHidden="0" w:name="Colorful Shading Accent 4"/>
-    <w:lsdException w:unhideWhenUsed="0" w:uiPriority="72" w:semiHidden="0" w:name="Colorful List Accent 4"/>
-    <w:lsdException w:unhideWhenUsed="0" w:uiPriority="73" w:semiHidden="0" w:name="Colorful Grid Accent 4"/>
-    <w:lsdException w:unhideWhenUsed="0" w:uiPriority="60" w:semiHidden="0" w:name="Light Shading Accent 5"/>
-    <w:lsdException w:unhideWhenUsed="0" w:uiPriority="61" w:semiHidden="0" w:name="Light List Accent 5"/>
-    <w:lsdException w:unhideWhenUsed="0" w:uiPriority="62" w:semiHidden="0" w:name="Light Grid Accent 5"/>
-    <w:lsdException w:unhideWhenUsed="0" w:uiPriority="63" w:semiHidden="0" w:name="Medium Shading 1 Accent 5"/>
-    <w:lsdException w:unhideWhenUsed="0" w:uiPriority="64" w:semiHidden="0" w:name="Medium Shading 2 Accent 5"/>
-    <w:lsdException w:unhideWhenUsed="0" w:uiPriority="65" w:semiHidden="0" w:name="Medium List 1 Accent 5"/>
-    <w:lsdException w:unhideWhenUsed="0" w:uiPriority="66" w:semiHidden="0" w:name="Medium List 2 Accent 5"/>
-    <w:lsdException w:unhideWhenUsed="0" w:uiPriority="67" w:semiHidden="0" w:name="Medium Grid 1 Accent 5"/>
-    <w:lsdException w:unhideWhenUsed="0" w:uiPriority="68" w:semiHidden="0" w:name="Medium Grid 2 Accent 5"/>
-    <w:lsdException w:unhideWhenUsed="0" w:uiPriority="69" w:semiHidden="0" w:name="Medium Grid 3 Accent 5"/>
-    <w:lsdException w:unhideWhenUsed="0" w:uiPriority="70" w:semiHidden="0" w:name="Dark List Accent 5"/>
-    <w:lsdException w:unhideWhenUsed="0" w:uiPriority="71" w:semiHidden="0" w:name="Colorful Shading Accent 5"/>
-    <w:lsdException w:unhideWhenUsed="0" w:uiPriority="72" w:semiHidden="0" w:name="Colorful List Accent 5"/>
-    <w:lsdException w:unhideWhenUsed="0" w:uiPriority="73" w:semiHidden="0" w:name="Colorful Grid Accent 5"/>
-    <w:lsdException w:unhideWhenUsed="0" w:uiPriority="60" w:semiHidden="0" w:name="Light Shading Accent 6"/>
-    <w:lsdException w:unhideWhenUsed="0" w:uiPriority="61" w:semiHidden="0" w:name="Light List Accent 6"/>
-    <w:lsdException w:unhideWhenUsed="0" w:uiPriority="62" w:semiHidden="0" w:name="Light Grid Accent 6"/>
-    <w:lsdException w:unhideWhenUsed="0" w:uiPriority="63" w:semiHidden="0" w:name="Medium Shading 1 Accent 6"/>
-    <w:lsdException w:unhideWhenUsed="0" w:uiPriority="64" w:semiHidden="0" w:name="Medium Shading 2 Accent 6"/>
-    <w:lsdException w:unhideWhenUsed="0" w:uiPriority="65" w:semiHidden="0" w:name="Medium List 1 Accent 6"/>
-    <w:lsdException w:unhideWhenUsed="0" w:uiPriority="66" w:semiHidden="0" w:name="Medium List 2 Accent 6"/>
-    <w:lsdException w:unhideWhenUsed="0" w:uiPriority="67" w:semiHidden="0" w:name="Medium Grid 1 Accent 6"/>
-    <w:lsdException w:unhideWhenUsed="0" w:uiPriority="68" w:semiHidden="0" w:name="Medium Grid 2 Accent 6"/>
-    <w:lsdException w:unhideWhenUsed="0" w:uiPriority="69" w:semiHidden="0" w:name="Medium Grid 3 Accent 6"/>
-    <w:lsdException w:unhideWhenUsed="0" w:uiPriority="70" w:semiHidden="0" w:name="Dark List Accent 6"/>
-    <w:lsdException w:unhideWhenUsed="0" w:uiPriority="71" w:semiHidden="0" w:name="Colorful Shading Accent 6"/>
-    <w:lsdException w:unhideWhenUsed="0" w:uiPriority="72" w:semiHidden="0" w:name="Colorful List Accent 6"/>
-    <w:lsdException w:unhideWhenUsed="0" w:uiPriority="73" w:semiHidden="0" w:name="Colorful Grid Accent 6"/>
+  <w:latentStyles w:defLockedState="0" w:defUIPriority="99" w:defSemiHidden="1" w:defUnhideWhenUsed="1" w:defQFormat="0" w:count="260">
+    <w:lsdException w:name="Normal" w:semiHidden="0" w:uiPriority="0" w:unhideWhenUsed="0" w:qFormat="1"/>
+    <w:lsdException w:name="heading 1" w:semiHidden="0" w:uiPriority="0" w:unhideWhenUsed="0" w:qFormat="1"/>
+    <w:lsdException w:name="heading 2" w:semiHidden="0" w:uiPriority="0" w:qFormat="1"/>
+    <w:lsdException w:name="heading 3" w:uiPriority="0" w:qFormat="1"/>
+    <w:lsdException w:name="heading 4" w:semiHidden="0" w:uiPriority="0" w:qFormat="1"/>
+    <w:lsdException w:name="heading 5" w:uiPriority="0" w:qFormat="1"/>
+    <w:lsdException w:name="heading 6" w:uiPriority="0" w:qFormat="1"/>
+    <w:lsdException w:name="heading 7" w:uiPriority="0" w:qFormat="1"/>
+    <w:lsdException w:name="heading 8" w:uiPriority="0" w:qFormat="1"/>
+    <w:lsdException w:name="heading 9" w:uiPriority="0" w:qFormat="1"/>
+    <w:lsdException w:name="index 1" w:semiHidden="0" w:uiPriority="0" w:unhideWhenUsed="0"/>
+    <w:lsdException w:name="index 2" w:semiHidden="0" w:uiPriority="0" w:unhideWhenUsed="0"/>
+    <w:lsdException w:name="index 3" w:semiHidden="0" w:uiPriority="0" w:unhideWhenUsed="0"/>
+    <w:lsdException w:name="index 4" w:semiHidden="0" w:uiPriority="0" w:unhideWhenUsed="0"/>
+    <w:lsdException w:name="index 5" w:semiHidden="0" w:uiPriority="0" w:unhideWhenUsed="0"/>
+    <w:lsdException w:name="index 6" w:semiHidden="0" w:uiPriority="0" w:unhideWhenUsed="0"/>
+    <w:lsdException w:name="index 7" w:semiHidden="0" w:uiPriority="0" w:unhideWhenUsed="0"/>
+    <w:lsdException w:name="index 8" w:semiHidden="0" w:uiPriority="0" w:unhideWhenUsed="0"/>
+    <w:lsdException w:name="index 9" w:semiHidden="0" w:uiPriority="0" w:unhideWhenUsed="0"/>
+    <w:lsdException w:name="toc 1" w:semiHidden="0" w:uiPriority="0" w:unhideWhenUsed="0" w:qFormat="1"/>
+    <w:lsdException w:name="toc 2" w:semiHidden="0" w:uiPriority="0" w:unhideWhenUsed="0" w:qFormat="1"/>
+    <w:lsdException w:name="toc 3" w:semiHidden="0" w:uiPriority="0" w:unhideWhenUsed="0" w:qFormat="1"/>
+    <w:lsdException w:name="toc 4" w:semiHidden="0" w:uiPriority="0" w:unhideWhenUsed="0"/>
+    <w:lsdException w:name="toc 5" w:semiHidden="0" w:uiPriority="0" w:unhideWhenUsed="0"/>
+    <w:lsdException w:name="toc 6" w:semiHidden="0" w:uiPriority="0" w:unhideWhenUsed="0"/>
+    <w:lsdException w:name="toc 7" w:semiHidden="0" w:uiPriority="0" w:unhideWhenUsed="0"/>
+    <w:lsdException w:name="toc 8" w:semiHidden="0" w:uiPriority="0" w:unhideWhenUsed="0"/>
+    <w:lsdException w:name="toc 9" w:semiHidden="0" w:uiPriority="0" w:unhideWhenUsed="0"/>
+    <w:lsdException w:name="Normal Indent" w:semiHidden="0" w:uiPriority="0" w:unhideWhenUsed="0"/>
+    <w:lsdException w:name="footnote text" w:semiHidden="0" w:uiPriority="0" w:unhideWhenUsed="0"/>
+    <w:lsdException w:name="annotation text" w:semiHidden="0" w:uiPriority="0" w:unhideWhenUsed="0" w:qFormat="1"/>
+    <w:lsdException w:name="header" w:semiHidden="0" w:uiPriority="0" w:unhideWhenUsed="0" w:qFormat="1"/>
+    <w:lsdException w:name="footer" w:semiHidden="0" w:uiPriority="0" w:unhideWhenUsed="0" w:qFormat="1"/>
+    <w:lsdException w:name="index heading" w:semiHidden="0" w:uiPriority="0" w:unhideWhenUsed="0"/>
+    <w:lsdException w:name="caption" w:uiPriority="0" w:qFormat="1"/>
+    <w:lsdException w:name="table of figures" w:semiHidden="0" w:uiPriority="0" w:unhideWhenUsed="0"/>
+    <w:lsdException w:name="envelope address" w:semiHidden="0" w:uiPriority="0" w:unhideWhenUsed="0"/>
+    <w:lsdException w:name="envelope return" w:semiHidden="0" w:uiPriority="0" w:unhideWhenUsed="0"/>
+    <w:lsdException w:name="footnote reference" w:semiHidden="0" w:uiPriority="0" w:unhideWhenUsed="0"/>
+    <w:lsdException w:name="annotation reference" w:semiHidden="0" w:uiPriority="0" w:unhideWhenUsed="0"/>
+    <w:lsdException w:name="line number" w:semiHidden="0" w:uiPriority="0" w:unhideWhenUsed="0"/>
+    <w:lsdException w:name="page number" w:semiHidden="0" w:uiPriority="0" w:unhideWhenUsed="0"/>
+    <w:lsdException w:name="endnote reference" w:semiHidden="0" w:uiPriority="0" w:unhideWhenUsed="0"/>
+    <w:lsdException w:name="endnote text" w:semiHidden="0" w:uiPriority="0" w:unhideWhenUsed="0"/>
+    <w:lsdException w:name="table of authorities" w:semiHidden="0" w:uiPriority="0" w:unhideWhenUsed="0"/>
+    <w:lsdException w:name="macro" w:semiHidden="0" w:uiPriority="0" w:unhideWhenUsed="0"/>
+    <w:lsdException w:name="toa heading" w:semiHidden="0" w:uiPriority="0" w:unhideWhenUsed="0"/>
+    <w:lsdException w:name="List" w:semiHidden="0" w:uiPriority="0" w:unhideWhenUsed="0"/>
+    <w:lsdException w:name="List Bullet" w:semiHidden="0" w:uiPriority="0" w:unhideWhenUsed="0"/>
+    <w:lsdException w:name="List Number" w:semiHidden="0" w:uiPriority="0" w:unhideWhenUsed="0"/>
+    <w:lsdException w:name="List 2" w:semiHidden="0" w:uiPriority="0" w:unhideWhenUsed="0"/>
+    <w:lsdException w:name="List 3" w:semiHidden="0" w:uiPriority="0" w:unhideWhenUsed="0"/>
+    <w:lsdException w:name="List 4" w:semiHidden="0" w:uiPriority="0" w:unhideWhenUsed="0"/>
+    <w:lsdException w:name="List 5" w:semiHidden="0" w:uiPriority="0" w:unhideWhenUsed="0"/>
+    <w:lsdException w:name="List Bullet 2" w:semiHidden="0" w:uiPriority="0" w:unhideWhenUsed="0"/>
+    <w:lsdException w:name="List Bullet 3" w:semiHidden="0" w:uiPriority="0" w:unhideWhenUsed="0"/>
+    <w:lsdException w:name="List Bullet 4" w:semiHidden="0" w:uiPriority="0" w:unhideWhenUsed="0"/>
+    <w:lsdException w:name="List Bullet 5" w:semiHidden="0" w:uiPriority="0" w:unhideWhenUsed="0"/>
+    <w:lsdException w:name="List Number 2" w:semiHidden="0" w:uiPriority="0" w:unhideWhenUsed="0"/>
+    <w:lsdException w:name="List Number 3" w:semiHidden="0" w:uiPriority="0" w:unhideWhenUsed="0"/>
+    <w:lsdException w:name="List Number 4" w:semiHidden="0" w:uiPriority="0" w:unhideWhenUsed="0"/>
+    <w:lsdException w:name="List Number 5" w:semiHidden="0" w:uiPriority="0" w:unhideWhenUsed="0"/>
+    <w:lsdException w:name="Title" w:semiHidden="0" w:uiPriority="0" w:unhideWhenUsed="0" w:qFormat="1"/>
+    <w:lsdException w:name="Closing" w:semiHidden="0" w:uiPriority="0" w:unhideWhenUsed="0"/>
+    <w:lsdException w:name="Signature" w:semiHidden="0" w:uiPriority="0" w:unhideWhenUsed="0"/>
+    <w:lsdException w:name="Default Paragraph Font" w:uiPriority="0" w:unhideWhenUsed="0" w:qFormat="1"/>
+    <w:lsdException w:name="Body Text" w:uiPriority="0" w:unhideWhenUsed="0" w:qFormat="1"/>
+    <w:lsdException w:name="Body Text Indent" w:semiHidden="0" w:uiPriority="0" w:unhideWhenUsed="0"/>
+    <w:lsdException w:name="List Continue" w:semiHidden="0" w:uiPriority="0" w:unhideWhenUsed="0"/>
+    <w:lsdException w:name="List Continue 2" w:semiHidden="0" w:uiPriority="0" w:unhideWhenUsed="0"/>
+    <w:lsdException w:name="List Continue 3" w:semiHidden="0" w:uiPriority="0" w:unhideWhenUsed="0"/>
+    <w:lsdException w:name="List Continue 4" w:semiHidden="0" w:uiPriority="0" w:unhideWhenUsed="0"/>
+    <w:lsdException w:name="List Continue 5" w:semiHidden="0" w:uiPriority="0" w:unhideWhenUsed="0"/>
+    <w:lsdException w:name="Message Header" w:semiHidden="0" w:uiPriority="0" w:unhideWhenUsed="0"/>
+    <w:lsdException w:name="Subtitle" w:semiHidden="0" w:uiPriority="0" w:unhideWhenUsed="0" w:qFormat="1"/>
+    <w:lsdException w:name="Salutation" w:semiHidden="0" w:uiPriority="0" w:unhideWhenUsed="0"/>
+    <w:lsdException w:name="Date" w:semiHidden="0" w:uiPriority="0" w:unhideWhenUsed="0"/>
+    <w:lsdException w:name="Body Text First Indent" w:semiHidden="0" w:uiPriority="0" w:unhideWhenUsed="0"/>
+    <w:lsdException w:name="Body Text First Indent 2" w:semiHidden="0" w:uiPriority="0" w:unhideWhenUsed="0"/>
+    <w:lsdException w:name="Body Text 2" w:semiHidden="0" w:uiPriority="0" w:unhideWhenUsed="0"/>
+    <w:lsdException w:name="Body Text 3" w:semiHidden="0" w:uiPriority="0" w:unhideWhenUsed="0"/>
+    <w:lsdException w:name="Body Text Indent 2" w:semiHidden="0" w:uiPriority="0" w:unhideWhenUsed="0"/>
+    <w:lsdException w:name="Body Text Indent 3" w:semiHidden="0" w:uiPriority="0" w:unhideWhenUsed="0"/>
+    <w:lsdException w:name="Block Text" w:semiHidden="0" w:uiPriority="0" w:unhideWhenUsed="0"/>
+    <w:lsdException w:name="Hyperlink" w:semiHidden="0" w:uiPriority="0" w:unhideWhenUsed="0" w:qFormat="1"/>
+    <w:lsdException w:name="FollowedHyperlink" w:semiHidden="0" w:uiPriority="0" w:unhideWhenUsed="0"/>
+    <w:lsdException w:name="Strong" w:semiHidden="0" w:uiPriority="0" w:unhideWhenUsed="0" w:qFormat="1"/>
+    <w:lsdException w:name="Emphasis" w:semiHidden="0" w:uiPriority="0" w:unhideWhenUsed="0" w:qFormat="1"/>
+    <w:lsdException w:name="Document Map" w:semiHidden="0" w:uiPriority="0" w:unhideWhenUsed="0"/>
+    <w:lsdException w:name="Plain Text" w:semiHidden="0" w:uiPriority="0" w:unhideWhenUsed="0"/>
+    <w:lsdException w:name="E-mail Signature" w:semiHidden="0" w:uiPriority="0" w:unhideWhenUsed="0"/>
+    <w:lsdException w:name="Normal (Web)" w:semiHidden="0" w:uiPriority="0" w:unhideWhenUsed="0" w:qFormat="1"/>
+    <w:lsdException w:name="HTML Acronym" w:semiHidden="0" w:uiPriority="0" w:unhideWhenUsed="0"/>
+    <w:lsdException w:name="HTML Address" w:semiHidden="0" w:uiPriority="0" w:unhideWhenUsed="0"/>
+    <w:lsdException w:name="HTML Cite" w:semiHidden="0" w:uiPriority="0" w:unhideWhenUsed="0"/>
+    <w:lsdException w:name="HTML Code" w:semiHidden="0" w:uiPriority="0" w:unhideWhenUsed="0"/>
+    <w:lsdException w:name="HTML Definition" w:semiHidden="0" w:uiPriority="0" w:unhideWhenUsed="0"/>
+    <w:lsdException w:name="HTML Keyboard" w:semiHidden="0" w:uiPriority="0" w:unhideWhenUsed="0"/>
+    <w:lsdException w:name="HTML Preformatted" w:semiHidden="0" w:uiPriority="0" w:unhideWhenUsed="0"/>
+    <w:lsdException w:name="HTML Sample" w:semiHidden="0" w:uiPriority="0" w:unhideWhenUsed="0"/>
+    <w:lsdException w:name="HTML Typewriter" w:semiHidden="0" w:uiPriority="0" w:unhideWhenUsed="0"/>
+    <w:lsdException w:name="HTML Variable" w:semiHidden="0" w:uiPriority="0" w:unhideWhenUsed="0"/>
+    <w:lsdException w:name="Normal Table" w:uiPriority="0" w:unhideWhenUsed="0" w:qFormat="1"/>
+    <w:lsdException w:name="annotation subject" w:semiHidden="0" w:uiPriority="0" w:unhideWhenUsed="0"/>
+    <w:lsdException w:name="Table Simple 1" w:semiHidden="0" w:uiPriority="0" w:unhideWhenUsed="0"/>
+    <w:lsdException w:name="Table Simple 2" w:semiHidden="0" w:uiPriority="0" w:unhideWhenUsed="0"/>
+    <w:lsdException w:name="Table Simple 3" w:semiHidden="0" w:uiPriority="0" w:unhideWhenUsed="0"/>
+    <w:lsdException w:name="Table Classic 1" w:semiHidden="0" w:uiPriority="0" w:unhideWhenUsed="0"/>
+    <w:lsdException w:name="Table Classic 2" w:semiHidden="0" w:uiPriority="0" w:unhideWhenUsed="0"/>
+    <w:lsdException w:name="Table Classic 3" w:semiHidden="0" w:uiPriority="0" w:unhideWhenUsed="0"/>
+    <w:lsdException w:name="Table Classic 4" w:semiHidden="0" w:uiPriority="0" w:unhideWhenUsed="0"/>
+    <w:lsdException w:name="Table Colorful 1" w:semiHidden="0" w:uiPriority="0" w:unhideWhenUsed="0"/>
+    <w:lsdException w:name="Table Colorful 2" w:semiHidden="0" w:uiPriority="0" w:unhideWhenUsed="0"/>
+    <w:lsdException w:name="Table Colorful 3" w:semiHidden="0" w:uiPriority="0" w:unhideWhenUsed="0"/>
+    <w:lsdException w:name="Table Columns 1" w:semiHidden="0" w:uiPriority="0" w:unhideWhenUsed="0"/>
+    <w:lsdException w:name="Table Columns 2" w:semiHidden="0" w:uiPriority="0" w:unhideWhenUsed="0"/>
+    <w:lsdException w:name="Table Columns 3" w:semiHidden="0" w:uiPriority="0" w:unhideWhenUsed="0"/>
+    <w:lsdException w:name="Table Columns 4" w:semiHidden="0" w:uiPriority="0" w:unhideWhenUsed="0"/>
+    <w:lsdException w:name="Table Columns 5" w:semiHidden="0" w:uiPriority="0" w:unhideWhenUsed="0"/>
+    <w:lsdException w:name="Table Grid 1" w:semiHidden="0" w:uiPriority="0" w:unhideWhenUsed="0"/>
+    <w:lsdException w:name="Table Grid 2" w:semiHidden="0" w:uiPriority="0" w:unhideWhenUsed="0"/>
+    <w:lsdException w:name="Table Grid 3" w:semiHidden="0" w:uiPriority="0" w:unhideWhenUsed="0"/>
+    <w:lsdException w:name="Table Grid 4" w:semiHidden="0" w:uiPriority="0" w:unhideWhenUsed="0"/>
+    <w:lsdException w:name="Table Grid 5" w:semiHidden="0" w:uiPriority="0" w:unhideWhenUsed="0"/>
+    <w:lsdException w:name="Table Grid 6" w:semiHidden="0" w:uiPriority="0" w:unhideWhenUsed="0"/>
+    <w:lsdException w:name="Table Grid 7" w:semiHidden="0" w:uiPriority="0" w:unhideWhenUsed="0"/>
+    <w:lsdException w:name="Table Grid 8" w:semiHidden="0" w:uiPriority="0" w:unhideWhenUsed="0"/>
+    <w:lsdException w:name="Table List 1" w:semiHidden="0" w:uiPriority="0" w:unhideWhenUsed="0"/>
+    <w:lsdException w:name="Table List 2" w:semiHidden="0" w:uiPriority="0" w:unhideWhenUsed="0"/>
+    <w:lsdException w:name="Table List 3" w:semiHidden="0" w:uiPriority="0" w:unhideWhenUsed="0"/>
+    <w:lsdException w:name="Table List 4" w:semiHidden="0" w:uiPriority="0" w:unhideWhenUsed="0"/>
+    <w:lsdException w:name="Table List 5" w:semiHidden="0" w:uiPriority="0" w:unhideWhenUsed="0"/>
+    <w:lsdException w:name="Table List 6" w:semiHidden="0" w:uiPriority="0" w:unhideWhenUsed="0"/>
+    <w:lsdException w:name="Table List 7" w:semiHidden="0" w:uiPriority="0" w:unhideWhenUsed="0"/>
+    <w:lsdException w:name="Table List 8" w:semiHidden="0" w:uiPriority="0" w:unhideWhenUsed="0"/>
+    <w:lsdException w:name="Table 3D effects 1" w:semiHidden="0" w:uiPriority="0" w:unhideWhenUsed="0"/>
+    <w:lsdException w:name="Table 3D effects 2" w:semiHidden="0" w:uiPriority="0" w:unhideWhenUsed="0"/>
+    <w:lsdException w:name="Table 3D effects 3" w:semiHidden="0" w:uiPriority="0" w:unhideWhenUsed="0"/>
+    <w:lsdException w:name="Table Contemporary" w:semiHidden="0" w:uiPriority="0" w:unhideWhenUsed="0"/>
+    <w:lsdException w:name="Table Elegant" w:semiHidden="0" w:uiPriority="0" w:unhideWhenUsed="0"/>
+    <w:lsdException w:name="Table Professional" w:semiHidden="0" w:uiPriority="0" w:unhideWhenUsed="0"/>
+    <w:lsdException w:name="Table Subtle 1" w:semiHidden="0" w:uiPriority="0" w:unhideWhenUsed="0"/>
+    <w:lsdException w:name="Table Subtle 2" w:semiHidden="0" w:uiPriority="0" w:unhideWhenUsed="0"/>
+    <w:lsdException w:name="Table Web 1" w:semiHidden="0" w:uiPriority="0" w:unhideWhenUsed="0"/>
+    <w:lsdException w:name="Table Web 2" w:semiHidden="0" w:uiPriority="0" w:unhideWhenUsed="0"/>
+    <w:lsdException w:name="Table Web 3" w:semiHidden="0" w:uiPriority="0" w:unhideWhenUsed="0"/>
+    <w:lsdException w:name="Balloon Text" w:semiHidden="0" w:uiPriority="0" w:unhideWhenUsed="0"/>
+    <w:lsdException w:name="Table Grid" w:semiHidden="0" w:uiPriority="0" w:unhideWhenUsed="0" w:qFormat="1"/>
+    <w:lsdException w:name="Table Theme" w:semiHidden="0" w:uiPriority="0" w:unhideWhenUsed="0"/>
+    <w:lsdException w:name="Light Shading" w:semiHidden="0" w:uiPriority="60" w:unhideWhenUsed="0"/>
+    <w:lsdException w:name="Light List" w:semiHidden="0" w:uiPriority="61" w:unhideWhenUsed="0"/>
+    <w:lsdException w:name="Light Grid" w:semiHidden="0" w:uiPriority="62" w:unhideWhenUsed="0"/>
+    <w:lsdException w:name="Medium Shading 1" w:semiHidden="0" w:uiPriority="63" w:unhideWhenUsed="0"/>
+    <w:lsdException w:name="Medium Shading 2" w:semiHidden="0" w:uiPriority="64" w:unhideWhenUsed="0"/>
+    <w:lsdException w:name="Medium List 1" w:semiHidden="0" w:uiPriority="65" w:unhideWhenUsed="0"/>
+    <w:lsdException w:name="Medium List 2" w:semiHidden="0" w:uiPriority="66" w:unhideWhenUsed="0"/>
+    <w:lsdException w:name="Medium Grid 1" w:semiHidden="0" w:uiPriority="67" w:unhideWhenUsed="0"/>
+    <w:lsdException w:name="Medium Grid 2" w:semiHidden="0" w:uiPriority="68" w:unhideWhenUsed="0"/>
+    <w:lsdException w:name="Medium Grid 3" w:semiHidden="0" w:uiPriority="69" w:unhideWhenUsed="0"/>
+    <w:lsdException w:name="Dark List" w:semiHidden="0" w:uiPriority="70" w:unhideWhenUsed="0"/>
+    <w:lsdException w:name="Colorful Shading" w:semiHidden="0" w:uiPriority="71" w:unhideWhenUsed="0"/>
+    <w:lsdException w:name="Colorful List" w:semiHidden="0" w:uiPriority="72" w:unhideWhenUsed="0"/>
+    <w:lsdException w:name="Colorful Grid" w:semiHidden="0" w:uiPriority="73" w:unhideWhenUsed="0"/>
+    <w:lsdException w:name="Light Shading Accent 1" w:semiHidden="0" w:uiPriority="60" w:unhideWhenUsed="0"/>
+    <w:lsdException w:name="Light List Accent 1" w:semiHidden="0" w:uiPriority="61" w:unhideWhenUsed="0"/>
+    <w:lsdException w:name="Light Grid Accent 1" w:semiHidden="0" w:uiPriority="62" w:unhideWhenUsed="0"/>
+    <w:lsdException w:name="Medium Shading 1 Accent 1" w:semiHidden="0" w:uiPriority="63" w:unhideWhenUsed="0"/>
+    <w:lsdException w:name="Medium Shading 2 Accent 1" w:semiHidden="0" w:uiPriority="64" w:unhideWhenUsed="0"/>
+    <w:lsdException w:name="Medium List 1 Accent 1" w:semiHidden="0" w:uiPriority="65" w:unhideWhenUsed="0"/>
+    <w:lsdException w:name="Medium List 2 Accent 1" w:semiHidden="0" w:uiPriority="66" w:unhideWhenUsed="0"/>
+    <w:lsdException w:name="Medium Grid 1 Accent 1" w:semiHidden="0" w:uiPriority="67" w:unhideWhenUsed="0"/>
+    <w:lsdException w:name="Medium Grid 2 Accent 1" w:semiHidden="0" w:uiPriority="68" w:unhideWhenUsed="0"/>
+    <w:lsdException w:name="Medium Grid 3 Accent 1" w:semiHidden="0" w:uiPriority="69" w:unhideWhenUsed="0"/>
+    <w:lsdException w:name="Dark List Accent 1" w:semiHidden="0" w:uiPriority="70" w:unhideWhenUsed="0"/>
+    <w:lsdException w:name="Colorful Shading Accent 1" w:semiHidden="0" w:uiPriority="71" w:unhideWhenUsed="0"/>
+    <w:lsdException w:name="Colorful List Accent 1" w:semiHidden="0" w:uiPriority="72" w:unhideWhenUsed="0"/>
+    <w:lsdException w:name="Colorful Grid Accent 1" w:semiHidden="0" w:uiPriority="73" w:unhideWhenUsed="0"/>
+    <w:lsdException w:name="Light Shading Accent 2" w:semiHidden="0" w:uiPriority="60" w:unhideWhenUsed="0"/>
+    <w:lsdException w:name="Light List Accent 2" w:semiHidden="0" w:uiPriority="61" w:unhideWhenUsed="0"/>
+    <w:lsdException w:name="Light Grid Accent 2" w:semiHidden="0" w:uiPriority="62" w:unhideWhenUsed="0"/>
+    <w:lsdException w:name="Medium Shading 1 Accent 2" w:semiHidden="0" w:uiPriority="63" w:unhideWhenUsed="0"/>
+    <w:lsdException w:name="Medium Shading 2 Accent 2" w:semiHidden="0" w:uiPriority="64" w:unhideWhenUsed="0"/>
+    <w:lsdException w:name="Medium List 1 Accent 2" w:semiHidden="0" w:uiPriority="65" w:unhideWhenUsed="0"/>
+    <w:lsdException w:name="Medium List 2 Accent 2" w:semiHidden="0" w:uiPriority="66" w:unhideWhenUsed="0"/>
+    <w:lsdException w:name="Medium Grid 1 Accent 2" w:semiHidden="0" w:uiPriority="67" w:unhideWhenUsed="0"/>
+    <w:lsdException w:name="Medium Grid 2 Accent 2" w:semiHidden="0" w:uiPriority="68" w:unhideWhenUsed="0"/>
+    <w:lsdException w:name="Medium Grid 3 Accent 2" w:semiHidden="0" w:uiPriority="69" w:unhideWhenUsed="0"/>
+    <w:lsdException w:name="Dark List Accent 2" w:semiHidden="0" w:uiPriority="70" w:unhideWhenUsed="0"/>
+    <w:lsdException w:name="Colorful Shading Accent 2" w:semiHidden="0" w:uiPriority="71" w:unhideWhenUsed="0"/>
+    <w:lsdException w:name="Colorful List Accent 2" w:semiHidden="0" w:uiPriority="72" w:unhideWhenUsed="0"/>
+    <w:lsdException w:name="Colorful Grid Accent 2" w:semiHidden="0" w:uiPriority="73" w:unhideWhenUsed="0"/>
+    <w:lsdException w:name="Light Shading Accent 3" w:semiHidden="0" w:uiPriority="60" w:unhideWhenUsed="0"/>
+    <w:lsdException w:name="Light List Accent 3" w:semiHidden="0" w:uiPriority="61" w:unhideWhenUsed="0"/>
+    <w:lsdException w:name="Light Grid Accent 3" w:semiHidden="0" w:uiPriority="62" w:unhideWhenUsed="0"/>
+    <w:lsdException w:name="Medium Shading 1 Accent 3" w:semiHidden="0" w:uiPriority="63" w:unhideWhenUsed="0"/>
+    <w:lsdException w:name="Medium Shading 2 Accent 3" w:semiHidden="0" w:uiPriority="64" w:unhideWhenUsed="0"/>
+    <w:lsdException w:name="Medium List 1 Accent 3" w:semiHidden="0" w:uiPriority="65" w:unhideWhenUsed="0"/>
+    <w:lsdException w:name="Medium List 2 Accent 3" w:semiHidden="0" w:uiPriority="66" w:unhideWhenUsed="0"/>
+    <w:lsdException w:name="Medium Grid 1 Accent 3" w:semiHidden="0" w:uiPriority="67" w:unhideWhenUsed="0"/>
+    <w:lsdException w:name="Medium Grid 2 Accent 3" w:semiHidden="0" w:uiPriority="68" w:unhideWhenUsed="0"/>
+    <w:lsdException w:name="Medium Grid 3 Accent 3" w:semiHidden="0" w:uiPriority="69" w:unhideWhenUsed="0"/>
+    <w:lsdException w:name="Dark List Accent 3" w:semiHidden="0" w:uiPriority="70" w:unhideWhenUsed="0"/>
+    <w:lsdException w:name="Colorful Shading Accent 3" w:semiHidden="0" w:uiPriority="71" w:unhideWhenUsed="0"/>
+    <w:lsdException w:name="Colorful List Accent 3" w:semiHidden="0" w:uiPriority="72" w:unhideWhenUsed="0"/>
+    <w:lsdException w:name="Colorful Grid Accent 3" w:semiHidden="0" w:uiPriority="73" w:unhideWhenUsed="0"/>
+    <w:lsdException w:name="Light Shading Accent 4" w:semiHidden="0" w:uiPriority="60" w:unhideWhenUsed="0"/>
+    <w:lsdException w:name="Light List Accent 4" w:semiHidden="0" w:uiPriority="61" w:unhideWhenUsed="0"/>
+    <w:lsdException w:name="Light Grid Accent 4" w:semiHidden="0" w:uiPriority="62" w:unhideWhenUsed="0"/>
+    <w:lsdException w:name="Medium Shading 1 Accent 4" w:semiHidden="0" w:uiPriority="63" w:unhideWhenUsed="0"/>
+    <w:lsdException w:name="Medium Shading 2 Accent 4" w:semiHidden="0" w:uiPriority="64" w:unhideWhenUsed="0"/>
+    <w:lsdException w:name="Medium List 1 Accent 4" w:semiHidden="0" w:uiPriority="65" w:unhideWhenUsed="0"/>
+    <w:lsdException w:name="Medium List 2 Accent 4" w:semiHidden="0" w:uiPriority="66" w:unhideWhenUsed="0"/>
+    <w:lsdException w:name="Medium Grid 1 Accent 4" w:semiHidden="0" w:uiPriority="67" w:unhideWhenUsed="0"/>
+    <w:lsdException w:name="Medium Grid 2 Accent 4" w:semiHidden="0" w:uiPriority="68" w:unhideWhenUsed="0"/>
+    <w:lsdException w:name="Medium Grid 3 Accent 4" w:semiHidden="0" w:uiPriority="69" w:unhideWhenUsed="0"/>
+    <w:lsdException w:name="Dark List Accent 4" w:semiHidden="0" w:uiPriority="70" w:unhideWhenUsed="0"/>
+    <w:lsdException w:name="Colorful Shading Accent 4" w:semiHidden="0" w:uiPriority="71" w:unhideWhenUsed="0"/>
+    <w:lsdException w:name="Colorful List Accent 4" w:semiHidden="0" w:uiPriority="72" w:unhideWhenUsed="0"/>
+    <w:lsdException w:name="Colorful Grid Accent 4" w:semiHidden="0" w:uiPriority="73" w:unhideWhenUsed="0"/>
+    <w:lsdException w:name="Light Shading Accent 5" w:semiHidden="0" w:uiPriority="60" w:unhideWhenUsed="0"/>
+    <w:lsdException w:name="Light List Accent 5" w:semiHidden="0" w:uiPriority="61" w:unhideWhenUsed="0"/>
+    <w:lsdException w:name="Light Grid Accent 5" w:semiHidden="0" w:uiPriority="62" w:unhideWhenUsed="0"/>
+    <w:lsdException w:name="Medium Shading 1 Accent 5" w:semiHidden="0" w:uiPriority="63" w:unhideWhenUsed="0"/>
+    <w:lsdException w:name="Medium Shading 2 Accent 5" w:semiHidden="0" w:uiPriority="64" w:unhideWhenUsed="0"/>
+    <w:lsdException w:name="Medium List 1 Accent 5" w:semiHidden="0" w:uiPriority="65" w:unhideWhenUsed="0"/>
+    <w:lsdException w:name="Medium List 2 Accent 5" w:semiHidden="0" w:uiPriority="66" w:unhideWhenUsed="0"/>
+    <w:lsdException w:name="Medium Grid 1 Accent 5" w:semiHidden="0" w:uiPriority="67" w:unhideWhenUsed="0"/>
+    <w:lsdException w:name="Medium Grid 2 Accent 5" w:semiHidden="0" w:uiPriority="68" w:unhideWhenUsed="0"/>
+    <w:lsdException w:name="Medium Grid 3 Accent 5" w:semiHidden="0" w:uiPriority="69" w:unhideWhenUsed="0"/>
+    <w:lsdException w:name="Dark List Accent 5" w:semiHidden="0" w:uiPriority="70" w:unhideWhenUsed="0"/>
+    <w:lsdException w:name="Colorful Shading Accent 5" w:semiHidden="0" w:uiPriority="71" w:unhideWhenUsed="0"/>
+    <w:lsdException w:name="Colorful List Accent 5" w:semiHidden="0" w:uiPriority="72" w:unhideWhenUsed="0"/>
+    <w:lsdException w:name="Colorful Grid Accent 5" w:semiHidden="0" w:uiPriority="73" w:unhideWhenUsed="0"/>
+    <w:lsdException w:name="Light Shading Accent 6" w:semiHidden="0" w:uiPriority="60" w:unhideWhenUsed="0"/>
+    <w:lsdException w:name="Light List Accent 6" w:semiHidden="0" w:uiPriority="61" w:unhideWhenUsed="0"/>
+    <w:lsdException w:name="Light Grid Accent 6" w:semiHidden="0" w:uiPriority="62" w:unhideWhenUsed="0"/>
+    <w:lsdException w:name="Medium Shading 1 Accent 6" w:semiHidden="0" w:uiPriority="63" w:unhideWhenUsed="0"/>
+    <w:lsdException w:name="Medium Shading 2 Accent 6" w:semiHidden="0" w:uiPriority="64" w:unhideWhenUsed="0"/>
+    <w:lsdException w:name="Medium List 1 Accent 6" w:semiHidden="0" w:uiPriority="65" w:unhideWhenUsed="0"/>
+    <w:lsdException w:name="Medium List 2 Accent 6" w:semiHidden="0" w:uiPriority="66" w:unhideWhenUsed="0"/>
+    <w:lsdException w:name="Medium Grid 1 Accent 6" w:semiHidden="0" w:uiPriority="67" w:unhideWhenUsed="0"/>
+    <w:lsdException w:name="Medium Grid 2 Accent 6" w:semiHidden="0" w:uiPriority="68" w:unhideWhenUsed="0"/>
+    <w:lsdException w:name="Medium Grid 3 Accent 6" w:semiHidden="0" w:uiPriority="69" w:unhideWhenUsed="0"/>
+    <w:lsdException w:name="Dark List Accent 6" w:semiHidden="0" w:uiPriority="70" w:unhideWhenUsed="0"/>
+    <w:lsdException w:name="Colorful Shading Accent 6" w:semiHidden="0" w:uiPriority="71" w:unhideWhenUsed="0"/>
+    <w:lsdException w:name="Colorful List Accent 6" w:semiHidden="0" w:uiPriority="72" w:unhideWhenUsed="0"/>
+    <w:lsdException w:name="Colorful Grid Accent 6" w:semiHidden="0" w:uiPriority="73" w:unhideWhenUsed="0"/>
   </w:latentStyles>
-  <w:style w:type="paragraph" w:default="1" w:styleId="1">
+  <w:style w:type="paragraph" w:default="1" w:styleId="Normal">
     <w:name w:val="Normal"/>
     <w:qFormat/>
-    <w:uiPriority w:val="0"/>
     <w:pPr>
       <w:kinsoku w:val="0"/>
       <w:autoSpaceDE w:val="0"/>
@@ -6953,7 +6827,7 @@
       <w:textAlignment w:val="baseline"/>
     </w:pPr>
     <w:rPr>
-      <w:rFonts w:ascii="Arial" w:hAnsi="Arial" w:eastAsia="宋体" w:cs="Arial"/>
+      <w:rFonts w:ascii="Arial" w:eastAsia="宋体" w:hAnsi="Arial" w:cs="Arial"/>
       <w:snapToGrid w:val="0"/>
       <w:color w:val="000000"/>
       <w:kern w:val="0"/>
@@ -6962,12 +6836,11 @@
       <w:lang w:val="en-US" w:eastAsia="en-US" w:bidi="ar-SA"/>
     </w:rPr>
   </w:style>
-  <w:style w:type="paragraph" w:styleId="2">
+  <w:style w:type="paragraph" w:styleId="Heading1">
     <w:name w:val="heading 1"/>
-    <w:basedOn w:val="1"/>
-    <w:next w:val="1"/>
+    <w:basedOn w:val="Normal"/>
+    <w:next w:val="Normal"/>
     <w:qFormat/>
-    <w:uiPriority w:val="0"/>
     <w:pPr>
       <w:keepNext/>
       <w:keepLines/>
@@ -6985,13 +6858,12 @@
       <w:sz w:val="44"/>
     </w:rPr>
   </w:style>
-  <w:style w:type="paragraph" w:styleId="3">
+  <w:style w:type="paragraph" w:styleId="Heading2">
     <w:name w:val="heading 2"/>
-    <w:basedOn w:val="1"/>
-    <w:next w:val="1"/>
+    <w:basedOn w:val="Normal"/>
+    <w:next w:val="Normal"/>
     <w:unhideWhenUsed/>
     <w:qFormat/>
-    <w:uiPriority w:val="0"/>
     <w:pPr>
       <w:keepNext/>
       <w:keepLines/>
@@ -7004,19 +6876,18 @@
       <w:outlineLvl w:val="1"/>
     </w:pPr>
     <w:rPr>
-      <w:rFonts w:ascii="Arial" w:hAnsi="Arial" w:eastAsia="黑体"/>
+      <w:rFonts w:ascii="Arial" w:eastAsia="黑体" w:hAnsi="Arial"/>
       <w:b/>
       <w:sz w:val="32"/>
     </w:rPr>
   </w:style>
-  <w:style w:type="paragraph" w:styleId="4">
+  <w:style w:type="paragraph" w:styleId="Heading3">
     <w:name w:val="heading 3"/>
-    <w:basedOn w:val="1"/>
-    <w:next w:val="1"/>
+    <w:basedOn w:val="Normal"/>
+    <w:next w:val="Normal"/>
     <w:semiHidden/>
     <w:unhideWhenUsed/>
     <w:qFormat/>
-    <w:uiPriority w:val="0"/>
     <w:pPr>
       <w:keepNext/>
       <w:keepLines/>
@@ -7033,13 +6904,12 @@
       <w:sz w:val="32"/>
     </w:rPr>
   </w:style>
-  <w:style w:type="paragraph" w:styleId="5">
+  <w:style w:type="paragraph" w:styleId="Heading4">
     <w:name w:val="heading 4"/>
-    <w:basedOn w:val="1"/>
-    <w:next w:val="1"/>
+    <w:basedOn w:val="Normal"/>
+    <w:next w:val="Normal"/>
     <w:unhideWhenUsed/>
     <w:qFormat/>
-    <w:uiPriority w:val="0"/>
     <w:pPr>
       <w:keepNext/>
       <w:keepLines/>
@@ -7052,19 +6922,18 @@
       <w:outlineLvl w:val="3"/>
     </w:pPr>
     <w:rPr>
-      <w:rFonts w:ascii="Arial" w:hAnsi="Arial" w:eastAsia="黑体"/>
+      <w:rFonts w:ascii="Arial" w:eastAsia="黑体" w:hAnsi="Arial"/>
       <w:b/>
       <w:sz w:val="28"/>
     </w:rPr>
   </w:style>
-  <w:style w:type="paragraph" w:styleId="6">
+  <w:style w:type="paragraph" w:styleId="Heading5">
     <w:name w:val="heading 5"/>
-    <w:basedOn w:val="1"/>
-    <w:next w:val="1"/>
+    <w:basedOn w:val="Normal"/>
+    <w:next w:val="Normal"/>
     <w:semiHidden/>
     <w:unhideWhenUsed/>
     <w:qFormat/>
-    <w:uiPriority w:val="0"/>
     <w:pPr>
       <w:keepNext/>
       <w:keepLines/>
@@ -7081,14 +6950,13 @@
       <w:sz w:val="28"/>
     </w:rPr>
   </w:style>
-  <w:style w:type="paragraph" w:styleId="7">
+  <w:style w:type="paragraph" w:styleId="Heading6">
     <w:name w:val="heading 6"/>
-    <w:basedOn w:val="1"/>
-    <w:next w:val="1"/>
+    <w:basedOn w:val="Normal"/>
+    <w:next w:val="Normal"/>
     <w:semiHidden/>
     <w:unhideWhenUsed/>
     <w:qFormat/>
-    <w:uiPriority w:val="0"/>
     <w:pPr>
       <w:keepNext/>
       <w:keepLines/>
@@ -7101,19 +6969,18 @@
       <w:outlineLvl w:val="5"/>
     </w:pPr>
     <w:rPr>
-      <w:rFonts w:ascii="Arial" w:hAnsi="Arial" w:eastAsia="黑体"/>
+      <w:rFonts w:ascii="Arial" w:eastAsia="黑体" w:hAnsi="Arial"/>
       <w:b/>
       <w:sz w:val="24"/>
     </w:rPr>
   </w:style>
-  <w:style w:type="paragraph" w:styleId="8">
+  <w:style w:type="paragraph" w:styleId="Heading7">
     <w:name w:val="heading 7"/>
-    <w:basedOn w:val="1"/>
-    <w:next w:val="1"/>
+    <w:basedOn w:val="Normal"/>
+    <w:next w:val="Normal"/>
     <w:semiHidden/>
     <w:unhideWhenUsed/>
     <w:qFormat/>
-    <w:uiPriority w:val="0"/>
     <w:pPr>
       <w:keepNext/>
       <w:keepLines/>
@@ -7130,14 +6997,13 @@
       <w:sz w:val="24"/>
     </w:rPr>
   </w:style>
-  <w:style w:type="paragraph" w:styleId="9">
+  <w:style w:type="paragraph" w:styleId="Heading8">
     <w:name w:val="heading 8"/>
-    <w:basedOn w:val="1"/>
-    <w:next w:val="1"/>
+    <w:basedOn w:val="Normal"/>
+    <w:next w:val="Normal"/>
     <w:semiHidden/>
     <w:unhideWhenUsed/>
     <w:qFormat/>
-    <w:uiPriority w:val="0"/>
     <w:pPr>
       <w:keepNext/>
       <w:keepLines/>
@@ -7150,18 +7016,17 @@
       <w:outlineLvl w:val="7"/>
     </w:pPr>
     <w:rPr>
-      <w:rFonts w:ascii="Arial" w:hAnsi="Arial" w:eastAsia="黑体"/>
+      <w:rFonts w:ascii="Arial" w:eastAsia="黑体" w:hAnsi="Arial"/>
       <w:sz w:val="24"/>
     </w:rPr>
   </w:style>
-  <w:style w:type="paragraph" w:styleId="10">
+  <w:style w:type="paragraph" w:styleId="Heading9">
     <w:name w:val="heading 9"/>
-    <w:basedOn w:val="1"/>
-    <w:next w:val="1"/>
+    <w:basedOn w:val="Normal"/>
+    <w:next w:val="Normal"/>
     <w:semiHidden/>
     <w:unhideWhenUsed/>
     <w:qFormat/>
-    <w:uiPriority w:val="0"/>
     <w:pPr>
       <w:keepNext/>
       <w:keepLines/>
@@ -7174,21 +7039,19 @@
       <w:outlineLvl w:val="8"/>
     </w:pPr>
     <w:rPr>
-      <w:rFonts w:ascii="Arial" w:hAnsi="Arial" w:eastAsia="黑体"/>
+      <w:rFonts w:ascii="Arial" w:eastAsia="黑体" w:hAnsi="Arial"/>
       <w:sz w:val="21"/>
     </w:rPr>
   </w:style>
-  <w:style w:type="character" w:default="1" w:styleId="22">
+  <w:style w:type="character" w:default="1" w:styleId="DefaultParagraphFont">
     <w:name w:val="Default Paragraph Font"/>
     <w:semiHidden/>
     <w:qFormat/>
-    <w:uiPriority w:val="0"/>
   </w:style>
-  <w:style w:type="table" w:default="1" w:styleId="20">
+  <w:style w:type="table" w:default="1" w:styleId="TableNormal">
     <w:name w:val="Normal Table"/>
     <w:semiHidden/>
     <w:qFormat/>
-    <w:uiPriority w:val="0"/>
     <w:tblPr>
       <w:tblCellMar>
         <w:top w:w="0" w:type="dxa"/>
@@ -7198,43 +7061,39 @@
       </w:tblCellMar>
     </w:tblPr>
   </w:style>
-  <w:style w:type="paragraph" w:styleId="11">
+  <w:style w:type="paragraph" w:styleId="CommentText">
     <w:name w:val="annotation text"/>
-    <w:basedOn w:val="1"/>
+    <w:basedOn w:val="Normal"/>
     <w:qFormat/>
-    <w:uiPriority w:val="0"/>
     <w:pPr>
       <w:jc w:val="left"/>
     </w:pPr>
   </w:style>
-  <w:style w:type="paragraph" w:styleId="12">
+  <w:style w:type="paragraph" w:styleId="BodyText">
     <w:name w:val="Body Text"/>
-    <w:basedOn w:val="1"/>
+    <w:basedOn w:val="Normal"/>
     <w:semiHidden/>
     <w:qFormat/>
-    <w:uiPriority w:val="0"/>
     <w:rPr>
-      <w:rFonts w:ascii="Arial" w:hAnsi="Arial" w:eastAsia="Arial" w:cs="Arial"/>
+      <w:rFonts w:ascii="Arial" w:eastAsia="Arial" w:hAnsi="Arial" w:cs="Arial"/>
       <w:sz w:val="21"/>
       <w:szCs w:val="21"/>
       <w:lang w:val="en-US" w:eastAsia="en-US" w:bidi="ar-SA"/>
     </w:rPr>
   </w:style>
-  <w:style w:type="paragraph" w:styleId="13">
+  <w:style w:type="paragraph" w:styleId="TOC3">
     <w:name w:val="toc 3"/>
-    <w:basedOn w:val="1"/>
-    <w:next w:val="1"/>
+    <w:basedOn w:val="Normal"/>
+    <w:next w:val="Normal"/>
     <w:qFormat/>
-    <w:uiPriority w:val="0"/>
     <w:pPr>
       <w:ind w:left="840" w:leftChars="400"/>
     </w:pPr>
   </w:style>
-  <w:style w:type="paragraph" w:styleId="14">
+  <w:style w:type="paragraph" w:styleId="Footer">
     <w:name w:val="footer"/>
-    <w:basedOn w:val="1"/>
+    <w:basedOn w:val="Normal"/>
     <w:qFormat/>
-    <w:uiPriority w:val="0"/>
     <w:pPr>
       <w:tabs>
         <w:tab w:val="center" w:pos="4153"/>
@@ -7247,17 +7106,16 @@
       <w:sz w:val="18"/>
     </w:rPr>
   </w:style>
-  <w:style w:type="paragraph" w:styleId="15">
+  <w:style w:type="paragraph" w:styleId="Header">
     <w:name w:val="header"/>
-    <w:basedOn w:val="1"/>
+    <w:basedOn w:val="Normal"/>
     <w:qFormat/>
-    <w:uiPriority w:val="0"/>
     <w:pPr>
       <w:pBdr>
-        <w:top w:val="none" w:color="auto" w:sz="0" w:space="0"/>
-        <w:left w:val="none" w:color="auto" w:sz="0" w:space="0"/>
-        <w:bottom w:val="none" w:color="auto" w:sz="0" w:space="0"/>
-        <w:right w:val="none" w:color="auto" w:sz="0" w:space="0"/>
+        <w:top w:val="nil"/>
+        <w:left w:val="nil"/>
+        <w:bottom w:val="nil"/>
+        <w:right w:val="nil"/>
       </w:pBdr>
       <w:tabs>
         <w:tab w:val="center" w:pos="4153"/>
@@ -7272,41 +7130,37 @@
       <w:sz w:val="18"/>
     </w:rPr>
   </w:style>
-  <w:style w:type="paragraph" w:styleId="16">
+  <w:style w:type="paragraph" w:styleId="TOC1">
     <w:name w:val="toc 1"/>
-    <w:basedOn w:val="1"/>
-    <w:next w:val="1"/>
+    <w:basedOn w:val="Normal"/>
+    <w:next w:val="Normal"/>
     <w:qFormat/>
-    <w:uiPriority w:val="0"/>
     <w:rPr>
-      <w:rFonts w:ascii="Arial" w:hAnsi="Arial" w:eastAsia="Microsoft JhengHei"/>
+      <w:rFonts w:ascii="Arial" w:eastAsia="Microsoft JhengHei" w:hAnsi="Arial"/>
       <w:sz w:val="24"/>
     </w:rPr>
   </w:style>
-  <w:style w:type="paragraph" w:styleId="17">
+  <w:style w:type="paragraph" w:styleId="TOC2">
     <w:name w:val="toc 2"/>
-    <w:basedOn w:val="1"/>
-    <w:next w:val="1"/>
+    <w:basedOn w:val="Normal"/>
+    <w:next w:val="Normal"/>
     <w:qFormat/>
-    <w:uiPriority w:val="0"/>
     <w:pPr>
       <w:ind w:left="420" w:leftChars="200"/>
     </w:pPr>
   </w:style>
-  <w:style w:type="paragraph" w:styleId="18">
+  <w:style w:type="paragraph" w:styleId="NormalWeb">
     <w:name w:val="Normal (Web)"/>
-    <w:basedOn w:val="1"/>
+    <w:basedOn w:val="Normal"/>
     <w:qFormat/>
-    <w:uiPriority w:val="0"/>
     <w:rPr>
       <w:sz w:val="24"/>
     </w:rPr>
   </w:style>
-  <w:style w:type="paragraph" w:styleId="19">
+  <w:style w:type="paragraph" w:styleId="Title">
     <w:name w:val="Title"/>
-    <w:basedOn w:val="1"/>
+    <w:basedOn w:val="Normal"/>
     <w:qFormat/>
-    <w:uiPriority w:val="0"/>
     <w:pPr>
       <w:spacing w:before="240" w:beforeLines="0" w:beforeAutospacing="0" w:after="60" w:afterLines="0" w:afterAutospacing="0"/>
       <w:jc w:val="center"/>
@@ -7318,83 +7172,77 @@
       <w:sz w:val="32"/>
     </w:rPr>
   </w:style>
-  <w:style w:type="table" w:styleId="21">
+  <w:style w:type="table" w:styleId="TableGrid">
     <w:name w:val="Table Grid"/>
-    <w:basedOn w:val="20"/>
+    <w:basedOn w:val="TableNormal"/>
     <w:qFormat/>
-    <w:uiPriority w:val="0"/>
     <w:pPr>
       <w:widowControl w:val="0"/>
       <w:jc w:val="both"/>
     </w:pPr>
     <w:tblPr>
       <w:tblBorders>
-        <w:top w:val="single" w:color="auto" w:sz="4" w:space="0"/>
-        <w:left w:val="single" w:color="auto" w:sz="4" w:space="0"/>
-        <w:bottom w:val="single" w:color="auto" w:sz="4" w:space="0"/>
-        <w:right w:val="single" w:color="auto" w:sz="4" w:space="0"/>
-        <w:insideH w:val="single" w:color="auto" w:sz="4" w:space="0"/>
-        <w:insideV w:val="single" w:color="auto" w:sz="4" w:space="0"/>
+        <w:top w:val="single" w:sz="4" w:space="0" w:color="auto"/>
+        <w:left w:val="single" w:sz="4" w:space="0" w:color="auto"/>
+        <w:bottom w:val="single" w:sz="4" w:space="0" w:color="auto"/>
+        <w:right w:val="single" w:sz="4" w:space="0" w:color="auto"/>
+        <w:insideH w:val="single" w:sz="4" w:space="0" w:color="auto"/>
+        <w:insideV w:val="single" w:sz="4" w:space="0" w:color="auto"/>
       </w:tblBorders>
     </w:tblPr>
   </w:style>
-  <w:style w:type="character" w:styleId="23">
+  <w:style w:type="character" w:styleId="Strong">
     <w:name w:val="Strong"/>
-    <w:basedOn w:val="22"/>
+    <w:basedOn w:val="DefaultParagraphFont"/>
     <w:qFormat/>
-    <w:uiPriority w:val="0"/>
     <w:rPr>
       <w:b/>
     </w:rPr>
   </w:style>
-  <w:style w:type="character" w:styleId="24">
+  <w:style w:type="character" w:styleId="Hyperlink">
     <w:name w:val="Hyperlink"/>
-    <w:basedOn w:val="22"/>
+    <w:basedOn w:val="DefaultParagraphFont"/>
     <w:qFormat/>
-    <w:uiPriority w:val="0"/>
     <w:rPr>
       <w:color w:val="0000FF"/>
       <w:u w:val="single"/>
     </w:rPr>
   </w:style>
-  <w:style w:type="paragraph" w:customStyle="1" w:styleId="25">
+  <w:style w:type="paragraph" w:customStyle="1" w:styleId="a">
     <w:name w:val="柴_公司名"/>
-    <w:basedOn w:val="19"/>
+    <w:basedOn w:val="Title"/>
     <w:qFormat/>
-    <w:uiPriority w:val="0"/>
     <w:pPr>
       <w:spacing w:after="600" w:afterLines="600"/>
     </w:pPr>
     <w:rPr>
-      <w:rFonts w:hint="eastAsia" w:ascii="宋体" w:hAnsi="宋体" w:eastAsia="宋体" w:cs="宋体"/>
+      <w:rFonts w:ascii="宋体" w:eastAsia="宋体" w:hAnsi="宋体" w:cs="宋体" w:hint="eastAsia"/>
       <w:bCs/>
       <w:spacing w:val="-6"/>
       <w:sz w:val="52"/>
       <w:szCs w:val="52"/>
     </w:rPr>
   </w:style>
-  <w:style w:type="paragraph" w:customStyle="1" w:styleId="26">
+  <w:style w:type="paragraph" w:customStyle="1" w:styleId="a0">
     <w:name w:val="柴_文档名"/>
-    <w:basedOn w:val="19"/>
+    <w:basedOn w:val="Title"/>
     <w:qFormat/>
-    <w:uiPriority w:val="0"/>
     <w:pPr>
       <w:spacing w:after="900" w:afterLines="900"/>
     </w:pPr>
     <w:rPr>
-      <w:rFonts w:ascii="黑体" w:hAnsi="黑体" w:eastAsia="黑体" w:cs="黑体"/>
+      <w:rFonts w:ascii="黑体" w:eastAsia="黑体" w:hAnsi="黑体" w:cs="黑体"/>
       <w:bCs/>
       <w:spacing w:val="-7"/>
       <w:sz w:val="52"/>
       <w:szCs w:val="52"/>
     </w:rPr>
   </w:style>
-  <w:style w:type="table" w:customStyle="1" w:styleId="27">
+  <w:style w:type="table" w:customStyle="1" w:styleId="TableNormal0">
     <w:name w:val="Table Normal_0"/>
     <w:semiHidden/>
     <w:unhideWhenUsed/>
     <w:qFormat/>
-    <w:uiPriority w:val="0"/>
     <w:tblPr>
       <w:tblCellMar>
         <w:top w:w="0" w:type="dxa"/>
@@ -7404,87 +7252,81 @@
       </w:tblCellMar>
     </w:tblPr>
   </w:style>
-  <w:style w:type="paragraph" w:customStyle="1" w:styleId="28">
+  <w:style w:type="paragraph" w:customStyle="1" w:styleId="TableText">
     <w:name w:val="Table Text"/>
-    <w:basedOn w:val="1"/>
+    <w:basedOn w:val="Normal"/>
     <w:semiHidden/>
     <w:qFormat/>
-    <w:uiPriority w:val="0"/>
     <w:rPr>
-      <w:rFonts w:ascii="宋体" w:hAnsi="宋体" w:eastAsia="宋体" w:cs="宋体"/>
+      <w:rFonts w:ascii="宋体" w:eastAsia="宋体" w:hAnsi="宋体" w:cs="宋体"/>
       <w:sz w:val="21"/>
       <w:szCs w:val="21"/>
       <w:lang w:val="en-US" w:eastAsia="en-US" w:bidi="ar-SA"/>
     </w:rPr>
   </w:style>
-  <w:style w:type="paragraph" w:customStyle="1" w:styleId="29">
+  <w:style w:type="paragraph" w:customStyle="1" w:styleId="1">
     <w:name w:val="柴_标题1"/>
-    <w:basedOn w:val="2"/>
-    <w:next w:val="30"/>
-    <w:link w:val="39"/>
+    <w:basedOn w:val="Heading1"/>
+    <w:next w:val="a1"/>
+    <w:link w:val="1Char"/>
     <w:qFormat/>
-    <w:uiPriority w:val="0"/>
     <w:pPr>
       <w:spacing w:before="100" w:after="90" w:line="360" w:lineRule="auto"/>
     </w:pPr>
     <w:rPr>
-      <w:rFonts w:ascii="Arial" w:hAnsi="Arial" w:eastAsia="宋体"/>
+      <w:rFonts w:ascii="Arial" w:eastAsia="宋体" w:hAnsi="Arial"/>
       <w:sz w:val="32"/>
     </w:rPr>
   </w:style>
-  <w:style w:type="paragraph" w:customStyle="1" w:styleId="30">
+  <w:style w:type="paragraph" w:customStyle="1" w:styleId="a1">
     <w:name w:val="柴_正文"/>
-    <w:basedOn w:val="12"/>
-    <w:link w:val="43"/>
+    <w:basedOn w:val="BodyText"/>
+    <w:link w:val="Char"/>
     <w:qFormat/>
-    <w:uiPriority w:val="0"/>
     <w:pPr>
       <w:spacing w:line="360" w:lineRule="auto"/>
       <w:ind w:firstLine="470" w:firstLineChars="200"/>
     </w:pPr>
     <w:rPr>
-      <w:rFonts w:ascii="Arial" w:hAnsi="Arial" w:eastAsia="宋体"/>
+      <w:rFonts w:ascii="Arial" w:eastAsia="宋体" w:hAnsi="Arial"/>
       <w:sz w:val="24"/>
       <w:lang w:eastAsia="zh-CN"/>
     </w:rPr>
   </w:style>
-  <w:style w:type="paragraph" w:customStyle="1" w:styleId="31">
+  <w:style w:type="paragraph" w:customStyle="1" w:styleId="2">
     <w:name w:val="柴_标题2"/>
-    <w:basedOn w:val="3"/>
-    <w:next w:val="30"/>
+    <w:basedOn w:val="Heading2"/>
+    <w:next w:val="a1"/>
     <w:qFormat/>
-    <w:uiPriority w:val="0"/>
     <w:pPr>
       <w:spacing w:line="360" w:lineRule="auto"/>
     </w:pPr>
     <w:rPr>
-      <w:rFonts w:ascii="Arial" w:hAnsi="Arial" w:eastAsia="宋体"/>
+      <w:rFonts w:ascii="Arial" w:eastAsia="宋体" w:hAnsi="Arial"/>
       <w:sz w:val="28"/>
     </w:rPr>
   </w:style>
-  <w:style w:type="paragraph" w:customStyle="1" w:styleId="32">
+  <w:style w:type="paragraph" w:customStyle="1" w:styleId="3">
     <w:name w:val="柴_标题3"/>
-    <w:basedOn w:val="4"/>
-    <w:next w:val="30"/>
+    <w:basedOn w:val="Heading3"/>
+    <w:next w:val="a1"/>
     <w:qFormat/>
-    <w:uiPriority w:val="0"/>
     <w:pPr>
       <w:spacing w:line="360" w:lineRule="auto"/>
       <w:ind w:left="0" w:firstLine="472" w:firstLineChars="200"/>
     </w:pPr>
     <w:rPr>
-      <w:rFonts w:ascii="宋体" w:hAnsi="宋体" w:eastAsia="宋体" w:cs="宋体"/>
+      <w:rFonts w:ascii="宋体" w:eastAsia="宋体" w:hAnsi="宋体" w:cs="宋体"/>
       <w:spacing w:val="-2"/>
       <w:sz w:val="24"/>
       <w:szCs w:val="24"/>
     </w:rPr>
   </w:style>
-  <w:style w:type="paragraph" w:customStyle="1" w:styleId="33">
+  <w:style w:type="paragraph" w:customStyle="1" w:styleId="a2">
     <w:name w:val="柴_目录"/>
-    <w:basedOn w:val="1"/>
-    <w:next w:val="12"/>
+    <w:basedOn w:val="Normal"/>
+    <w:next w:val="BodyText"/>
     <w:qFormat/>
-    <w:uiPriority w:val="0"/>
     <w:pPr>
       <w:tabs>
         <w:tab w:val="right" w:leader="dot" w:pos="8442"/>
@@ -7492,64 +7334,59 @@
       <w:ind w:left="0" w:leftChars="0"/>
     </w:pPr>
     <w:rPr>
-      <w:rFonts w:ascii="Arial" w:hAnsi="Arial" w:eastAsia="Microsoft JhengHei"/>
+      <w:rFonts w:ascii="Arial" w:eastAsia="Microsoft JhengHei" w:hAnsi="Arial"/>
       <w:sz w:val="24"/>
     </w:rPr>
   </w:style>
-  <w:style w:type="paragraph" w:customStyle="1" w:styleId="34">
+  <w:style w:type="paragraph" w:customStyle="1" w:styleId="WPSOffice1">
     <w:name w:val="WPSOffice手动目录 1"/>
     <w:qFormat/>
-    <w:uiPriority w:val="0"/>
     <w:pPr>
       <w:ind w:leftChars="0"/>
     </w:pPr>
     <w:rPr>
-      <w:rFonts w:ascii="Times New Roman" w:hAnsi="Times New Roman" w:eastAsia="宋体" w:cs="Times New Roman"/>
+      <w:rFonts w:ascii="Times New Roman" w:eastAsia="宋体" w:hAnsi="Times New Roman" w:cs="Times New Roman"/>
       <w:sz w:val="20"/>
       <w:szCs w:val="20"/>
     </w:rPr>
   </w:style>
-  <w:style w:type="paragraph" w:customStyle="1" w:styleId="35">
+  <w:style w:type="paragraph" w:customStyle="1" w:styleId="WPSOffice2">
     <w:name w:val="WPSOffice手动目录 2"/>
     <w:qFormat/>
-    <w:uiPriority w:val="0"/>
     <w:pPr>
       <w:ind w:leftChars="200"/>
     </w:pPr>
     <w:rPr>
-      <w:rFonts w:ascii="Times New Roman" w:hAnsi="Times New Roman" w:eastAsia="宋体" w:cs="Times New Roman"/>
+      <w:rFonts w:ascii="Times New Roman" w:eastAsia="宋体" w:hAnsi="Times New Roman" w:cs="Times New Roman"/>
       <w:sz w:val="20"/>
       <w:szCs w:val="20"/>
     </w:rPr>
   </w:style>
-  <w:style w:type="paragraph" w:customStyle="1" w:styleId="36">
+  <w:style w:type="paragraph" w:customStyle="1" w:styleId="WPSOffice3">
     <w:name w:val="WPSOffice手动目录 3"/>
     <w:qFormat/>
-    <w:uiPriority w:val="0"/>
     <w:pPr>
       <w:ind w:leftChars="400"/>
     </w:pPr>
     <w:rPr>
-      <w:rFonts w:ascii="Times New Roman" w:hAnsi="Times New Roman" w:eastAsia="宋体" w:cs="Times New Roman"/>
+      <w:rFonts w:ascii="Times New Roman" w:eastAsia="宋体" w:hAnsi="Times New Roman" w:cs="Times New Roman"/>
       <w:sz w:val="20"/>
       <w:szCs w:val="20"/>
     </w:rPr>
   </w:style>
-  <w:style w:type="paragraph" w:customStyle="1" w:styleId="37">
+  <w:style w:type="paragraph" w:customStyle="1" w:styleId="Compact">
     <w:name w:val="Compact"/>
-    <w:basedOn w:val="12"/>
+    <w:basedOn w:val="BodyText"/>
     <w:qFormat/>
-    <w:uiPriority w:val="0"/>
     <w:pPr>
       <w:spacing w:before="36" w:after="36"/>
     </w:pPr>
   </w:style>
-  <w:style w:type="table" w:customStyle="1" w:styleId="38">
+  <w:style w:type="table" w:customStyle="1" w:styleId="Table">
     <w:name w:val="Table"/>
     <w:semiHidden/>
     <w:unhideWhenUsed/>
     <w:qFormat/>
-    <w:uiPriority w:val="0"/>
     <w:tblPr>
       <w:tblCellMar>
         <w:top w:w="0" w:type="dxa"/>
@@ -7561,28 +7398,26 @@
     <w:tblStylePr w:type="firstRow">
       <w:tcPr>
         <w:tcBorders>
-          <w:bottom w:val="single" w:color="auto" w:sz="0" w:space="0"/>
+          <w:bottom w:val="single" w:sz="0" w:space="0" w:color="auto"/>
         </w:tcBorders>
         <w:vAlign w:val="bottom"/>
       </w:tcPr>
     </w:tblStylePr>
   </w:style>
-  <w:style w:type="character" w:customStyle="1" w:styleId="39">
+  <w:style w:type="character" w:customStyle="1" w:styleId="1Char">
     <w:name w:val="柴_标题1 Char"/>
-    <w:link w:val="29"/>
+    <w:link w:val="1"/>
     <w:qFormat/>
-    <w:uiPriority w:val="0"/>
     <w:rPr>
-      <w:rFonts w:ascii="Arial" w:hAnsi="Arial" w:eastAsia="宋体"/>
+      <w:rFonts w:ascii="Arial" w:eastAsia="宋体" w:hAnsi="Arial"/>
       <w:sz w:val="32"/>
     </w:rPr>
   </w:style>
-  <w:style w:type="table" w:customStyle="1" w:styleId="40">
+  <w:style w:type="table" w:customStyle="1" w:styleId="TableNormal1">
     <w:name w:val="Table Normal_1"/>
     <w:semiHidden/>
     <w:unhideWhenUsed/>
     <w:qFormat/>
-    <w:uiPriority w:val="0"/>
     <w:tblPr>
       <w:tblCellMar>
         <w:top w:w="0" w:type="dxa"/>
@@ -7592,11 +7427,10 @@
       </w:tblCellMar>
     </w:tblPr>
   </w:style>
-  <w:style w:type="paragraph" w:customStyle="1" w:styleId="41">
+  <w:style w:type="paragraph" w:customStyle="1" w:styleId="a3">
     <w:name w:val="柴_正文_无缩进"/>
-    <w:basedOn w:val="1"/>
+    <w:basedOn w:val="Normal"/>
     <w:qFormat/>
-    <w:uiPriority w:val="0"/>
     <w:pPr>
       <w:ind w:firstLine="0" w:firstLineChars="0"/>
     </w:pPr>
@@ -7606,31 +7440,29 @@
       <w:lang w:eastAsia="zh-CN"/>
     </w:rPr>
   </w:style>
-  <w:style w:type="paragraph" w:customStyle="1" w:styleId="42">
+  <w:style w:type="paragraph" w:customStyle="1" w:styleId="4">
     <w:name w:val="柴_标题4"/>
-    <w:basedOn w:val="5"/>
-    <w:next w:val="1"/>
+    <w:basedOn w:val="Heading4"/>
+    <w:next w:val="Normal"/>
     <w:qFormat/>
-    <w:uiPriority w:val="0"/>
     <w:pPr>
       <w:widowControl w:val="0"/>
       <w:spacing w:before="160" w:line="360" w:lineRule="auto"/>
-      <w:ind w:left="981" w:leftChars="300" w:hanging="862"/>
+      <w:ind w:left="981" w:hanging="862" w:leftChars="300"/>
     </w:pPr>
     <w:rPr>
-      <w:rFonts w:hint="eastAsia" w:ascii="Calibri" w:hAnsi="Calibri" w:eastAsia="宋体" w:cs="宋体"/>
+      <w:rFonts w:ascii="Calibri" w:eastAsia="宋体" w:hAnsi="Calibri" w:cs="宋体" w:hint="eastAsia"/>
       <w:sz w:val="24"/>
       <w:szCs w:val="24"/>
       <w:lang w:eastAsia="zh-CN" w:bidi="zh-CN"/>
     </w:rPr>
   </w:style>
-  <w:style w:type="character" w:customStyle="1" w:styleId="43">
+  <w:style w:type="character" w:customStyle="1" w:styleId="Char">
     <w:name w:val="柴_正文 Char"/>
-    <w:link w:val="30"/>
+    <w:link w:val="a1"/>
     <w:qFormat/>
-    <w:uiPriority w:val="0"/>
     <w:rPr>
-      <w:rFonts w:ascii="Arial" w:hAnsi="Arial" w:eastAsia="宋体"/>
+      <w:rFonts w:ascii="Arial" w:eastAsia="宋体" w:hAnsi="Arial"/>
       <w:sz w:val="24"/>
       <w:lang w:eastAsia="zh-CN"/>
     </w:rPr>
